--- a/CV - Nguyen Hoang Quan.docx
+++ b/CV - Nguyen Hoang Quan.docx
@@ -34,7 +34,7 @@
           <w:sz w:val="23"/>
           <w:szCs w:val="23"/>
         </w:rPr>
-        <w:t xml:space="preserve">Software Developer</w:t>
+        <w:t xml:space="preserve">Full-stack Developer</w:t>
       </w:r>
       <w:r/>
     </w:p>
@@ -56,7 +56,7 @@
       <w:hyperlink r:id="rId10" w:tooltip="mailto:nghoangquan1705@gmail.com" w:history="1">
         <w:r>
           <w:rPr>
-            <w:rStyle w:val="753"/>
+            <w:rStyle w:val="905"/>
             <w:color w:val="000000"/>
             <w:sz w:val="21"/>
             <w:szCs w:val="21"/>
@@ -84,7 +84,7 @@
       <w:hyperlink r:id="rId11" w:tooltip="https://www.linkedin.com/in/nghoangquan175/" w:history="1">
         <w:r>
           <w:rPr>
-            <w:rStyle w:val="753"/>
+            <w:rStyle w:val="905"/>
             <w:color w:val="000000"/>
             <w:sz w:val="21"/>
             <w:szCs w:val="21"/>
@@ -103,7 +103,7 @@
       <w:hyperlink r:id="rId12" w:tooltip="https://github.com/nghoangquan175" w:history="1">
         <w:r>
           <w:rPr>
-            <w:rStyle w:val="753"/>
+            <w:rStyle w:val="905"/>
             <w:color w:val="000000"/>
             <w:sz w:val="21"/>
             <w:szCs w:val="21"/>
@@ -122,7 +122,7 @@
       <w:hyperlink r:id="rId13" w:tooltip="https://quannh.xyz" w:history="1">
         <w:r>
           <w:rPr>
-            <w:rStyle w:val="753"/>
+            <w:rStyle w:val="905"/>
             <w:color w:val="000000"/>
             <w:sz w:val="21"/>
             <w:szCs w:val="21"/>
@@ -140,7 +140,7 @@
         <w:pBdr>
           <w:bottom w:val="single" w:color="000000" w:sz="6" w:space="1"/>
         </w:pBdr>
-        <w:spacing w:after="170" w:before="340" w:line="276" w:lineRule="auto"/>
+        <w:spacing w:after="148" w:before="296" w:line="276" w:lineRule="auto"/>
         <w:ind/>
         <w:rPr/>
       </w:pPr>
@@ -158,16 +158,16 @@
     <w:p>
       <w:pPr>
         <w:pBdr/>
-        <w:spacing w:after="30" w:before="0" w:line="276" w:lineRule="auto"/>
+        <w:spacing w:after="39" w:before="0" w:line="276" w:lineRule="auto"/>
         <w:ind/>
         <w:jc w:val="both"/>
         <w:rPr/>
       </w:pPr>
       <w:r>
-        <w:t xml:space="preserve">Full-stack Developer with 1+ year building production websites for Australian and UK clients with TypeScript, Next.js, Strapi, NestJS a</w:t>
+        <w:t xml:space="preserve">Full-stack Developer with 1+ year of experience and 5 production websites delivered for clients in Australia and the UK, using TypeScript, Next.js, Strapi, NestJS a</w:t>
       </w:r>
       <w:r>
-        <w:t xml:space="preserve">nd PostgreSQL. Takes projects from Figma designs through launch and ongoing maintenance, working directly with clients over Slack, ClickUp and Google Meet, and uses Claude Code with MCP to speed up day-to-day delivery. Currently building cloud architecture skills with AWS and Terraform.</w:t>
+        <w:t xml:space="preserve">nd PostgreSQL. Owns projects from Figma design to launch and maintenance, communicates directly with clients over Slack, ClickUp and Google Meet, and works with Claude Code and MCP daily. Currently building cloud architecture skills with AWS and Terraform.</w:t>
       </w:r>
       <w:r/>
     </w:p>
@@ -177,7 +177,7 @@
         <w:pBdr>
           <w:bottom w:val="single" w:color="000000" w:sz="6" w:space="1"/>
         </w:pBdr>
-        <w:spacing w:after="148" w:before="296" w:line="276" w:lineRule="auto"/>
+        <w:spacing w:after="196" w:before="390" w:line="276" w:lineRule="auto"/>
         <w:ind/>
         <w:rPr/>
       </w:pPr>
@@ -198,7 +198,7 @@
         <w:tabs>
           <w:tab w:val="left" w:leader="none" w:pos="2268"/>
         </w:tabs>
-        <w:spacing w:after="0" w:before="44" w:line="276" w:lineRule="auto"/>
+        <w:spacing w:after="0" w:before="59" w:line="276" w:lineRule="auto"/>
         <w:ind w:hanging="2268" w:left="2268"/>
         <w:rPr/>
       </w:pPr>
@@ -223,7 +223,7 @@
         <w:tabs>
           <w:tab w:val="left" w:leader="none" w:pos="2268"/>
         </w:tabs>
-        <w:spacing w:after="0" w:before="44" w:line="276" w:lineRule="auto"/>
+        <w:spacing w:after="0" w:before="59" w:line="276" w:lineRule="auto"/>
         <w:ind w:hanging="2268" w:left="2268"/>
         <w:rPr/>
       </w:pPr>
@@ -248,7 +248,7 @@
         <w:tabs>
           <w:tab w:val="left" w:leader="none" w:pos="2268"/>
         </w:tabs>
-        <w:spacing w:after="0" w:before="44" w:line="276" w:lineRule="auto"/>
+        <w:spacing w:after="0" w:before="59" w:line="276" w:lineRule="auto"/>
         <w:ind w:hanging="2268" w:left="2268"/>
         <w:rPr/>
       </w:pPr>
@@ -273,7 +273,7 @@
         <w:tabs>
           <w:tab w:val="left" w:leader="none" w:pos="2268"/>
         </w:tabs>
-        <w:spacing w:after="0" w:before="44" w:line="276" w:lineRule="auto"/>
+        <w:spacing w:after="0" w:before="59" w:line="276" w:lineRule="auto"/>
         <w:ind w:hanging="2268" w:left="2268"/>
         <w:rPr/>
       </w:pPr>
@@ -298,7 +298,7 @@
         <w:tabs>
           <w:tab w:val="left" w:leader="none" w:pos="2268"/>
         </w:tabs>
-        <w:spacing w:after="0" w:before="44" w:line="276" w:lineRule="auto"/>
+        <w:spacing w:after="0" w:before="59" w:line="276" w:lineRule="auto"/>
         <w:ind w:hanging="2268" w:left="2268"/>
         <w:rPr/>
       </w:pPr>
@@ -323,7 +323,7 @@
         <w:tabs>
           <w:tab w:val="left" w:leader="none" w:pos="2268"/>
         </w:tabs>
-        <w:spacing w:after="0" w:before="44" w:line="276" w:lineRule="auto"/>
+        <w:spacing w:after="0" w:before="59" w:line="276" w:lineRule="auto"/>
         <w:ind w:hanging="2268" w:left="2268"/>
         <w:rPr/>
       </w:pPr>
@@ -348,7 +348,7 @@
         <w:tabs>
           <w:tab w:val="left" w:leader="none" w:pos="2268"/>
         </w:tabs>
-        <w:spacing w:after="0" w:before="44" w:line="276" w:lineRule="auto"/>
+        <w:spacing w:after="0" w:before="59" w:line="276" w:lineRule="auto"/>
         <w:ind w:hanging="2268" w:left="2268"/>
         <w:rPr/>
       </w:pPr>
@@ -373,7 +373,7 @@
         <w:pBdr>
           <w:bottom w:val="single" w:color="000000" w:sz="6" w:space="1"/>
         </w:pBdr>
-        <w:spacing w:after="148" w:before="296" w:line="276" w:lineRule="auto"/>
+        <w:spacing w:after="196" w:before="390" w:line="276" w:lineRule="auto"/>
         <w:ind/>
         <w:rPr/>
       </w:pPr>
@@ -395,7 +395,7 @@
         <w:tabs>
           <w:tab w:val="right" w:leader="none" w:pos="10512"/>
         </w:tabs>
-        <w:spacing w:after="30" w:before="59" w:line="276" w:lineRule="auto"/>
+        <w:spacing w:after="39" w:before="79" w:line="276" w:lineRule="auto"/>
         <w:ind w:left="0"/>
         <w:rPr/>
       </w:pPr>
@@ -425,7 +425,7 @@
       <w:pPr>
         <w:keepNext w:val="true"/>
         <w:pBdr/>
-        <w:spacing w:after="30" w:before="0" w:line="276" w:lineRule="auto"/>
+        <w:spacing w:after="39" w:before="0" w:line="276" w:lineRule="auto"/>
         <w:ind w:left="0"/>
         <w:rPr/>
       </w:pPr>
@@ -434,64 +434,64 @@
           <w:i/>
           <w:iCs/>
         </w:rPr>
-        <w:t xml:space="preserve">Outsourced web projects for clients in Australia and the UK. Learning AWS hands-on with Terraform.</w:t>
+        <w:t xml:space="preserve">Outsourced web projects for clients in Australia and the UK.</w:t>
       </w:r>
       <w:r/>
     </w:p>
     <w:p>
       <w:pPr>
-        <w:pStyle w:val="744"/>
+        <w:pStyle w:val="896"/>
         <w:numPr>
           <w:ilvl w:val="4"/>
           <w:numId w:val="8"/>
         </w:numPr>
         <w:pBdr/>
-        <w:spacing w:after="0" w:before="44" w:line="276" w:lineRule="auto"/>
+        <w:spacing w:after="0" w:before="59" w:line="276" w:lineRule="auto"/>
         <w:ind w:hanging="283" w:left="425"/>
         <w:contextualSpacing w:val="false"/>
         <w:jc w:val="both"/>
         <w:rPr/>
       </w:pPr>
       <w:r>
-        <w:t xml:space="preserve">Delivered 5 production websites for clients in Australia and the UK across health, infrastructure, retail and venture capital, from the first build through launch and ongoing maintenance</w:t>
+        <w:t xml:space="preserve">Delivered 5 production websites in health, infrastructure, retail and venture capital</w:t>
       </w:r>
       <w:r/>
     </w:p>
     <w:p>
       <w:pPr>
-        <w:pStyle w:val="744"/>
+        <w:pStyle w:val="896"/>
         <w:numPr>
           <w:ilvl w:val="4"/>
           <w:numId w:val="8"/>
         </w:numPr>
         <w:pBdr/>
-        <w:spacing w:after="0" w:before="44" w:line="276" w:lineRule="auto"/>
+        <w:spacing w:after="0" w:before="59" w:line="276" w:lineRule="auto"/>
         <w:ind w:hanging="283" w:left="425"/>
         <w:contextualSpacing w:val="false"/>
         <w:jc w:val="both"/>
         <w:rPr/>
       </w:pPr>
       <w:r>
-        <w:t xml:space="preserve">Built responsive front ends from Figma designs with Next.js and Tailwind CSS, and CMS back ends with Strapi and NestJS, working directly with clients through Slack, Google Meet and UAT rounds</w:t>
+        <w:t xml:space="preserve">Built front ends from Figma (Next.js, Tailwind CSS) and CMS back ends (Strapi, NestJS), working with clients through UAT rounds</w:t>
       </w:r>
       <w:r/>
     </w:p>
     <w:p>
       <w:pPr>
-        <w:pStyle w:val="744"/>
+        <w:pStyle w:val="896"/>
         <w:numPr>
           <w:ilvl w:val="4"/>
           <w:numId w:val="8"/>
         </w:numPr>
         <w:pBdr/>
-        <w:spacing w:after="0" w:before="44" w:line="276" w:lineRule="auto"/>
+        <w:spacing w:after="0" w:before="59" w:line="276" w:lineRule="auto"/>
         <w:ind w:hanging="283" w:left="425"/>
         <w:contextualSpacing w:val="false"/>
         <w:jc w:val="both"/>
         <w:rPr/>
       </w:pPr>
       <w:r>
-        <w:t xml:space="preserve">Introduced Claude Code with MCP (Figma, ClickUp) into daily work, and built an AI review checklist from bugs found across past projects to catch repeat issues before release</w:t>
+        <w:t xml:space="preserve">Introduced Claude Code with MCP (Figma, ClickUp) to the team workflow, plus an AI review checklist that catches repeat bugs before release</w:t>
       </w:r>
       <w:r/>
     </w:p>
@@ -502,7 +502,7 @@
         <w:tabs>
           <w:tab w:val="right" w:leader="none" w:pos="10512"/>
         </w:tabs>
-        <w:spacing w:after="30" w:before="163" w:line="276" w:lineRule="auto"/>
+        <w:spacing w:after="39" w:before="214" w:line="276" w:lineRule="auto"/>
         <w:ind w:left="425"/>
         <w:rPr/>
       </w:pPr>
@@ -529,7 +529,7 @@
       <w:pPr>
         <w:keepNext w:val="true"/>
         <w:pBdr/>
-        <w:spacing w:after="30" w:before="0" w:line="276" w:lineRule="auto"/>
+        <w:spacing w:after="39" w:before="0" w:line="276" w:lineRule="auto"/>
         <w:ind w:left="425"/>
         <w:rPr/>
       </w:pPr>
@@ -558,77 +558,77 @@
     </w:p>
     <w:p>
       <w:pPr>
-        <w:pStyle w:val="744"/>
+        <w:pStyle w:val="896"/>
         <w:numPr>
           <w:ilvl w:val="4"/>
           <w:numId w:val="8"/>
         </w:numPr>
         <w:pBdr/>
-        <w:spacing w:after="0" w:before="44" w:line="276" w:lineRule="auto"/>
+        <w:spacing w:after="0" w:before="59" w:line="276" w:lineRule="auto"/>
         <w:ind w:hanging="283" w:left="850"/>
         <w:contextualSpacing w:val="false"/>
         <w:jc w:val="both"/>
         <w:rPr/>
       </w:pPr>
       <w:r>
-        <w:t xml:space="preserve">Main contributor on front end and CMS: built the Next.js site from Figma designs and designed the Strapi content models and APIs behind it</w:t>
+        <w:t xml:space="preserve">Led front end and CMS: built the Next.js site from Figma and designed the Strapi content models and APIs</w:t>
       </w:r>
       <w:r/>
     </w:p>
     <w:p>
       <w:pPr>
-        <w:pStyle w:val="744"/>
+        <w:pStyle w:val="896"/>
         <w:numPr>
           <w:ilvl w:val="4"/>
           <w:numId w:val="8"/>
         </w:numPr>
         <w:pBdr/>
-        <w:spacing w:after="0" w:before="44" w:line="276" w:lineRule="auto"/>
+        <w:spacing w:after="0" w:before="59" w:line="276" w:lineRule="auto"/>
         <w:ind w:hanging="283" w:left="850"/>
         <w:contextualSpacing w:val="false"/>
         <w:jc w:val="both"/>
         <w:rPr/>
       </w:pPr>
       <w:r>
-        <w:t xml:space="preserve">Integrated HubSpot CRM so contact and newsletter sign-ups flow straight into the client's marketing tools</w:t>
+        <w:t xml:space="preserve">Integrated HubSpot CRM to route contact and newsletter sign-ups into the client's marketing tools</w:t>
       </w:r>
       <w:r/>
     </w:p>
     <w:p>
       <w:pPr>
-        <w:pStyle w:val="744"/>
+        <w:pStyle w:val="896"/>
         <w:numPr>
           <w:ilvl w:val="4"/>
           <w:numId w:val="8"/>
         </w:numPr>
         <w:pBdr/>
-        <w:spacing w:after="0" w:before="44" w:line="276" w:lineRule="auto"/>
+        <w:spacing w:after="0" w:before="59" w:line="276" w:lineRule="auto"/>
         <w:ind w:hanging="283" w:left="850"/>
         <w:contextualSpacing w:val="false"/>
         <w:jc w:val="both"/>
         <w:rPr/>
       </w:pPr>
       <w:r>
-        <w:t xml:space="preserve">Shipped client change requests (CRs) and deployed staging with Docker to the company's self-hosted server</w:t>
+        <w:t xml:space="preserve">Deployed staging with Docker on the company's self-hosted server and shipped client change requests (CRs)</w:t>
       </w:r>
       <w:r/>
     </w:p>
     <w:p>
       <w:pPr>
-        <w:pStyle w:val="744"/>
+        <w:pStyle w:val="896"/>
         <w:numPr>
           <w:ilvl w:val="4"/>
           <w:numId w:val="8"/>
         </w:numPr>
         <w:pBdr/>
-        <w:spacing w:after="0" w:before="44" w:line="276" w:lineRule="auto"/>
+        <w:spacing w:after="0" w:before="59" w:line="276" w:lineRule="auto"/>
         <w:ind w:hanging="283" w:left="850"/>
         <w:contextualSpacing w:val="false"/>
         <w:jc w:val="both"/>
         <w:rPr/>
       </w:pPr>
       <w:r>
-        <w:t xml:space="preserve">Optimised the website for speed, accessibility and SEO, reaching Lighthouse scores of 86–99 performance and 96–100 accessibility on every page, mobile and desktop</w:t>
+        <w:t xml:space="preserve">Raised Lighthouse scores to 86–99 performance and 96–100 accessibility on every page, mobile and desktop</w:t>
       </w:r>
       <w:r/>
     </w:p>
@@ -639,7 +639,7 @@
         <w:tabs>
           <w:tab w:val="right" w:leader="none" w:pos="10512"/>
         </w:tabs>
-        <w:spacing w:after="30" w:before="163" w:line="276" w:lineRule="auto"/>
+        <w:spacing w:after="39" w:before="214" w:line="276" w:lineRule="auto"/>
         <w:ind w:left="425"/>
         <w:rPr/>
       </w:pPr>
@@ -666,7 +666,7 @@
       <w:pPr>
         <w:keepNext w:val="true"/>
         <w:pBdr/>
-        <w:spacing w:after="30" w:before="0" w:line="276" w:lineRule="auto"/>
+        <w:spacing w:after="39" w:before="0" w:line="276" w:lineRule="auto"/>
         <w:ind w:left="425"/>
         <w:rPr/>
       </w:pPr>
@@ -687,7 +687,7 @@
       <w:hyperlink r:id="rId14" w:tooltip="https://housenine.co.uk" w:history="1">
         <w:r>
           <w:rPr>
-            <w:rStyle w:val="753"/>
+            <w:rStyle w:val="905"/>
             <w:i/>
             <w:iCs/>
             <w:color w:val="000000"/>
@@ -706,7 +706,7 @@
       <w:hyperlink r:id="rId15" w:tooltip="https://www.nineandfound.com" w:history="1">
         <w:r>
           <w:rPr>
-            <w:rStyle w:val="753"/>
+            <w:rStyle w:val="905"/>
             <w:i/>
             <w:iCs/>
             <w:color w:val="000000"/>
@@ -720,51 +720,51 @@
     </w:p>
     <w:p>
       <w:pPr>
-        <w:pStyle w:val="744"/>
+        <w:pStyle w:val="896"/>
         <w:numPr>
           <w:ilvl w:val="4"/>
           <w:numId w:val="8"/>
         </w:numPr>
         <w:pBdr/>
-        <w:spacing w:after="0" w:before="44" w:line="276" w:lineRule="auto"/>
+        <w:spacing w:after="0" w:before="59" w:line="276" w:lineRule="auto"/>
         <w:ind w:hanging="283" w:left="850"/>
         <w:contextualSpacing w:val="false"/>
         <w:jc w:val="both"/>
         <w:rPr/>
       </w:pPr>
       <w:r>
-        <w:t xml:space="preserve">Built features and client change requests (CRs) across 3 apps: 2 public Next.js sites (studio and Shopify store) and the NestJS + React CMS shared by both</w:t>
+        <w:t xml:space="preserve">Developed 3 apps with CRs: 2 Next.js sites (studio, Shopify store) and a shared NestJS + React CMS</w:t>
       </w:r>
       <w:r/>
     </w:p>
     <w:p>
       <w:pPr>
-        <w:pStyle w:val="744"/>
+        <w:pStyle w:val="896"/>
         <w:numPr>
           <w:ilvl w:val="4"/>
           <w:numId w:val="8"/>
         </w:numPr>
         <w:pBdr/>
-        <w:spacing w:after="0" w:before="44" w:line="276" w:lineRule="auto"/>
+        <w:spacing w:after="0" w:before="59" w:line="276" w:lineRule="auto"/>
         <w:ind w:hanging="283" w:left="850"/>
         <w:contextualSpacing w:val="false"/>
         <w:jc w:val="both"/>
         <w:rPr/>
       </w:pPr>
       <w:r>
-        <w:t xml:space="preserve">Developed the CMS admin: content editors, media library, and user and role management</w:t>
+        <w:t xml:space="preserve">Built the CMS admin: content editors, media library, users and roles</w:t>
       </w:r>
       <w:r/>
     </w:p>
     <w:p>
       <w:pPr>
-        <w:pStyle w:val="744"/>
+        <w:pStyle w:val="896"/>
         <w:numPr>
           <w:ilvl w:val="4"/>
           <w:numId w:val="8"/>
         </w:numPr>
         <w:pBdr/>
-        <w:spacing w:after="0" w:before="44" w:line="276" w:lineRule="auto"/>
+        <w:spacing w:after="0" w:before="59" w:line="276" w:lineRule="auto"/>
         <w:ind w:hanging="283" w:left="850"/>
         <w:contextualSpacing w:val="false"/>
         <w:jc w:val="both"/>
@@ -782,7 +782,7 @@
         <w:tabs>
           <w:tab w:val="right" w:leader="none" w:pos="10512"/>
         </w:tabs>
-        <w:spacing w:after="30" w:before="163" w:line="276" w:lineRule="auto"/>
+        <w:spacing w:after="39" w:before="214" w:line="276" w:lineRule="auto"/>
         <w:ind w:left="425"/>
         <w:rPr/>
       </w:pPr>
@@ -809,7 +809,7 @@
       <w:pPr>
         <w:keepNext w:val="true"/>
         <w:pBdr/>
-        <w:spacing w:after="30" w:before="0" w:line="276" w:lineRule="auto"/>
+        <w:spacing w:after="39" w:before="0" w:line="276" w:lineRule="auto"/>
         <w:ind w:left="425"/>
         <w:rPr/>
       </w:pPr>
@@ -830,7 +830,7 @@
       <w:hyperlink r:id="rId16" w:tooltip="https://johnholland.com.au" w:history="1">
         <w:r>
           <w:rPr>
-            <w:rStyle w:val="753"/>
+            <w:rStyle w:val="905"/>
             <w:i/>
             <w:iCs/>
             <w:color w:val="000000"/>
@@ -844,20 +844,20 @@
     </w:p>
     <w:p>
       <w:pPr>
-        <w:pStyle w:val="744"/>
+        <w:pStyle w:val="896"/>
         <w:numPr>
           <w:ilvl w:val="4"/>
           <w:numId w:val="8"/>
         </w:numPr>
         <w:pBdr/>
-        <w:spacing w:after="0" w:before="44" w:line="276" w:lineRule="auto"/>
+        <w:spacing w:after="0" w:before="59" w:line="276" w:lineRule="auto"/>
         <w:ind w:hanging="283" w:left="850"/>
         <w:contextualSpacing w:val="false"/>
         <w:jc w:val="both"/>
         <w:rPr/>
       </w:pPr>
       <w:r>
-        <w:t xml:space="preserve">Monthly maintenance of the live site: bug fixes, small improvements and client change requests (CRs) across the Next.js front end and a Strapi CMS of 50+ content types</w:t>
+        <w:t xml:space="preserve">Monthly maintenance: bug fixes, improvements and CRs across Next.js and a Strapi CMS of 50+ content types</w:t>
       </w:r>
       <w:r/>
     </w:p>
@@ -868,7 +868,7 @@
         <w:tabs>
           <w:tab w:val="right" w:leader="none" w:pos="10512"/>
         </w:tabs>
-        <w:spacing w:after="30" w:before="163" w:line="276" w:lineRule="auto"/>
+        <w:spacing w:after="39" w:before="214" w:line="276" w:lineRule="auto"/>
         <w:ind w:left="425"/>
         <w:rPr/>
       </w:pPr>
@@ -895,7 +895,7 @@
       <w:pPr>
         <w:keepNext w:val="true"/>
         <w:pBdr/>
-        <w:spacing w:after="30" w:before="0" w:line="276" w:lineRule="auto"/>
+        <w:spacing w:after="39" w:before="0" w:line="276" w:lineRule="auto"/>
         <w:ind w:left="425"/>
         <w:rPr/>
       </w:pPr>
@@ -916,7 +916,7 @@
       <w:hyperlink r:id="rId17" w:tooltip="https://flipthevape.com" w:history="1">
         <w:r>
           <w:rPr>
-            <w:rStyle w:val="753"/>
+            <w:rStyle w:val="905"/>
             <w:i/>
             <w:iCs/>
             <w:color w:val="000000"/>
@@ -930,58 +930,58 @@
     </w:p>
     <w:p>
       <w:pPr>
-        <w:pStyle w:val="744"/>
+        <w:pStyle w:val="896"/>
         <w:numPr>
           <w:ilvl w:val="4"/>
           <w:numId w:val="8"/>
         </w:numPr>
         <w:pBdr/>
-        <w:spacing w:after="0" w:before="44" w:line="276" w:lineRule="auto"/>
+        <w:spacing w:after="0" w:before="59" w:line="276" w:lineRule="auto"/>
         <w:ind w:hanging="283" w:left="850"/>
         <w:contextualSpacing w:val="false"/>
         <w:jc w:val="both"/>
         <w:rPr/>
       </w:pPr>
       <w:r>
-        <w:t xml:space="preserve">Turned Figma designs into a responsive front end that works across desktop, tablet and mobile</w:t>
+        <w:t xml:space="preserve">Converted Figma designs into a responsive front end for desktop, tablet and mobile</w:t>
       </w:r>
       <w:r/>
     </w:p>
     <w:p>
       <w:pPr>
-        <w:pStyle w:val="744"/>
+        <w:pStyle w:val="896"/>
         <w:numPr>
           <w:ilvl w:val="4"/>
           <w:numId w:val="8"/>
         </w:numPr>
         <w:pBdr/>
-        <w:spacing w:after="0" w:before="44" w:line="276" w:lineRule="auto"/>
+        <w:spacing w:after="0" w:before="59" w:line="276" w:lineRule="auto"/>
         <w:ind w:hanging="283" w:left="850"/>
         <w:contextualSpacing w:val="false"/>
         <w:jc w:val="both"/>
         <w:rPr/>
       </w:pPr>
       <w:r>
-        <w:t xml:space="preserve">Built reusable UI components shared across the national site and 8 state and territory subsites</w:t>
+        <w:t xml:space="preserve">Created reusable UI components for the national site and 8 state and territory subsites</w:t>
       </w:r>
       <w:r/>
     </w:p>
     <w:p>
       <w:pPr>
-        <w:pStyle w:val="744"/>
+        <w:pStyle w:val="896"/>
         <w:numPr>
           <w:ilvl w:val="4"/>
           <w:numId w:val="8"/>
         </w:numPr>
         <w:pBdr/>
-        <w:spacing w:after="0" w:before="44" w:line="276" w:lineRule="auto"/>
+        <w:spacing w:after="0" w:before="59" w:line="276" w:lineRule="auto"/>
         <w:ind w:hanging="283" w:left="850"/>
         <w:contextualSpacing w:val="false"/>
         <w:jc w:val="both"/>
         <w:rPr/>
       </w:pPr>
       <w:r>
-        <w:t xml:space="preserve">Built animated, interactive sections and delivered client change requests (CRs)</w:t>
+        <w:t xml:space="preserve">Added animated, interactive sections and implemented client CRs</w:t>
       </w:r>
       <w:r/>
     </w:p>
@@ -992,7 +992,7 @@
         <w:tabs>
           <w:tab w:val="right" w:leader="none" w:pos="10512"/>
         </w:tabs>
-        <w:spacing w:after="30" w:before="163" w:line="276" w:lineRule="auto"/>
+        <w:spacing w:after="39" w:before="214" w:line="276" w:lineRule="auto"/>
         <w:ind w:left="425"/>
         <w:rPr/>
       </w:pPr>
@@ -1019,7 +1019,7 @@
       <w:pPr>
         <w:keepNext w:val="true"/>
         <w:pBdr/>
-        <w:spacing w:after="30" w:before="0" w:line="276" w:lineRule="auto"/>
+        <w:spacing w:after="39" w:before="0" w:line="276" w:lineRule="auto"/>
         <w:ind w:left="425"/>
         <w:rPr/>
       </w:pPr>
@@ -1040,7 +1040,7 @@
       <w:hyperlink r:id="rId18" w:tooltip="https://hatchquarter.com.au" w:history="1">
         <w:r>
           <w:rPr>
-            <w:rStyle w:val="753"/>
+            <w:rStyle w:val="905"/>
             <w:i/>
             <w:iCs/>
             <w:color w:val="000000"/>
@@ -1054,68 +1054,69 @@
     </w:p>
     <w:p>
       <w:pPr>
-        <w:pStyle w:val="744"/>
+        <w:pStyle w:val="896"/>
         <w:numPr>
           <w:ilvl w:val="4"/>
           <w:numId w:val="8"/>
         </w:numPr>
         <w:pBdr/>
-        <w:spacing w:after="0" w:before="44" w:line="276" w:lineRule="auto"/>
+        <w:spacing w:after="0" w:before="59" w:line="276" w:lineRule="auto"/>
         <w:ind w:hanging="283" w:left="850"/>
         <w:contextualSpacing w:val="false"/>
         <w:jc w:val="both"/>
         <w:rPr/>
       </w:pPr>
       <w:r>
-        <w:t xml:space="preserve">Built 6 responsive pages plus the header, footer and mobile navigation from the design</w:t>
+        <w:t xml:space="preserve">Built 6 responsive pages plus header, footer and mobile navigation</w:t>
       </w:r>
       <w:r/>
     </w:p>
     <w:p>
       <w:pPr>
-        <w:pStyle w:val="744"/>
+        <w:pStyle w:val="896"/>
         <w:numPr>
           <w:ilvl w:val="4"/>
           <w:numId w:val="8"/>
         </w:numPr>
         <w:pBdr/>
-        <w:spacing w:after="0" w:before="44" w:line="276" w:lineRule="auto"/>
+        <w:spacing w:after="0" w:before="59" w:line="276" w:lineRule="auto"/>
         <w:ind w:hanging="283" w:left="850"/>
         <w:contextualSpacing w:val="false"/>
         <w:jc w:val="both"/>
         <w:rPr/>
       </w:pPr>
       <w:r>
-        <w:t xml:space="preserve">Connected the pages to the Strapi CMS and built interactive sections such as animated sliders</w:t>
+        <w:t xml:space="preserve">Connected pages to Strapi CMS and added interactive sections such as animated sliders</w:t>
       </w:r>
       <w:r/>
     </w:p>
     <w:p>
       <w:pPr>
-        <w:pStyle w:val="744"/>
+        <w:pStyle w:val="896"/>
         <w:numPr>
           <w:ilvl w:val="4"/>
           <w:numId w:val="8"/>
         </w:numPr>
         <w:pBdr/>
-        <w:spacing w:after="0" w:before="44" w:line="276" w:lineRule="auto"/>
+        <w:spacing w:after="0" w:before="59" w:line="276" w:lineRule="auto"/>
         <w:ind w:hanging="283" w:left="850"/>
         <w:contextualSpacing w:val="false"/>
         <w:jc w:val="both"/>
         <w:rPr/>
       </w:pPr>
       <w:r>
-        <w:t xml:space="preserve">Prepared the site for launch (client UI feedback, SEO fixes, sitemap) and kept maintaining it after go-live</w:t>
+        <w:t xml:space="preserve">Prepared the site for launch (UI feedback, SEO, sitemap) and maintained it after go-live</w:t>
       </w:r>
       <w:r/>
     </w:p>
     <w:p>
       <w:pPr>
+        <w:keepNext w:val="true"/>
         <w:pBdr/>
         <w:tabs>
           <w:tab w:val="right" w:leader="none" w:pos="10512"/>
         </w:tabs>
-        <w:spacing w:after="30" w:before="207" w:line="276" w:lineRule="auto"/>
+        <w:spacing w:after="39" w:before="273" w:line="276" w:lineRule="auto"/>
         <w:ind w:left="0"/>
         <w:rPr/>
       </w:pPr>
@@ -1143,11 +1144,49 @@
     </w:p>
     <w:p>
       <w:pPr>
+        <w:pStyle w:val="896"/>
+        <w:numPr>
+          <w:ilvl w:val="4"/>
+          <w:numId w:val="8"/>
+        </w:numPr>
+        <w:pBdr/>
+        <w:spacing w:after="0" w:before="59" w:line="276" w:lineRule="auto"/>
+        <w:ind w:hanging="283" w:left="425"/>
+        <w:contextualSpacing w:val="false"/>
+        <w:jc w:val="both"/>
+        <w:rPr/>
+      </w:pPr>
+      <w:r>
+        <w:t xml:space="preserve">Built websites with HTML, CSS, JavaScript and Blogger, and Google Cloud integrations with Sheets and Chat</w:t>
+      </w:r>
+      <w:r/>
+    </w:p>
+    <w:p>
+      <w:pPr>
+        <w:pStyle w:val="896"/>
+        <w:numPr>
+          <w:ilvl w:val="4"/>
+          <w:numId w:val="8"/>
+        </w:numPr>
+        <w:pBdr/>
+        <w:spacing w:after="0" w:before="59" w:line="276" w:lineRule="auto"/>
+        <w:ind w:hanging="283" w:left="425"/>
+        <w:contextualSpacing w:val="false"/>
+        <w:jc w:val="both"/>
+        <w:rPr/>
+      </w:pPr>
+      <w:r>
+        <w:t xml:space="preserve">Managed internal IT infrastructure: hardware, office network and on-premise servers</w:t>
+      </w:r>
+      <w:r/>
+    </w:p>
+    <w:p>
+      <w:pPr>
         <w:keepNext w:val="true"/>
         <w:pBdr>
           <w:bottom w:val="single" w:color="000000" w:sz="6" w:space="1"/>
         </w:pBdr>
-        <w:spacing w:after="148" w:before="296" w:line="276" w:lineRule="auto"/>
+        <w:spacing w:after="196" w:before="390" w:line="276" w:lineRule="auto"/>
         <w:ind/>
         <w:rPr/>
       </w:pPr>
@@ -1169,7 +1208,7 @@
         <w:tabs>
           <w:tab w:val="right" w:leader="none" w:pos="10512"/>
         </w:tabs>
-        <w:spacing w:after="30" w:before="118" w:line="276" w:lineRule="auto"/>
+        <w:spacing w:after="39" w:before="156" w:line="276" w:lineRule="auto"/>
         <w:ind w:left="0"/>
         <w:rPr/>
       </w:pPr>
@@ -1196,7 +1235,7 @@
       <w:pPr>
         <w:keepNext w:val="true"/>
         <w:pBdr/>
-        <w:spacing w:after="30" w:before="0" w:line="276" w:lineRule="auto"/>
+        <w:spacing w:after="39" w:before="0" w:line="276" w:lineRule="auto"/>
         <w:ind w:left="0"/>
         <w:rPr/>
       </w:pPr>
@@ -1211,39 +1250,39 @@
     </w:p>
     <w:p>
       <w:pPr>
-        <w:pStyle w:val="744"/>
+        <w:pStyle w:val="896"/>
         <w:numPr>
           <w:ilvl w:val="4"/>
           <w:numId w:val="8"/>
         </w:numPr>
         <w:pBdr/>
-        <w:spacing w:after="0" w:before="44" w:line="276" w:lineRule="auto"/>
+        <w:spacing w:after="0" w:before="59" w:line="276" w:lineRule="auto"/>
         <w:ind w:hanging="283" w:left="425"/>
         <w:contextualSpacing w:val="false"/>
         <w:jc w:val="both"/>
         <w:rPr/>
       </w:pPr>
       <w:r>
-        <w:t xml:space="preserve">Collected the bugs and mistakes that came up most often across those projects into a review checklist the AI agent checks every change against</w:t>
+        <w:t xml:space="preserve">Turned the most frequent bugs from those projects into a review checklist the AI agent applies to every change</w:t>
       </w:r>
       <w:r/>
     </w:p>
     <w:p>
       <w:pPr>
-        <w:pStyle w:val="744"/>
+        <w:pStyle w:val="896"/>
         <w:numPr>
           <w:ilvl w:val="4"/>
           <w:numId w:val="8"/>
         </w:numPr>
         <w:pBdr/>
-        <w:spacing w:after="0" w:before="44" w:line="276" w:lineRule="auto"/>
+        <w:spacing w:after="0" w:before="59" w:line="276" w:lineRule="auto"/>
         <w:ind w:hanging="283" w:left="425"/>
         <w:contextualSpacing w:val="false"/>
         <w:jc w:val="both"/>
         <w:rPr/>
       </w:pPr>
       <w:r>
-        <w:t xml:space="preserve">Automated the bug-fix workflow via ClickUp MCP: fix, self-review, open pull requests and report back, with human approval at each step</w:t>
+        <w:t xml:space="preserve">Automated bug fixing via ClickUp MCP (fix, self-review, open PRs, report back) with human sign-off</w:t>
       </w:r>
       <w:r/>
     </w:p>
@@ -1254,7 +1293,7 @@
         <w:tabs>
           <w:tab w:val="right" w:leader="none" w:pos="10512"/>
         </w:tabs>
-        <w:spacing w:after="30" w:before="118" w:line="276" w:lineRule="auto"/>
+        <w:spacing w:after="39" w:before="156" w:line="276" w:lineRule="auto"/>
         <w:ind w:left="0"/>
         <w:rPr/>
       </w:pPr>
@@ -1281,7 +1320,7 @@
       <w:pPr>
         <w:keepNext w:val="true"/>
         <w:pBdr/>
-        <w:spacing w:after="30" w:before="0" w:line="276" w:lineRule="auto"/>
+        <w:spacing w:after="39" w:before="0" w:line="276" w:lineRule="auto"/>
         <w:ind w:left="0"/>
         <w:rPr/>
       </w:pPr>
@@ -1302,7 +1341,7 @@
       <w:hyperlink r:id="rId19" w:tooltip="https://loadforge.quannh.xyz" w:history="1">
         <w:r>
           <w:rPr>
-            <w:rStyle w:val="753"/>
+            <w:rStyle w:val="905"/>
             <w:i/>
             <w:iCs/>
             <w:color w:val="000000"/>
@@ -1316,39 +1355,39 @@
     </w:p>
     <w:p>
       <w:pPr>
-        <w:pStyle w:val="744"/>
+        <w:pStyle w:val="896"/>
         <w:numPr>
           <w:ilvl w:val="4"/>
           <w:numId w:val="8"/>
         </w:numPr>
         <w:pBdr/>
-        <w:spacing w:after="0" w:before="44" w:line="276" w:lineRule="auto"/>
+        <w:spacing w:after="0" w:before="59" w:line="276" w:lineRule="auto"/>
         <w:ind w:hanging="283" w:left="425"/>
         <w:contextualSpacing w:val="false"/>
         <w:jc w:val="both"/>
         <w:rPr/>
       </w:pPr>
       <w:r>
-        <w:t xml:space="preserve">Provisioned the whole stack with Terraform: VPC, HTTPS load balancer, EC2 Auto Scaling with CloudWatch alarms, and keyless GitHub OIDC deploys</w:t>
+        <w:t xml:space="preserve">Provisioned the stack with Terraform: VPC, HTTPS load balancer, EC2 Auto Scaling, CloudWatch alarms and keyless GitHub OIDC deploys</w:t>
       </w:r>
       <w:r/>
     </w:p>
     <w:p>
       <w:pPr>
-        <w:pStyle w:val="744"/>
+        <w:pStyle w:val="896"/>
         <w:numPr>
           <w:ilvl w:val="4"/>
           <w:numId w:val="8"/>
         </w:numPr>
         <w:pBdr/>
-        <w:spacing w:after="0" w:before="44" w:line="276" w:lineRule="auto"/>
+        <w:spacing w:after="0" w:before="59" w:line="276" w:lineRule="auto"/>
         <w:ind w:hanging="283" w:left="425"/>
         <w:contextualSpacing w:val="false"/>
         <w:jc w:val="both"/>
         <w:rPr/>
       </w:pPr>
       <w:r>
-        <w:t xml:space="preserve">Raised throughput from 26.7 to 39.2 req/s, cut health-check latency under load from ~20 s to 8 ms and scale-out time from ~3 minutes to 30–50 s</w:t>
+        <w:t xml:space="preserve">Raised throughput by 47% (26.7 to 39.2 req/s), cut health-check latency under load from ~20 s to 8 ms and scale-out from ~3 min to 30–50 s</w:t>
       </w:r>
       <w:r/>
     </w:p>
@@ -1358,7 +1397,7 @@
         <w:pBdr>
           <w:bottom w:val="single" w:color="000000" w:sz="6" w:space="1"/>
         </w:pBdr>
-        <w:spacing w:after="148" w:before="296" w:line="276" w:lineRule="auto"/>
+        <w:spacing w:after="196" w:before="390" w:line="276" w:lineRule="auto"/>
         <w:ind/>
         <w:rPr/>
       </w:pPr>
@@ -1379,7 +1418,7 @@
         <w:tabs>
           <w:tab w:val="right" w:leader="none" w:pos="10512"/>
         </w:tabs>
-        <w:spacing w:after="30" w:before="59" w:line="276" w:lineRule="auto"/>
+        <w:spacing w:after="39" w:before="79" w:line="276" w:lineRule="auto"/>
         <w:ind w:left="0"/>
         <w:rPr/>
       </w:pPr>
@@ -1388,10 +1427,10 @@
           <w:b/>
           <w:bCs/>
         </w:rPr>
-        <w:t xml:space="preserve">Hanoi Open University (HOU)</w:t>
+        <w:t xml:space="preserve">B.S. in Information Technology (Software Engineering)</w:t>
       </w:r>
       <w:r>
-        <w:t xml:space="preserve"> – Information Technology – Software Engineering</w:t>
+        <w:t xml:space="preserve">, Hanoi Open University (HOU)</w:t>
       </w:r>
       <w:r>
         <w:tab/>
@@ -1405,84 +1444,187 @@
       </w:r>
       <w:r/>
     </w:p>
+    <w:tbl>
+      <w:tblPr>
+        <w:tblW w:w="10512" w:type="dxa"/>
+        <w:tblCellMar>
+          <w:left w:w="0" w:type="dxa"/>
+          <w:top w:w="0" w:type="dxa"/>
+          <w:right w:w="227" w:type="dxa"/>
+          <w:bottom w:w="0" w:type="dxa"/>
+        </w:tblCellMar>
+        <w:tblBorders>
+          <w:top w:val="none" w:color="000000" w:sz="4" w:space="0"/>
+          <w:left w:val="none" w:color="000000" w:sz="4" w:space="0"/>
+          <w:bottom w:val="none" w:color="000000" w:sz="4" w:space="0"/>
+          <w:right w:val="none" w:color="000000" w:sz="4" w:space="0"/>
+          <w:insideH w:val="none" w:color="000000" w:sz="4" w:space="0"/>
+          <w:insideV w:val="none" w:color="000000" w:sz="4" w:space="0"/>
+        </w:tblBorders>
+        <w:tblLayout w:type="fixed"/>
+        <w:tblLook w:val="0000" w:firstRow="0" w:lastRow="0" w:firstColumn="0" w:lastColumn="0" w:noHBand="0" w:noVBand="0"/>
+      </w:tblPr>
+      <w:tblGrid>
+        <w:gridCol w:w="5256"/>
+        <w:gridCol w:w="5256"/>
+      </w:tblGrid>
+      <w:tr>
+        <w:trPr>
+          <w:cantSplit/>
+        </w:trPr>
+        <w:tc>
+          <w:tcPr>
+            <w:tcBorders>
+              <w:top w:val="nil" w:color="000000" w:sz="4" w:space="0"/>
+              <w:left w:val="nil" w:color="000000" w:sz="4" w:space="0"/>
+              <w:bottom w:val="nil" w:color="000000" w:sz="4" w:space="0"/>
+              <w:right w:val="nil" w:color="000000" w:sz="4" w:space="0"/>
+            </w:tcBorders>
+            <w:tcMar>
+              <w:left w:w="0" w:type="dxa"/>
+              <w:right w:w="170" w:type="dxa"/>
+            </w:tcMar>
+            <w:tcW w:w="5256" w:type="dxa"/>
+          </w:tcPr>
+          <w:p>
+            <w:pPr>
+              <w:keepNext w:val="true"/>
+              <w:pBdr>
+                <w:bottom w:val="single" w:color="000000" w:sz="6" w:space="1"/>
+              </w:pBdr>
+              <w:spacing w:after="196" w:before="390" w:line="276" w:lineRule="auto"/>
+              <w:ind/>
+              <w:rPr/>
+            </w:pPr>
+            <w:r>
+              <w:rPr>
+                <w:b/>
+                <w:bCs/>
+                <w:sz w:val="26"/>
+                <w:szCs w:val="26"/>
+              </w:rPr>
+              <w:t xml:space="preserve">CERTIFICATIONS</w:t>
+            </w:r>
+            <w:r/>
+          </w:p>
+          <w:p>
+            <w:pPr>
+              <w:pBdr/>
+              <w:spacing w:after="39" w:before="39" w:line="276" w:lineRule="auto"/>
+              <w:ind w:left="0"/>
+              <w:rPr/>
+            </w:pPr>
+            <w:r>
+              <w:rPr>
+                <w:b/>
+                <w:bCs/>
+              </w:rPr>
+              <w:t xml:space="preserve">IELTS</w:t>
+            </w:r>
+            <w:r>
+              <w:t xml:space="preserve"> – Overall 6.5 (December 15, 2025) – </w:t>
+            </w:r>
+            <w:hyperlink r:id="rId20" w:tooltip="https://quannh.xyz" w:history="1">
+              <w:r>
+                <w:rPr>
+                  <w:rStyle w:val="905"/>
+                  <w:color w:val="000000"/>
+                  <w:u w:val="none"/>
+                </w:rPr>
+                <w:t xml:space="preserve">view</w:t>
+              </w:r>
+            </w:hyperlink>
+            <w:r/>
+            <w:r/>
+          </w:p>
+          <w:p>
+            <w:pPr>
+              <w:pBdr/>
+              <w:spacing w:after="39" w:before="39" w:line="276" w:lineRule="auto"/>
+              <w:ind w:left="0"/>
+              <w:rPr/>
+            </w:pPr>
+            <w:r>
+              <w:rPr>
+                <w:b/>
+                <w:bCs/>
+              </w:rPr>
+              <w:t xml:space="preserve">Front-End Foundation Developer</w:t>
+            </w:r>
+            <w:r>
+              <w:t xml:space="preserve"> – CyberSoft – </w:t>
+            </w:r>
+            <w:hyperlink r:id="rId21" w:tooltip="https://quannh.xyz" w:history="1">
+              <w:r>
+                <w:rPr>
+                  <w:rStyle w:val="905"/>
+                  <w:color w:val="000000"/>
+                  <w:u w:val="none"/>
+                </w:rPr>
+                <w:t xml:space="preserve">view</w:t>
+              </w:r>
+            </w:hyperlink>
+            <w:r/>
+            <w:r/>
+          </w:p>
+        </w:tc>
+        <w:tc>
+          <w:tcPr>
+            <w:tcBorders>
+              <w:top w:val="nil" w:color="000000" w:sz="4" w:space="0"/>
+              <w:left w:val="nil" w:color="000000" w:sz="4" w:space="0"/>
+              <w:bottom w:val="nil" w:color="000000" w:sz="4" w:space="0"/>
+              <w:right w:val="nil" w:color="000000" w:sz="4" w:space="0"/>
+            </w:tcBorders>
+            <w:tcMar>
+              <w:left w:w="170" w:type="dxa"/>
+              <w:right w:w="0" w:type="dxa"/>
+            </w:tcMar>
+            <w:tcW w:w="5256" w:type="dxa"/>
+          </w:tcPr>
+          <w:p>
+            <w:pPr>
+              <w:keepNext w:val="true"/>
+              <w:pBdr>
+                <w:bottom w:val="single" w:color="000000" w:sz="6" w:space="1"/>
+              </w:pBdr>
+              <w:spacing w:after="196" w:before="390" w:line="276" w:lineRule="auto"/>
+              <w:ind/>
+              <w:rPr/>
+            </w:pPr>
+            <w:r>
+              <w:rPr>
+                <w:b/>
+                <w:bCs/>
+                <w:sz w:val="26"/>
+                <w:szCs w:val="26"/>
+              </w:rPr>
+              <w:t xml:space="preserve">INTERESTS</w:t>
+            </w:r>
+            <w:r/>
+          </w:p>
+          <w:p>
+            <w:pPr>
+              <w:pBdr/>
+              <w:spacing w:after="39" w:before="39" w:line="276" w:lineRule="auto"/>
+              <w:ind w:left="0"/>
+              <w:rPr/>
+            </w:pPr>
+            <w:r>
+              <w:t xml:space="preserve">Sports: football, badminton, swimming</w:t>
+            </w:r>
+            <w:r/>
+          </w:p>
+        </w:tc>
+      </w:tr>
+    </w:tbl>
     <w:p>
       <w:pPr>
-        <w:keepNext w:val="true"/>
-        <w:pBdr>
-          <w:bottom w:val="single" w:color="000000" w:sz="6" w:space="1"/>
-        </w:pBdr>
-        <w:spacing w:after="148" w:before="296" w:line="276" w:lineRule="auto"/>
+        <w:pBdr/>
+        <w:spacing w:after="0" w:before="0" w:line="20" w:lineRule="exact"/>
         <w:ind/>
         <w:rPr/>
       </w:pPr>
-      <w:r>
-        <w:rPr>
-          <w:b/>
-          <w:bCs/>
-          <w:sz w:val="26"/>
-          <w:szCs w:val="26"/>
-        </w:rPr>
-        <w:t xml:space="preserve">CERTIFICATIONS</w:t>
-      </w:r>
-      <w:r/>
-    </w:p>
-    <w:p>
-      <w:pPr>
-        <w:pBdr/>
-        <w:spacing w:after="30" w:before="30" w:line="276" w:lineRule="auto"/>
-        <w:ind w:left="0"/>
-        <w:rPr/>
-      </w:pPr>
-      <w:r>
-        <w:rPr>
-          <w:b/>
-          <w:bCs/>
-        </w:rPr>
-        <w:t xml:space="preserve">IELTS</w:t>
-      </w:r>
-      <w:r>
-        <w:t xml:space="preserve"> – Overall Band Score 6.5 (December 15, 2025) – </w:t>
-      </w:r>
-      <w:hyperlink r:id="rId20" w:tooltip="https://nghoangquan175.github.io/My-Portfolio/#target" w:history="1">
-        <w:r>
-          <w:rPr>
-            <w:rStyle w:val="753"/>
-            <w:color w:val="000000"/>
-            <w:u w:val="none"/>
-          </w:rPr>
-          <w:t xml:space="preserve">view</w:t>
-        </w:r>
-      </w:hyperlink>
-      <w:r/>
-      <w:r/>
-    </w:p>
-    <w:p>
-      <w:pPr>
-        <w:pBdr/>
-        <w:spacing w:after="30" w:before="30" w:line="276" w:lineRule="auto"/>
-        <w:ind w:left="0"/>
-        <w:rPr/>
-      </w:pPr>
-      <w:r>
-        <w:rPr>
-          <w:b/>
-          <w:bCs/>
-        </w:rPr>
-        <w:t xml:space="preserve">Front-End Foundation Developer</w:t>
-      </w:r>
-      <w:r>
-        <w:t xml:space="preserve"> – CyberSoft – </w:t>
-      </w:r>
-      <w:hyperlink r:id="rId21" w:tooltip="https://nghoangquan175.github.io/My-Portfolio/#certificate" w:history="1">
-        <w:r>
-          <w:rPr>
-            <w:rStyle w:val="753"/>
-            <w:color w:val="000000"/>
-            <w:u w:val="none"/>
-          </w:rPr>
-          <w:t xml:space="preserve">view</w:t>
-        </w:r>
-      </w:hyperlink>
       <w:r/>
       <w:r/>
     </w:p>
@@ -3071,9 +3213,9 @@
     <w:lsdException w:name="Bibliography" w:uiPriority="37"/>
     <w:lsdException w:name="TOC Heading" w:uiPriority="39" w:qFormat="1"/>
   </w:latentStyles>
-  <w:style w:type="table" w:styleId="12">
+  <w:style w:type="table" w:styleId="717">
     <w:name w:val="Table Grid"/>
-    <w:basedOn w:val="727"/>
+    <w:basedOn w:val="879"/>
     <w:uiPriority w:val="59"/>
     <w:pPr>
       <w:pBdr/>
@@ -3270,9 +3412,9 @@
       </w:tcPr>
     </w:tblStylePr>
   </w:style>
-  <w:style w:type="table" w:styleId="13">
+  <w:style w:type="table" w:styleId="718">
     <w:name w:val="Table Grid Light"/>
-    <w:basedOn w:val="727"/>
+    <w:basedOn w:val="879"/>
     <w:uiPriority w:val="59"/>
     <w:pPr>
       <w:pBdr/>
@@ -3469,9 +3611,9 @@
       </w:tcPr>
     </w:tblStylePr>
   </w:style>
-  <w:style w:type="table" w:styleId="14">
+  <w:style w:type="table" w:styleId="719">
     <w:name w:val="Plain Table 1"/>
-    <w:basedOn w:val="727"/>
+    <w:basedOn w:val="879"/>
     <w:uiPriority w:val="59"/>
     <w:pPr>
       <w:pBdr/>
@@ -3694,9 +3836,9 @@
       </w:tcPr>
     </w:tblStylePr>
   </w:style>
-  <w:style w:type="table" w:styleId="15">
+  <w:style w:type="table" w:styleId="720">
     <w:name w:val="Plain Table 2"/>
-    <w:basedOn w:val="727"/>
+    <w:basedOn w:val="879"/>
     <w:uiPriority w:val="59"/>
     <w:pPr>
       <w:pBdr/>
@@ -3927,9 +4069,9 @@
       </w:tcPr>
     </w:tblStylePr>
   </w:style>
-  <w:style w:type="table" w:styleId="16">
+  <w:style w:type="table" w:styleId="721">
     <w:name w:val="Plain Table 3"/>
-    <w:basedOn w:val="727"/>
+    <w:basedOn w:val="879"/>
     <w:uiPriority w:val="99"/>
     <w:pPr>
       <w:pBdr/>
@@ -4157,9 +4299,9 @@
       </w:tcPr>
     </w:tblStylePr>
   </w:style>
-  <w:style w:type="table" w:styleId="17">
+  <w:style w:type="table" w:styleId="722">
     <w:name w:val="Plain Table 4"/>
-    <w:basedOn w:val="727"/>
+    <w:basedOn w:val="879"/>
     <w:uiPriority w:val="99"/>
     <w:pPr>
       <w:pBdr/>
@@ -4373,9 +4515,9 @@
       </w:tcPr>
     </w:tblStylePr>
   </w:style>
-  <w:style w:type="table" w:styleId="18">
+  <w:style w:type="table" w:styleId="723">
     <w:name w:val="Plain Table 5"/>
-    <w:basedOn w:val="727"/>
+    <w:basedOn w:val="879"/>
     <w:uiPriority w:val="99"/>
     <w:pPr>
       <w:pBdr/>
@@ -4606,9 +4748,9 @@
       </w:tcPr>
     </w:tblStylePr>
   </w:style>
-  <w:style w:type="table" w:styleId="19">
+  <w:style w:type="table" w:styleId="724">
     <w:name w:val="Grid Table 1 Light"/>
-    <w:basedOn w:val="727"/>
+    <w:basedOn w:val="879"/>
     <w:uiPriority w:val="99"/>
     <w:pPr>
       <w:pBdr/>
@@ -4829,9 +4971,9 @@
       </w:tcPr>
     </w:tblStylePr>
   </w:style>
-  <w:style w:type="table" w:styleId="20">
+  <w:style w:type="table" w:styleId="725">
     <w:name w:val="Grid Table 1 Light - Accent 1"/>
-    <w:basedOn w:val="727"/>
+    <w:basedOn w:val="879"/>
     <w:uiPriority w:val="99"/>
     <w:pPr>
       <w:pBdr/>
@@ -5052,9 +5194,9 @@
       </w:tcPr>
     </w:tblStylePr>
   </w:style>
-  <w:style w:type="table" w:styleId="21">
+  <w:style w:type="table" w:styleId="726">
     <w:name w:val="Grid Table 1 Light - Accent 2"/>
-    <w:basedOn w:val="727"/>
+    <w:basedOn w:val="879"/>
     <w:uiPriority w:val="99"/>
     <w:pPr>
       <w:pBdr/>
@@ -5275,9 +5417,9 @@
       </w:tcPr>
     </w:tblStylePr>
   </w:style>
-  <w:style w:type="table" w:styleId="22">
+  <w:style w:type="table" w:styleId="727">
     <w:name w:val="Grid Table 1 Light - Accent 3"/>
-    <w:basedOn w:val="727"/>
+    <w:basedOn w:val="879"/>
     <w:uiPriority w:val="99"/>
     <w:pPr>
       <w:pBdr/>
@@ -5498,9 +5640,9 @@
       </w:tcPr>
     </w:tblStylePr>
   </w:style>
-  <w:style w:type="table" w:styleId="23">
+  <w:style w:type="table" w:styleId="728">
     <w:name w:val="Grid Table 1 Light - Accent 4"/>
-    <w:basedOn w:val="727"/>
+    <w:basedOn w:val="879"/>
     <w:uiPriority w:val="99"/>
     <w:pPr>
       <w:pBdr/>
@@ -5721,9 +5863,9 @@
       </w:tcPr>
     </w:tblStylePr>
   </w:style>
-  <w:style w:type="table" w:styleId="24">
+  <w:style w:type="table" w:styleId="729">
     <w:name w:val="Grid Table 1 Light - Accent 5"/>
-    <w:basedOn w:val="727"/>
+    <w:basedOn w:val="879"/>
     <w:uiPriority w:val="99"/>
     <w:pPr>
       <w:pBdr/>
@@ -5944,9 +6086,9 @@
       </w:tcPr>
     </w:tblStylePr>
   </w:style>
-  <w:style w:type="table" w:styleId="25">
+  <w:style w:type="table" w:styleId="730">
     <w:name w:val="Grid Table 1 Light - Accent 6"/>
-    <w:basedOn w:val="727"/>
+    <w:basedOn w:val="879"/>
     <w:uiPriority w:val="99"/>
     <w:pPr>
       <w:pBdr/>
@@ -6167,9 +6309,9 @@
       </w:tcPr>
     </w:tblStylePr>
   </w:style>
-  <w:style w:type="table" w:styleId="26">
+  <w:style w:type="table" w:styleId="731">
     <w:name w:val="Grid Table 2"/>
-    <w:basedOn w:val="727"/>
+    <w:basedOn w:val="879"/>
     <w:uiPriority w:val="99"/>
     <w:pPr>
       <w:pBdr/>
@@ -6399,9 +6541,9 @@
       </w:tcPr>
     </w:tblStylePr>
   </w:style>
-  <w:style w:type="table" w:styleId="27">
+  <w:style w:type="table" w:styleId="732">
     <w:name w:val="Grid Table 2 - Accent 1"/>
-    <w:basedOn w:val="727"/>
+    <w:basedOn w:val="879"/>
     <w:uiPriority w:val="99"/>
     <w:pPr>
       <w:pBdr/>
@@ -6631,9 +6773,9 @@
       </w:tcPr>
     </w:tblStylePr>
   </w:style>
-  <w:style w:type="table" w:styleId="28">
+  <w:style w:type="table" w:styleId="733">
     <w:name w:val="Grid Table 2 - Accent 2"/>
-    <w:basedOn w:val="727"/>
+    <w:basedOn w:val="879"/>
     <w:uiPriority w:val="99"/>
     <w:pPr>
       <w:pBdr/>
@@ -6863,9 +7005,9 @@
       </w:tcPr>
     </w:tblStylePr>
   </w:style>
-  <w:style w:type="table" w:styleId="29">
+  <w:style w:type="table" w:styleId="734">
     <w:name w:val="Grid Table 2 - Accent 3"/>
-    <w:basedOn w:val="727"/>
+    <w:basedOn w:val="879"/>
     <w:uiPriority w:val="99"/>
     <w:pPr>
       <w:pBdr/>
@@ -7095,9 +7237,9 @@
       </w:tcPr>
     </w:tblStylePr>
   </w:style>
-  <w:style w:type="table" w:styleId="30">
+  <w:style w:type="table" w:styleId="735">
     <w:name w:val="Grid Table 2 - Accent 4"/>
-    <w:basedOn w:val="727"/>
+    <w:basedOn w:val="879"/>
     <w:uiPriority w:val="99"/>
     <w:pPr>
       <w:pBdr/>
@@ -7327,9 +7469,9 @@
       </w:tcPr>
     </w:tblStylePr>
   </w:style>
-  <w:style w:type="table" w:styleId="31">
+  <w:style w:type="table" w:styleId="736">
     <w:name w:val="Grid Table 2 - Accent 5"/>
-    <w:basedOn w:val="727"/>
+    <w:basedOn w:val="879"/>
     <w:uiPriority w:val="99"/>
     <w:pPr>
       <w:pBdr/>
@@ -7559,9 +7701,9 @@
       </w:tcPr>
     </w:tblStylePr>
   </w:style>
-  <w:style w:type="table" w:styleId="32">
+  <w:style w:type="table" w:styleId="737">
     <w:name w:val="Grid Table 2 - Accent 6"/>
-    <w:basedOn w:val="727"/>
+    <w:basedOn w:val="879"/>
     <w:uiPriority w:val="99"/>
     <w:pPr>
       <w:pBdr/>
@@ -7791,9 +7933,9 @@
       </w:tcPr>
     </w:tblStylePr>
   </w:style>
-  <w:style w:type="table" w:styleId="33">
+  <w:style w:type="table" w:styleId="738">
     <w:name w:val="Grid Table 3"/>
-    <w:basedOn w:val="727"/>
+    <w:basedOn w:val="879"/>
     <w:uiPriority w:val="99"/>
     <w:pPr>
       <w:pBdr/>
@@ -7892,29 +8034,6 @@
         <w:tblBorders/>
       </w:tblPr>
       <w:tcPr>
-        <w:shd w:color="ffffff"/>
-        <w:tcBorders>
-          <w:top w:val="none" w:color="000000" w:sz="4" w:space="0"/>
-          <w:left w:val="none" w:color="000000" w:sz="4" w:space="0"/>
-          <w:bottom w:val="none" w:color="000000" w:sz="4" w:space="0"/>
-          <w:right w:val="none" w:color="000000" w:sz="4" w:space="0"/>
-        </w:tcBorders>
-      </w:tcPr>
-    </w:tblStylePr>
-    <w:tblStylePr w:type="firstRow">
-      <w:rPr>
-        <w:b/>
-        <w:color w:val="404040"/>
-      </w:rPr>
-      <w:pPr>
-        <w:pBdr/>
-        <w:spacing/>
-        <w:ind/>
-      </w:pPr>
-      <w:tblPr>
-        <w:tblBorders/>
-      </w:tblPr>
-      <w:tcPr>
         <w:shd w:val="clear" w:color="ffffff"/>
         <w:tcBorders>
           <w:top w:val="none" w:color="000000" w:sz="4" w:space="0"/>
@@ -7924,30 +8043,7 @@
         </w:tcBorders>
       </w:tcPr>
     </w:tblStylePr>
-    <w:tblStylePr w:type="lastCol">
-      <w:rPr>
-        <w:i/>
-        <w:color w:val="404040"/>
-      </w:rPr>
-      <w:pPr>
-        <w:pBdr/>
-        <w:spacing/>
-        <w:ind/>
-      </w:pPr>
-      <w:tblPr>
-        <w:tblBorders/>
-      </w:tblPr>
-      <w:tcPr>
-        <w:shd w:color="ffffff"/>
-        <w:tcBorders>
-          <w:top w:val="none" w:color="000000" w:sz="4" w:space="0"/>
-          <w:left w:val="none" w:color="000000" w:sz="4" w:space="0"/>
-          <w:bottom w:val="none" w:color="000000" w:sz="4" w:space="0"/>
-          <w:right w:val="none" w:color="000000" w:sz="4" w:space="0"/>
-        </w:tcBorders>
-      </w:tcPr>
-    </w:tblStylePr>
-    <w:tblStylePr w:type="lastRow">
+    <w:tblStylePr w:type="firstRow">
       <w:rPr>
         <w:b/>
         <w:color w:val="404040"/>
@@ -7970,6 +8066,52 @@
         </w:tcBorders>
       </w:tcPr>
     </w:tblStylePr>
+    <w:tblStylePr w:type="lastCol">
+      <w:rPr>
+        <w:i/>
+        <w:color w:val="404040"/>
+      </w:rPr>
+      <w:pPr>
+        <w:pBdr/>
+        <w:spacing/>
+        <w:ind/>
+      </w:pPr>
+      <w:tblPr>
+        <w:tblBorders/>
+      </w:tblPr>
+      <w:tcPr>
+        <w:shd w:val="clear" w:color="ffffff"/>
+        <w:tcBorders>
+          <w:top w:val="none" w:color="000000" w:sz="4" w:space="0"/>
+          <w:left w:val="none" w:color="000000" w:sz="4" w:space="0"/>
+          <w:bottom w:val="none" w:color="000000" w:sz="4" w:space="0"/>
+          <w:right w:val="none" w:color="000000" w:sz="4" w:space="0"/>
+        </w:tcBorders>
+      </w:tcPr>
+    </w:tblStylePr>
+    <w:tblStylePr w:type="lastRow">
+      <w:rPr>
+        <w:b/>
+        <w:color w:val="404040"/>
+      </w:rPr>
+      <w:pPr>
+        <w:pBdr/>
+        <w:spacing/>
+        <w:ind/>
+      </w:pPr>
+      <w:tblPr>
+        <w:tblBorders/>
+      </w:tblPr>
+      <w:tcPr>
+        <w:shd w:val="clear" w:color="ffffff"/>
+        <w:tcBorders>
+          <w:top w:val="none" w:color="000000" w:sz="4" w:space="0"/>
+          <w:left w:val="none" w:color="000000" w:sz="4" w:space="0"/>
+          <w:bottom w:val="none" w:color="000000" w:sz="4" w:space="0"/>
+          <w:right w:val="none" w:color="000000" w:sz="4" w:space="0"/>
+        </w:tcBorders>
+      </w:tcPr>
+    </w:tblStylePr>
     <w:tblStylePr w:type="nwCell">
       <w:pPr>
         <w:pBdr/>
@@ -8036,9 +8178,9 @@
       </w:tcPr>
     </w:tblStylePr>
   </w:style>
-  <w:style w:type="table" w:styleId="34">
+  <w:style w:type="table" w:styleId="739">
     <w:name w:val="Grid Table 3 - Accent 1"/>
-    <w:basedOn w:val="727"/>
+    <w:basedOn w:val="879"/>
     <w:uiPriority w:val="99"/>
     <w:pPr>
       <w:pBdr/>
@@ -8137,29 +8279,6 @@
         <w:tblBorders/>
       </w:tblPr>
       <w:tcPr>
-        <w:shd w:color="ffffff"/>
-        <w:tcBorders>
-          <w:top w:val="none" w:color="000000" w:sz="4" w:space="0"/>
-          <w:left w:val="none" w:color="000000" w:sz="4" w:space="0"/>
-          <w:bottom w:val="none" w:color="000000" w:sz="4" w:space="0"/>
-          <w:right w:val="none" w:color="000000" w:sz="4" w:space="0"/>
-        </w:tcBorders>
-      </w:tcPr>
-    </w:tblStylePr>
-    <w:tblStylePr w:type="firstRow">
-      <w:rPr>
-        <w:b/>
-        <w:color w:val="404040"/>
-      </w:rPr>
-      <w:pPr>
-        <w:pBdr/>
-        <w:spacing/>
-        <w:ind/>
-      </w:pPr>
-      <w:tblPr>
-        <w:tblBorders/>
-      </w:tblPr>
-      <w:tcPr>
         <w:shd w:val="clear" w:color="ffffff"/>
         <w:tcBorders>
           <w:top w:val="none" w:color="000000" w:sz="4" w:space="0"/>
@@ -8169,30 +8288,7 @@
         </w:tcBorders>
       </w:tcPr>
     </w:tblStylePr>
-    <w:tblStylePr w:type="lastCol">
-      <w:rPr>
-        <w:i/>
-        <w:color w:val="404040"/>
-      </w:rPr>
-      <w:pPr>
-        <w:pBdr/>
-        <w:spacing/>
-        <w:ind/>
-      </w:pPr>
-      <w:tblPr>
-        <w:tblBorders/>
-      </w:tblPr>
-      <w:tcPr>
-        <w:shd w:color="ffffff"/>
-        <w:tcBorders>
-          <w:top w:val="none" w:color="000000" w:sz="4" w:space="0"/>
-          <w:left w:val="none" w:color="000000" w:sz="4" w:space="0"/>
-          <w:bottom w:val="none" w:color="000000" w:sz="4" w:space="0"/>
-          <w:right w:val="none" w:color="000000" w:sz="4" w:space="0"/>
-        </w:tcBorders>
-      </w:tcPr>
-    </w:tblStylePr>
-    <w:tblStylePr w:type="lastRow">
+    <w:tblStylePr w:type="firstRow">
       <w:rPr>
         <w:b/>
         <w:color w:val="404040"/>
@@ -8215,6 +8311,52 @@
         </w:tcBorders>
       </w:tcPr>
     </w:tblStylePr>
+    <w:tblStylePr w:type="lastCol">
+      <w:rPr>
+        <w:i/>
+        <w:color w:val="404040"/>
+      </w:rPr>
+      <w:pPr>
+        <w:pBdr/>
+        <w:spacing/>
+        <w:ind/>
+      </w:pPr>
+      <w:tblPr>
+        <w:tblBorders/>
+      </w:tblPr>
+      <w:tcPr>
+        <w:shd w:val="clear" w:color="ffffff"/>
+        <w:tcBorders>
+          <w:top w:val="none" w:color="000000" w:sz="4" w:space="0"/>
+          <w:left w:val="none" w:color="000000" w:sz="4" w:space="0"/>
+          <w:bottom w:val="none" w:color="000000" w:sz="4" w:space="0"/>
+          <w:right w:val="none" w:color="000000" w:sz="4" w:space="0"/>
+        </w:tcBorders>
+      </w:tcPr>
+    </w:tblStylePr>
+    <w:tblStylePr w:type="lastRow">
+      <w:rPr>
+        <w:b/>
+        <w:color w:val="404040"/>
+      </w:rPr>
+      <w:pPr>
+        <w:pBdr/>
+        <w:spacing/>
+        <w:ind/>
+      </w:pPr>
+      <w:tblPr>
+        <w:tblBorders/>
+      </w:tblPr>
+      <w:tcPr>
+        <w:shd w:val="clear" w:color="ffffff"/>
+        <w:tcBorders>
+          <w:top w:val="none" w:color="000000" w:sz="4" w:space="0"/>
+          <w:left w:val="none" w:color="000000" w:sz="4" w:space="0"/>
+          <w:bottom w:val="none" w:color="000000" w:sz="4" w:space="0"/>
+          <w:right w:val="none" w:color="000000" w:sz="4" w:space="0"/>
+        </w:tcBorders>
+      </w:tcPr>
+    </w:tblStylePr>
     <w:tblStylePr w:type="nwCell">
       <w:pPr>
         <w:pBdr/>
@@ -8281,9 +8423,9 @@
       </w:tcPr>
     </w:tblStylePr>
   </w:style>
-  <w:style w:type="table" w:styleId="35">
+  <w:style w:type="table" w:styleId="740">
     <w:name w:val="Grid Table 3 - Accent 2"/>
-    <w:basedOn w:val="727"/>
+    <w:basedOn w:val="879"/>
     <w:uiPriority w:val="99"/>
     <w:pPr>
       <w:pBdr/>
@@ -8382,29 +8524,6 @@
         <w:tblBorders/>
       </w:tblPr>
       <w:tcPr>
-        <w:shd w:color="ffffff"/>
-        <w:tcBorders>
-          <w:top w:val="none" w:color="000000" w:sz="4" w:space="0"/>
-          <w:left w:val="none" w:color="000000" w:sz="4" w:space="0"/>
-          <w:bottom w:val="none" w:color="000000" w:sz="4" w:space="0"/>
-          <w:right w:val="none" w:color="000000" w:sz="4" w:space="0"/>
-        </w:tcBorders>
-      </w:tcPr>
-    </w:tblStylePr>
-    <w:tblStylePr w:type="firstRow">
-      <w:rPr>
-        <w:b/>
-        <w:color w:val="404040"/>
-      </w:rPr>
-      <w:pPr>
-        <w:pBdr/>
-        <w:spacing/>
-        <w:ind/>
-      </w:pPr>
-      <w:tblPr>
-        <w:tblBorders/>
-      </w:tblPr>
-      <w:tcPr>
         <w:shd w:val="clear" w:color="ffffff"/>
         <w:tcBorders>
           <w:top w:val="none" w:color="000000" w:sz="4" w:space="0"/>
@@ -8414,30 +8533,7 @@
         </w:tcBorders>
       </w:tcPr>
     </w:tblStylePr>
-    <w:tblStylePr w:type="lastCol">
-      <w:rPr>
-        <w:i/>
-        <w:color w:val="404040"/>
-      </w:rPr>
-      <w:pPr>
-        <w:pBdr/>
-        <w:spacing/>
-        <w:ind/>
-      </w:pPr>
-      <w:tblPr>
-        <w:tblBorders/>
-      </w:tblPr>
-      <w:tcPr>
-        <w:shd w:color="ffffff"/>
-        <w:tcBorders>
-          <w:top w:val="none" w:color="000000" w:sz="4" w:space="0"/>
-          <w:left w:val="none" w:color="000000" w:sz="4" w:space="0"/>
-          <w:bottom w:val="none" w:color="000000" w:sz="4" w:space="0"/>
-          <w:right w:val="none" w:color="000000" w:sz="4" w:space="0"/>
-        </w:tcBorders>
-      </w:tcPr>
-    </w:tblStylePr>
-    <w:tblStylePr w:type="lastRow">
+    <w:tblStylePr w:type="firstRow">
       <w:rPr>
         <w:b/>
         <w:color w:val="404040"/>
@@ -8460,6 +8556,52 @@
         </w:tcBorders>
       </w:tcPr>
     </w:tblStylePr>
+    <w:tblStylePr w:type="lastCol">
+      <w:rPr>
+        <w:i/>
+        <w:color w:val="404040"/>
+      </w:rPr>
+      <w:pPr>
+        <w:pBdr/>
+        <w:spacing/>
+        <w:ind/>
+      </w:pPr>
+      <w:tblPr>
+        <w:tblBorders/>
+      </w:tblPr>
+      <w:tcPr>
+        <w:shd w:val="clear" w:color="ffffff"/>
+        <w:tcBorders>
+          <w:top w:val="none" w:color="000000" w:sz="4" w:space="0"/>
+          <w:left w:val="none" w:color="000000" w:sz="4" w:space="0"/>
+          <w:bottom w:val="none" w:color="000000" w:sz="4" w:space="0"/>
+          <w:right w:val="none" w:color="000000" w:sz="4" w:space="0"/>
+        </w:tcBorders>
+      </w:tcPr>
+    </w:tblStylePr>
+    <w:tblStylePr w:type="lastRow">
+      <w:rPr>
+        <w:b/>
+        <w:color w:val="404040"/>
+      </w:rPr>
+      <w:pPr>
+        <w:pBdr/>
+        <w:spacing/>
+        <w:ind/>
+      </w:pPr>
+      <w:tblPr>
+        <w:tblBorders/>
+      </w:tblPr>
+      <w:tcPr>
+        <w:shd w:val="clear" w:color="ffffff"/>
+        <w:tcBorders>
+          <w:top w:val="none" w:color="000000" w:sz="4" w:space="0"/>
+          <w:left w:val="none" w:color="000000" w:sz="4" w:space="0"/>
+          <w:bottom w:val="none" w:color="000000" w:sz="4" w:space="0"/>
+          <w:right w:val="none" w:color="000000" w:sz="4" w:space="0"/>
+        </w:tcBorders>
+      </w:tcPr>
+    </w:tblStylePr>
     <w:tblStylePr w:type="nwCell">
       <w:pPr>
         <w:pBdr/>
@@ -8526,9 +8668,9 @@
       </w:tcPr>
     </w:tblStylePr>
   </w:style>
-  <w:style w:type="table" w:styleId="36">
+  <w:style w:type="table" w:styleId="741">
     <w:name w:val="Grid Table 3 - Accent 3"/>
-    <w:basedOn w:val="727"/>
+    <w:basedOn w:val="879"/>
     <w:uiPriority w:val="99"/>
     <w:pPr>
       <w:pBdr/>
@@ -8627,29 +8769,6 @@
         <w:tblBorders/>
       </w:tblPr>
       <w:tcPr>
-        <w:shd w:color="ffffff"/>
-        <w:tcBorders>
-          <w:top w:val="none" w:color="000000" w:sz="4" w:space="0"/>
-          <w:left w:val="none" w:color="000000" w:sz="4" w:space="0"/>
-          <w:bottom w:val="none" w:color="000000" w:sz="4" w:space="0"/>
-          <w:right w:val="none" w:color="000000" w:sz="4" w:space="0"/>
-        </w:tcBorders>
-      </w:tcPr>
-    </w:tblStylePr>
-    <w:tblStylePr w:type="firstRow">
-      <w:rPr>
-        <w:b/>
-        <w:color w:val="404040"/>
-      </w:rPr>
-      <w:pPr>
-        <w:pBdr/>
-        <w:spacing/>
-        <w:ind/>
-      </w:pPr>
-      <w:tblPr>
-        <w:tblBorders/>
-      </w:tblPr>
-      <w:tcPr>
         <w:shd w:val="clear" w:color="ffffff"/>
         <w:tcBorders>
           <w:top w:val="none" w:color="000000" w:sz="4" w:space="0"/>
@@ -8659,30 +8778,7 @@
         </w:tcBorders>
       </w:tcPr>
     </w:tblStylePr>
-    <w:tblStylePr w:type="lastCol">
-      <w:rPr>
-        <w:i/>
-        <w:color w:val="404040"/>
-      </w:rPr>
-      <w:pPr>
-        <w:pBdr/>
-        <w:spacing/>
-        <w:ind/>
-      </w:pPr>
-      <w:tblPr>
-        <w:tblBorders/>
-      </w:tblPr>
-      <w:tcPr>
-        <w:shd w:color="ffffff"/>
-        <w:tcBorders>
-          <w:top w:val="none" w:color="000000" w:sz="4" w:space="0"/>
-          <w:left w:val="none" w:color="000000" w:sz="4" w:space="0"/>
-          <w:bottom w:val="none" w:color="000000" w:sz="4" w:space="0"/>
-          <w:right w:val="none" w:color="000000" w:sz="4" w:space="0"/>
-        </w:tcBorders>
-      </w:tcPr>
-    </w:tblStylePr>
-    <w:tblStylePr w:type="lastRow">
+    <w:tblStylePr w:type="firstRow">
       <w:rPr>
         <w:b/>
         <w:color w:val="404040"/>
@@ -8705,6 +8801,52 @@
         </w:tcBorders>
       </w:tcPr>
     </w:tblStylePr>
+    <w:tblStylePr w:type="lastCol">
+      <w:rPr>
+        <w:i/>
+        <w:color w:val="404040"/>
+      </w:rPr>
+      <w:pPr>
+        <w:pBdr/>
+        <w:spacing/>
+        <w:ind/>
+      </w:pPr>
+      <w:tblPr>
+        <w:tblBorders/>
+      </w:tblPr>
+      <w:tcPr>
+        <w:shd w:val="clear" w:color="ffffff"/>
+        <w:tcBorders>
+          <w:top w:val="none" w:color="000000" w:sz="4" w:space="0"/>
+          <w:left w:val="none" w:color="000000" w:sz="4" w:space="0"/>
+          <w:bottom w:val="none" w:color="000000" w:sz="4" w:space="0"/>
+          <w:right w:val="none" w:color="000000" w:sz="4" w:space="0"/>
+        </w:tcBorders>
+      </w:tcPr>
+    </w:tblStylePr>
+    <w:tblStylePr w:type="lastRow">
+      <w:rPr>
+        <w:b/>
+        <w:color w:val="404040"/>
+      </w:rPr>
+      <w:pPr>
+        <w:pBdr/>
+        <w:spacing/>
+        <w:ind/>
+      </w:pPr>
+      <w:tblPr>
+        <w:tblBorders/>
+      </w:tblPr>
+      <w:tcPr>
+        <w:shd w:val="clear" w:color="ffffff"/>
+        <w:tcBorders>
+          <w:top w:val="none" w:color="000000" w:sz="4" w:space="0"/>
+          <w:left w:val="none" w:color="000000" w:sz="4" w:space="0"/>
+          <w:bottom w:val="none" w:color="000000" w:sz="4" w:space="0"/>
+          <w:right w:val="none" w:color="000000" w:sz="4" w:space="0"/>
+        </w:tcBorders>
+      </w:tcPr>
+    </w:tblStylePr>
     <w:tblStylePr w:type="nwCell">
       <w:pPr>
         <w:pBdr/>
@@ -8771,9 +8913,9 @@
       </w:tcPr>
     </w:tblStylePr>
   </w:style>
-  <w:style w:type="table" w:styleId="37">
+  <w:style w:type="table" w:styleId="742">
     <w:name w:val="Grid Table 3 - Accent 4"/>
-    <w:basedOn w:val="727"/>
+    <w:basedOn w:val="879"/>
     <w:uiPriority w:val="99"/>
     <w:pPr>
       <w:pBdr/>
@@ -8872,29 +9014,6 @@
         <w:tblBorders/>
       </w:tblPr>
       <w:tcPr>
-        <w:shd w:color="ffffff"/>
-        <w:tcBorders>
-          <w:top w:val="none" w:color="000000" w:sz="4" w:space="0"/>
-          <w:left w:val="none" w:color="000000" w:sz="4" w:space="0"/>
-          <w:bottom w:val="none" w:color="000000" w:sz="4" w:space="0"/>
-          <w:right w:val="none" w:color="000000" w:sz="4" w:space="0"/>
-        </w:tcBorders>
-      </w:tcPr>
-    </w:tblStylePr>
-    <w:tblStylePr w:type="firstRow">
-      <w:rPr>
-        <w:b/>
-        <w:color w:val="404040"/>
-      </w:rPr>
-      <w:pPr>
-        <w:pBdr/>
-        <w:spacing/>
-        <w:ind/>
-      </w:pPr>
-      <w:tblPr>
-        <w:tblBorders/>
-      </w:tblPr>
-      <w:tcPr>
         <w:shd w:val="clear" w:color="ffffff"/>
         <w:tcBorders>
           <w:top w:val="none" w:color="000000" w:sz="4" w:space="0"/>
@@ -8904,30 +9023,7 @@
         </w:tcBorders>
       </w:tcPr>
     </w:tblStylePr>
-    <w:tblStylePr w:type="lastCol">
-      <w:rPr>
-        <w:i/>
-        <w:color w:val="404040"/>
-      </w:rPr>
-      <w:pPr>
-        <w:pBdr/>
-        <w:spacing/>
-        <w:ind/>
-      </w:pPr>
-      <w:tblPr>
-        <w:tblBorders/>
-      </w:tblPr>
-      <w:tcPr>
-        <w:shd w:color="ffffff"/>
-        <w:tcBorders>
-          <w:top w:val="none" w:color="000000" w:sz="4" w:space="0"/>
-          <w:left w:val="none" w:color="000000" w:sz="4" w:space="0"/>
-          <w:bottom w:val="none" w:color="000000" w:sz="4" w:space="0"/>
-          <w:right w:val="none" w:color="000000" w:sz="4" w:space="0"/>
-        </w:tcBorders>
-      </w:tcPr>
-    </w:tblStylePr>
-    <w:tblStylePr w:type="lastRow">
+    <w:tblStylePr w:type="firstRow">
       <w:rPr>
         <w:b/>
         <w:color w:val="404040"/>
@@ -8950,6 +9046,52 @@
         </w:tcBorders>
       </w:tcPr>
     </w:tblStylePr>
+    <w:tblStylePr w:type="lastCol">
+      <w:rPr>
+        <w:i/>
+        <w:color w:val="404040"/>
+      </w:rPr>
+      <w:pPr>
+        <w:pBdr/>
+        <w:spacing/>
+        <w:ind/>
+      </w:pPr>
+      <w:tblPr>
+        <w:tblBorders/>
+      </w:tblPr>
+      <w:tcPr>
+        <w:shd w:val="clear" w:color="ffffff"/>
+        <w:tcBorders>
+          <w:top w:val="none" w:color="000000" w:sz="4" w:space="0"/>
+          <w:left w:val="none" w:color="000000" w:sz="4" w:space="0"/>
+          <w:bottom w:val="none" w:color="000000" w:sz="4" w:space="0"/>
+          <w:right w:val="none" w:color="000000" w:sz="4" w:space="0"/>
+        </w:tcBorders>
+      </w:tcPr>
+    </w:tblStylePr>
+    <w:tblStylePr w:type="lastRow">
+      <w:rPr>
+        <w:b/>
+        <w:color w:val="404040"/>
+      </w:rPr>
+      <w:pPr>
+        <w:pBdr/>
+        <w:spacing/>
+        <w:ind/>
+      </w:pPr>
+      <w:tblPr>
+        <w:tblBorders/>
+      </w:tblPr>
+      <w:tcPr>
+        <w:shd w:val="clear" w:color="ffffff"/>
+        <w:tcBorders>
+          <w:top w:val="none" w:color="000000" w:sz="4" w:space="0"/>
+          <w:left w:val="none" w:color="000000" w:sz="4" w:space="0"/>
+          <w:bottom w:val="none" w:color="000000" w:sz="4" w:space="0"/>
+          <w:right w:val="none" w:color="000000" w:sz="4" w:space="0"/>
+        </w:tcBorders>
+      </w:tcPr>
+    </w:tblStylePr>
     <w:tblStylePr w:type="nwCell">
       <w:pPr>
         <w:pBdr/>
@@ -9016,9 +9158,9 @@
       </w:tcPr>
     </w:tblStylePr>
   </w:style>
-  <w:style w:type="table" w:styleId="38">
+  <w:style w:type="table" w:styleId="743">
     <w:name w:val="Grid Table 3 - Accent 5"/>
-    <w:basedOn w:val="727"/>
+    <w:basedOn w:val="879"/>
     <w:uiPriority w:val="99"/>
     <w:pPr>
       <w:pBdr/>
@@ -9117,29 +9259,6 @@
         <w:tblBorders/>
       </w:tblPr>
       <w:tcPr>
-        <w:shd w:color="ffffff"/>
-        <w:tcBorders>
-          <w:top w:val="none" w:color="000000" w:sz="4" w:space="0"/>
-          <w:left w:val="none" w:color="000000" w:sz="4" w:space="0"/>
-          <w:bottom w:val="none" w:color="000000" w:sz="4" w:space="0"/>
-          <w:right w:val="none" w:color="000000" w:sz="4" w:space="0"/>
-        </w:tcBorders>
-      </w:tcPr>
-    </w:tblStylePr>
-    <w:tblStylePr w:type="firstRow">
-      <w:rPr>
-        <w:b/>
-        <w:color w:val="404040"/>
-      </w:rPr>
-      <w:pPr>
-        <w:pBdr/>
-        <w:spacing/>
-        <w:ind/>
-      </w:pPr>
-      <w:tblPr>
-        <w:tblBorders/>
-      </w:tblPr>
-      <w:tcPr>
         <w:shd w:val="clear" w:color="ffffff"/>
         <w:tcBorders>
           <w:top w:val="none" w:color="000000" w:sz="4" w:space="0"/>
@@ -9149,30 +9268,7 @@
         </w:tcBorders>
       </w:tcPr>
     </w:tblStylePr>
-    <w:tblStylePr w:type="lastCol">
-      <w:rPr>
-        <w:i/>
-        <w:color w:val="404040"/>
-      </w:rPr>
-      <w:pPr>
-        <w:pBdr/>
-        <w:spacing/>
-        <w:ind/>
-      </w:pPr>
-      <w:tblPr>
-        <w:tblBorders/>
-      </w:tblPr>
-      <w:tcPr>
-        <w:shd w:color="ffffff"/>
-        <w:tcBorders>
-          <w:top w:val="none" w:color="000000" w:sz="4" w:space="0"/>
-          <w:left w:val="none" w:color="000000" w:sz="4" w:space="0"/>
-          <w:bottom w:val="none" w:color="000000" w:sz="4" w:space="0"/>
-          <w:right w:val="none" w:color="000000" w:sz="4" w:space="0"/>
-        </w:tcBorders>
-      </w:tcPr>
-    </w:tblStylePr>
-    <w:tblStylePr w:type="lastRow">
+    <w:tblStylePr w:type="firstRow">
       <w:rPr>
         <w:b/>
         <w:color w:val="404040"/>
@@ -9195,6 +9291,52 @@
         </w:tcBorders>
       </w:tcPr>
     </w:tblStylePr>
+    <w:tblStylePr w:type="lastCol">
+      <w:rPr>
+        <w:i/>
+        <w:color w:val="404040"/>
+      </w:rPr>
+      <w:pPr>
+        <w:pBdr/>
+        <w:spacing/>
+        <w:ind/>
+      </w:pPr>
+      <w:tblPr>
+        <w:tblBorders/>
+      </w:tblPr>
+      <w:tcPr>
+        <w:shd w:val="clear" w:color="ffffff"/>
+        <w:tcBorders>
+          <w:top w:val="none" w:color="000000" w:sz="4" w:space="0"/>
+          <w:left w:val="none" w:color="000000" w:sz="4" w:space="0"/>
+          <w:bottom w:val="none" w:color="000000" w:sz="4" w:space="0"/>
+          <w:right w:val="none" w:color="000000" w:sz="4" w:space="0"/>
+        </w:tcBorders>
+      </w:tcPr>
+    </w:tblStylePr>
+    <w:tblStylePr w:type="lastRow">
+      <w:rPr>
+        <w:b/>
+        <w:color w:val="404040"/>
+      </w:rPr>
+      <w:pPr>
+        <w:pBdr/>
+        <w:spacing/>
+        <w:ind/>
+      </w:pPr>
+      <w:tblPr>
+        <w:tblBorders/>
+      </w:tblPr>
+      <w:tcPr>
+        <w:shd w:val="clear" w:color="ffffff"/>
+        <w:tcBorders>
+          <w:top w:val="none" w:color="000000" w:sz="4" w:space="0"/>
+          <w:left w:val="none" w:color="000000" w:sz="4" w:space="0"/>
+          <w:bottom w:val="none" w:color="000000" w:sz="4" w:space="0"/>
+          <w:right w:val="none" w:color="000000" w:sz="4" w:space="0"/>
+        </w:tcBorders>
+      </w:tcPr>
+    </w:tblStylePr>
     <w:tblStylePr w:type="nwCell">
       <w:pPr>
         <w:pBdr/>
@@ -9261,9 +9403,9 @@
       </w:tcPr>
     </w:tblStylePr>
   </w:style>
-  <w:style w:type="table" w:styleId="39">
+  <w:style w:type="table" w:styleId="744">
     <w:name w:val="Grid Table 3 - Accent 6"/>
-    <w:basedOn w:val="727"/>
+    <w:basedOn w:val="879"/>
     <w:uiPriority w:val="99"/>
     <w:pPr>
       <w:pBdr/>
@@ -9362,29 +9504,6 @@
         <w:tblBorders/>
       </w:tblPr>
       <w:tcPr>
-        <w:shd w:color="ffffff"/>
-        <w:tcBorders>
-          <w:top w:val="none" w:color="000000" w:sz="4" w:space="0"/>
-          <w:left w:val="none" w:color="000000" w:sz="4" w:space="0"/>
-          <w:bottom w:val="none" w:color="000000" w:sz="4" w:space="0"/>
-          <w:right w:val="none" w:color="000000" w:sz="4" w:space="0"/>
-        </w:tcBorders>
-      </w:tcPr>
-    </w:tblStylePr>
-    <w:tblStylePr w:type="firstRow">
-      <w:rPr>
-        <w:b/>
-        <w:color w:val="404040"/>
-      </w:rPr>
-      <w:pPr>
-        <w:pBdr/>
-        <w:spacing/>
-        <w:ind/>
-      </w:pPr>
-      <w:tblPr>
-        <w:tblBorders/>
-      </w:tblPr>
-      <w:tcPr>
         <w:shd w:val="clear" w:color="ffffff"/>
         <w:tcBorders>
           <w:top w:val="none" w:color="000000" w:sz="4" w:space="0"/>
@@ -9394,30 +9513,7 @@
         </w:tcBorders>
       </w:tcPr>
     </w:tblStylePr>
-    <w:tblStylePr w:type="lastCol">
-      <w:rPr>
-        <w:i/>
-        <w:color w:val="404040"/>
-      </w:rPr>
-      <w:pPr>
-        <w:pBdr/>
-        <w:spacing/>
-        <w:ind/>
-      </w:pPr>
-      <w:tblPr>
-        <w:tblBorders/>
-      </w:tblPr>
-      <w:tcPr>
-        <w:shd w:color="ffffff"/>
-        <w:tcBorders>
-          <w:top w:val="none" w:color="000000" w:sz="4" w:space="0"/>
-          <w:left w:val="none" w:color="000000" w:sz="4" w:space="0"/>
-          <w:bottom w:val="none" w:color="000000" w:sz="4" w:space="0"/>
-          <w:right w:val="none" w:color="000000" w:sz="4" w:space="0"/>
-        </w:tcBorders>
-      </w:tcPr>
-    </w:tblStylePr>
-    <w:tblStylePr w:type="lastRow">
+    <w:tblStylePr w:type="firstRow">
       <w:rPr>
         <w:b/>
         <w:color w:val="404040"/>
@@ -9440,6 +9536,52 @@
         </w:tcBorders>
       </w:tcPr>
     </w:tblStylePr>
+    <w:tblStylePr w:type="lastCol">
+      <w:rPr>
+        <w:i/>
+        <w:color w:val="404040"/>
+      </w:rPr>
+      <w:pPr>
+        <w:pBdr/>
+        <w:spacing/>
+        <w:ind/>
+      </w:pPr>
+      <w:tblPr>
+        <w:tblBorders/>
+      </w:tblPr>
+      <w:tcPr>
+        <w:shd w:val="clear" w:color="ffffff"/>
+        <w:tcBorders>
+          <w:top w:val="none" w:color="000000" w:sz="4" w:space="0"/>
+          <w:left w:val="none" w:color="000000" w:sz="4" w:space="0"/>
+          <w:bottom w:val="none" w:color="000000" w:sz="4" w:space="0"/>
+          <w:right w:val="none" w:color="000000" w:sz="4" w:space="0"/>
+        </w:tcBorders>
+      </w:tcPr>
+    </w:tblStylePr>
+    <w:tblStylePr w:type="lastRow">
+      <w:rPr>
+        <w:b/>
+        <w:color w:val="404040"/>
+      </w:rPr>
+      <w:pPr>
+        <w:pBdr/>
+        <w:spacing/>
+        <w:ind/>
+      </w:pPr>
+      <w:tblPr>
+        <w:tblBorders/>
+      </w:tblPr>
+      <w:tcPr>
+        <w:shd w:val="clear" w:color="ffffff"/>
+        <w:tcBorders>
+          <w:top w:val="none" w:color="000000" w:sz="4" w:space="0"/>
+          <w:left w:val="none" w:color="000000" w:sz="4" w:space="0"/>
+          <w:bottom w:val="none" w:color="000000" w:sz="4" w:space="0"/>
+          <w:right w:val="none" w:color="000000" w:sz="4" w:space="0"/>
+        </w:tcBorders>
+      </w:tcPr>
+    </w:tblStylePr>
     <w:tblStylePr w:type="nwCell">
       <w:pPr>
         <w:pBdr/>
@@ -9506,9 +9648,9 @@
       </w:tcPr>
     </w:tblStylePr>
   </w:style>
-  <w:style w:type="table" w:styleId="40">
+  <w:style w:type="table" w:styleId="745">
     <w:name w:val="Grid Table 4"/>
-    <w:basedOn w:val="727"/>
+    <w:basedOn w:val="879"/>
     <w:uiPriority w:val="59"/>
     <w:pPr>
       <w:pBdr/>
@@ -9739,9 +9881,9 @@
       </w:tcPr>
     </w:tblStylePr>
   </w:style>
-  <w:style w:type="table" w:styleId="41">
+  <w:style w:type="table" w:styleId="746">
     <w:name w:val="Grid Table 4 - Accent 1"/>
-    <w:basedOn w:val="727"/>
+    <w:basedOn w:val="879"/>
     <w:uiPriority w:val="59"/>
     <w:pPr>
       <w:pBdr/>
@@ -9972,9 +10114,9 @@
       </w:tcPr>
     </w:tblStylePr>
   </w:style>
-  <w:style w:type="table" w:styleId="42">
+  <w:style w:type="table" w:styleId="747">
     <w:name w:val="Grid Table 4 - Accent 2"/>
-    <w:basedOn w:val="727"/>
+    <w:basedOn w:val="879"/>
     <w:uiPriority w:val="59"/>
     <w:pPr>
       <w:pBdr/>
@@ -10205,9 +10347,9 @@
       </w:tcPr>
     </w:tblStylePr>
   </w:style>
-  <w:style w:type="table" w:styleId="43">
+  <w:style w:type="table" w:styleId="748">
     <w:name w:val="Grid Table 4 - Accent 3"/>
-    <w:basedOn w:val="727"/>
+    <w:basedOn w:val="879"/>
     <w:uiPriority w:val="59"/>
     <w:pPr>
       <w:pBdr/>
@@ -10438,9 +10580,9 @@
       </w:tcPr>
     </w:tblStylePr>
   </w:style>
-  <w:style w:type="table" w:styleId="44">
+  <w:style w:type="table" w:styleId="749">
     <w:name w:val="Grid Table 4 - Accent 4"/>
-    <w:basedOn w:val="727"/>
+    <w:basedOn w:val="879"/>
     <w:uiPriority w:val="59"/>
     <w:pPr>
       <w:pBdr/>
@@ -10671,9 +10813,9 @@
       </w:tcPr>
     </w:tblStylePr>
   </w:style>
-  <w:style w:type="table" w:styleId="45">
+  <w:style w:type="table" w:styleId="750">
     <w:name w:val="Grid Table 4 - Accent 5"/>
-    <w:basedOn w:val="727"/>
+    <w:basedOn w:val="879"/>
     <w:uiPriority w:val="59"/>
     <w:pPr>
       <w:pBdr/>
@@ -10904,9 +11046,9 @@
       </w:tcPr>
     </w:tblStylePr>
   </w:style>
-  <w:style w:type="table" w:styleId="46">
+  <w:style w:type="table" w:styleId="751">
     <w:name w:val="Grid Table 4 - Accent 6"/>
-    <w:basedOn w:val="727"/>
+    <w:basedOn w:val="879"/>
     <w:uiPriority w:val="59"/>
     <w:pPr>
       <w:pBdr/>
@@ -11137,9 +11279,9 @@
       </w:tcPr>
     </w:tblStylePr>
   </w:style>
-  <w:style w:type="table" w:styleId="47">
+  <w:style w:type="table" w:styleId="752">
     <w:name w:val="Grid Table 5 Dark"/>
-    <w:basedOn w:val="727"/>
+    <w:basedOn w:val="879"/>
     <w:uiPriority w:val="99"/>
     <w:pPr>
       <w:pBdr/>
@@ -11365,9 +11507,9 @@
       </w:tcPr>
     </w:tblStylePr>
   </w:style>
-  <w:style w:type="table" w:styleId="48">
+  <w:style w:type="table" w:styleId="753">
     <w:name w:val="Grid Table 5 Dark- Accent 1"/>
-    <w:basedOn w:val="727"/>
+    <w:basedOn w:val="879"/>
     <w:uiPriority w:val="99"/>
     <w:pPr>
       <w:pBdr/>
@@ -11593,9 +11735,9 @@
       </w:tcPr>
     </w:tblStylePr>
   </w:style>
-  <w:style w:type="table" w:styleId="49">
+  <w:style w:type="table" w:styleId="754">
     <w:name w:val="Grid Table 5 Dark - Accent 2"/>
-    <w:basedOn w:val="727"/>
+    <w:basedOn w:val="879"/>
     <w:uiPriority w:val="99"/>
     <w:pPr>
       <w:pBdr/>
@@ -11821,9 +11963,9 @@
       </w:tcPr>
     </w:tblStylePr>
   </w:style>
-  <w:style w:type="table" w:styleId="50">
+  <w:style w:type="table" w:styleId="755">
     <w:name w:val="Grid Table 5 Dark - Accent 3"/>
-    <w:basedOn w:val="727"/>
+    <w:basedOn w:val="879"/>
     <w:uiPriority w:val="99"/>
     <w:pPr>
       <w:pBdr/>
@@ -12049,9 +12191,9 @@
       </w:tcPr>
     </w:tblStylePr>
   </w:style>
-  <w:style w:type="table" w:styleId="51">
+  <w:style w:type="table" w:styleId="756">
     <w:name w:val="Grid Table 5 Dark- Accent 4"/>
-    <w:basedOn w:val="727"/>
+    <w:basedOn w:val="879"/>
     <w:uiPriority w:val="99"/>
     <w:pPr>
       <w:pBdr/>
@@ -12277,9 +12419,9 @@
       </w:tcPr>
     </w:tblStylePr>
   </w:style>
-  <w:style w:type="table" w:styleId="52">
+  <w:style w:type="table" w:styleId="757">
     <w:name w:val="Grid Table 5 Dark - Accent 5"/>
-    <w:basedOn w:val="727"/>
+    <w:basedOn w:val="879"/>
     <w:uiPriority w:val="99"/>
     <w:pPr>
       <w:pBdr/>
@@ -12505,9 +12647,9 @@
       </w:tcPr>
     </w:tblStylePr>
   </w:style>
-  <w:style w:type="table" w:styleId="53">
+  <w:style w:type="table" w:styleId="758">
     <w:name w:val="Grid Table 5 Dark - Accent 6"/>
-    <w:basedOn w:val="727"/>
+    <w:basedOn w:val="879"/>
     <w:uiPriority w:val="99"/>
     <w:pPr>
       <w:pBdr/>
@@ -12733,9 +12875,9 @@
       </w:tcPr>
     </w:tblStylePr>
   </w:style>
-  <w:style w:type="table" w:styleId="54">
+  <w:style w:type="table" w:styleId="759">
     <w:name w:val="Grid Table 6 Colorful"/>
-    <w:basedOn w:val="727"/>
+    <w:basedOn w:val="879"/>
     <w:uiPriority w:val="99"/>
     <w:pPr>
       <w:pBdr/>
@@ -12963,9 +13105,9 @@
       </w:tcPr>
     </w:tblStylePr>
   </w:style>
-  <w:style w:type="table" w:styleId="55">
+  <w:style w:type="table" w:styleId="760">
     <w:name w:val="Grid Table 6 Colorful - Accent 1"/>
-    <w:basedOn w:val="727"/>
+    <w:basedOn w:val="879"/>
     <w:uiPriority w:val="99"/>
     <w:pPr>
       <w:pBdr/>
@@ -13193,9 +13335,9 @@
       </w:tcPr>
     </w:tblStylePr>
   </w:style>
-  <w:style w:type="table" w:styleId="56">
+  <w:style w:type="table" w:styleId="761">
     <w:name w:val="Grid Table 6 Colorful - Accent 2"/>
-    <w:basedOn w:val="727"/>
+    <w:basedOn w:val="879"/>
     <w:uiPriority w:val="99"/>
     <w:pPr>
       <w:pBdr/>
@@ -13423,9 +13565,9 @@
       </w:tcPr>
     </w:tblStylePr>
   </w:style>
-  <w:style w:type="table" w:styleId="57">
+  <w:style w:type="table" w:styleId="762">
     <w:name w:val="Grid Table 6 Colorful - Accent 3"/>
-    <w:basedOn w:val="727"/>
+    <w:basedOn w:val="879"/>
     <w:uiPriority w:val="99"/>
     <w:pPr>
       <w:pBdr/>
@@ -13653,9 +13795,9 @@
       </w:tcPr>
     </w:tblStylePr>
   </w:style>
-  <w:style w:type="table" w:styleId="58">
+  <w:style w:type="table" w:styleId="763">
     <w:name w:val="Grid Table 6 Colorful - Accent 4"/>
-    <w:basedOn w:val="727"/>
+    <w:basedOn w:val="879"/>
     <w:uiPriority w:val="99"/>
     <w:pPr>
       <w:pBdr/>
@@ -13883,9 +14025,9 @@
       </w:tcPr>
     </w:tblStylePr>
   </w:style>
-  <w:style w:type="table" w:styleId="59">
+  <w:style w:type="table" w:styleId="764">
     <w:name w:val="Grid Table 6 Colorful - Accent 5"/>
-    <w:basedOn w:val="727"/>
+    <w:basedOn w:val="879"/>
     <w:uiPriority w:val="99"/>
     <w:pPr>
       <w:pBdr/>
@@ -14113,9 +14255,9 @@
       </w:tcPr>
     </w:tblStylePr>
   </w:style>
-  <w:style w:type="table" w:styleId="60">
+  <w:style w:type="table" w:styleId="765">
     <w:name w:val="Grid Table 6 Colorful - Accent 6"/>
-    <w:basedOn w:val="727"/>
+    <w:basedOn w:val="879"/>
     <w:uiPriority w:val="99"/>
     <w:pPr>
       <w:pBdr/>
@@ -14343,9 +14485,9 @@
       </w:tcPr>
     </w:tblStylePr>
   </w:style>
-  <w:style w:type="table" w:styleId="61">
+  <w:style w:type="table" w:styleId="766">
     <w:name w:val="Grid Table 7 Colorful"/>
-    <w:basedOn w:val="727"/>
+    <w:basedOn w:val="879"/>
     <w:uiPriority w:val="99"/>
     <w:pPr>
       <w:pBdr/>
@@ -14447,11 +14589,11 @@
         <w:tblBorders/>
       </w:tblPr>
       <w:tcPr>
-        <w:shd w:color="ffffff"/>
+        <w:shd w:val="clear" w:color="ffffff"/>
         <w:tcBorders>
-          <w:top w:val="none"/>
-          <w:left w:val="none"/>
-          <w:bottom w:val="none"/>
+          <w:top w:val="none" w:color="000000" w:sz="4" w:space="0"/>
+          <w:left w:val="none" w:color="000000" w:sz="4" w:space="0"/>
+          <w:bottom w:val="none" w:color="000000" w:sz="4" w:space="0"/>
           <w:right w:val="single" w:color="000000" w:themeColor="text1" w:themeTint="80" w:sz="4" w:space="0"/>
         </w:tcBorders>
       </w:tcPr>
@@ -14474,10 +14616,10 @@
       <w:tcPr>
         <w:shd w:val="clear" w:color="ffffff" w:themeColor="light1" w:fill="ffffff" w:themeFill="light1"/>
         <w:tcBorders>
-          <w:top w:val="none"/>
-          <w:left w:val="none"/>
+          <w:top w:val="none" w:color="000000" w:sz="4" w:space="0"/>
+          <w:left w:val="none" w:color="000000" w:sz="4" w:space="0"/>
           <w:bottom w:val="single" w:color="000000" w:themeColor="text1" w:themeTint="80" w:sz="4" w:space="0"/>
-          <w:right w:val="none"/>
+          <w:right w:val="none" w:color="000000" w:sz="4" w:space="0"/>
         </w:tcBorders>
       </w:tcPr>
     </w:tblStylePr>
@@ -14497,12 +14639,12 @@
         <w:tblBorders/>
       </w:tblPr>
       <w:tcPr>
-        <w:shd w:color="ffffff"/>
+        <w:shd w:val="clear" w:color="ffffff"/>
         <w:tcBorders>
-          <w:top w:val="none"/>
+          <w:top w:val="none" w:color="000000" w:sz="4" w:space="0"/>
           <w:left w:val="single" w:color="000000" w:themeColor="text1" w:themeTint="80" w:sz="4" w:space="0"/>
-          <w:bottom w:val="none"/>
-          <w:right w:val="none"/>
+          <w:bottom w:val="none" w:color="000000" w:sz="4" w:space="0"/>
+          <w:right w:val="none" w:color="000000" w:sz="4" w:space="0"/>
         </w:tcBorders>
       </w:tcPr>
     </w:tblStylePr>
@@ -14525,9 +14667,9 @@
         <w:shd w:val="clear" w:color="ffffff" w:themeColor="light1" w:fill="ffffff" w:themeFill="light1"/>
         <w:tcBorders>
           <w:top w:val="single" w:color="000000" w:themeColor="text1" w:themeTint="80" w:sz="4" w:space="0"/>
-          <w:left w:val="none"/>
-          <w:bottom w:val="none"/>
-          <w:right w:val="none"/>
+          <w:left w:val="none" w:color="000000" w:sz="4" w:space="0"/>
+          <w:bottom w:val="none" w:color="000000" w:sz="4" w:space="0"/>
+          <w:right w:val="none" w:color="000000" w:sz="4" w:space="0"/>
         </w:tcBorders>
       </w:tcPr>
     </w:tblStylePr>
@@ -14597,9 +14739,9 @@
       </w:tcPr>
     </w:tblStylePr>
   </w:style>
-  <w:style w:type="table" w:styleId="62">
+  <w:style w:type="table" w:styleId="767">
     <w:name w:val="Grid Table 7 Colorful - Accent 1"/>
-    <w:basedOn w:val="727"/>
+    <w:basedOn w:val="879"/>
     <w:uiPriority w:val="99"/>
     <w:pPr>
       <w:pBdr/>
@@ -14701,11 +14843,11 @@
         <w:tblBorders/>
       </w:tblPr>
       <w:tcPr>
-        <w:shd w:color="ffffff"/>
+        <w:shd w:val="clear" w:color="ffffff"/>
         <w:tcBorders>
-          <w:top w:val="none"/>
-          <w:left w:val="none"/>
-          <w:bottom w:val="none"/>
+          <w:top w:val="none" w:color="000000" w:sz="4" w:space="0"/>
+          <w:left w:val="none" w:color="000000" w:sz="4" w:space="0"/>
+          <w:bottom w:val="none" w:color="000000" w:sz="4" w:space="0"/>
           <w:right w:val="single" w:color="000000" w:themeColor="accent1" w:themeTint="80" w:sz="4" w:space="0"/>
         </w:tcBorders>
       </w:tcPr>
@@ -14728,10 +14870,10 @@
       <w:tcPr>
         <w:shd w:val="clear" w:color="ffffff" w:themeColor="light1" w:fill="ffffff" w:themeFill="light1"/>
         <w:tcBorders>
-          <w:top w:val="none"/>
-          <w:left w:val="none"/>
+          <w:top w:val="none" w:color="000000" w:sz="4" w:space="0"/>
+          <w:left w:val="none" w:color="000000" w:sz="4" w:space="0"/>
           <w:bottom w:val="single" w:color="000000" w:themeColor="accent1" w:themeTint="80" w:sz="4" w:space="0"/>
-          <w:right w:val="none"/>
+          <w:right w:val="none" w:color="000000" w:sz="4" w:space="0"/>
         </w:tcBorders>
       </w:tcPr>
     </w:tblStylePr>
@@ -14751,12 +14893,12 @@
         <w:tblBorders/>
       </w:tblPr>
       <w:tcPr>
-        <w:shd w:color="ffffff"/>
+        <w:shd w:val="clear" w:color="ffffff"/>
         <w:tcBorders>
-          <w:top w:val="none"/>
+          <w:top w:val="none" w:color="000000" w:sz="4" w:space="0"/>
           <w:left w:val="single" w:color="000000" w:themeColor="accent1" w:themeTint="80" w:sz="4" w:space="0"/>
-          <w:bottom w:val="none"/>
-          <w:right w:val="none"/>
+          <w:bottom w:val="none" w:color="000000" w:sz="4" w:space="0"/>
+          <w:right w:val="none" w:color="000000" w:sz="4" w:space="0"/>
         </w:tcBorders>
       </w:tcPr>
     </w:tblStylePr>
@@ -14779,9 +14921,9 @@
         <w:shd w:val="clear" w:color="ffffff" w:themeColor="light1" w:fill="ffffff" w:themeFill="light1"/>
         <w:tcBorders>
           <w:top w:val="single" w:color="000000" w:themeColor="accent1" w:themeTint="80" w:sz="4" w:space="0"/>
-          <w:left w:val="none"/>
-          <w:bottom w:val="none"/>
-          <w:right w:val="none"/>
+          <w:left w:val="none" w:color="000000" w:sz="4" w:space="0"/>
+          <w:bottom w:val="none" w:color="000000" w:sz="4" w:space="0"/>
+          <w:right w:val="none" w:color="000000" w:sz="4" w:space="0"/>
         </w:tcBorders>
       </w:tcPr>
     </w:tblStylePr>
@@ -14851,9 +14993,9 @@
       </w:tcPr>
     </w:tblStylePr>
   </w:style>
-  <w:style w:type="table" w:styleId="63">
+  <w:style w:type="table" w:styleId="768">
     <w:name w:val="Grid Table 7 Colorful - Accent 2"/>
-    <w:basedOn w:val="727"/>
+    <w:basedOn w:val="879"/>
     <w:uiPriority w:val="99"/>
     <w:pPr>
       <w:pBdr/>
@@ -14955,11 +15097,11 @@
         <w:tblBorders/>
       </w:tblPr>
       <w:tcPr>
-        <w:shd w:color="ffffff"/>
+        <w:shd w:val="clear" w:color="ffffff"/>
         <w:tcBorders>
-          <w:top w:val="none"/>
-          <w:left w:val="none"/>
-          <w:bottom w:val="none"/>
+          <w:top w:val="none" w:color="000000" w:sz="4" w:space="0"/>
+          <w:left w:val="none" w:color="000000" w:sz="4" w:space="0"/>
+          <w:bottom w:val="none" w:color="000000" w:sz="4" w:space="0"/>
           <w:right w:val="single" w:color="000000" w:themeColor="accent2" w:themeTint="97" w:sz="4" w:space="0"/>
         </w:tcBorders>
       </w:tcPr>
@@ -14982,10 +15124,10 @@
       <w:tcPr>
         <w:shd w:val="clear" w:color="ffffff" w:themeColor="light1" w:fill="ffffff" w:themeFill="light1"/>
         <w:tcBorders>
-          <w:top w:val="none"/>
-          <w:left w:val="none"/>
+          <w:top w:val="none" w:color="000000" w:sz="4" w:space="0"/>
+          <w:left w:val="none" w:color="000000" w:sz="4" w:space="0"/>
           <w:bottom w:val="single" w:color="000000" w:themeColor="accent2" w:themeTint="97" w:sz="4" w:space="0"/>
-          <w:right w:val="none"/>
+          <w:right w:val="none" w:color="000000" w:sz="4" w:space="0"/>
         </w:tcBorders>
       </w:tcPr>
     </w:tblStylePr>
@@ -15005,12 +15147,12 @@
         <w:tblBorders/>
       </w:tblPr>
       <w:tcPr>
-        <w:shd w:color="ffffff"/>
+        <w:shd w:val="clear" w:color="ffffff"/>
         <w:tcBorders>
-          <w:top w:val="none"/>
+          <w:top w:val="none" w:color="000000" w:sz="4" w:space="0"/>
           <w:left w:val="single" w:color="000000" w:themeColor="accent2" w:themeTint="97" w:sz="4" w:space="0"/>
-          <w:bottom w:val="none"/>
-          <w:right w:val="none"/>
+          <w:bottom w:val="none" w:color="000000" w:sz="4" w:space="0"/>
+          <w:right w:val="none" w:color="000000" w:sz="4" w:space="0"/>
         </w:tcBorders>
       </w:tcPr>
     </w:tblStylePr>
@@ -15033,9 +15175,9 @@
         <w:shd w:val="clear" w:color="ffffff" w:themeColor="light1" w:fill="ffffff" w:themeFill="light1"/>
         <w:tcBorders>
           <w:top w:val="single" w:color="000000" w:themeColor="accent2" w:themeTint="97" w:sz="4" w:space="0"/>
-          <w:left w:val="none"/>
-          <w:bottom w:val="none"/>
-          <w:right w:val="none"/>
+          <w:left w:val="none" w:color="000000" w:sz="4" w:space="0"/>
+          <w:bottom w:val="none" w:color="000000" w:sz="4" w:space="0"/>
+          <w:right w:val="none" w:color="000000" w:sz="4" w:space="0"/>
         </w:tcBorders>
       </w:tcPr>
     </w:tblStylePr>
@@ -15105,9 +15247,9 @@
       </w:tcPr>
     </w:tblStylePr>
   </w:style>
-  <w:style w:type="table" w:styleId="64">
+  <w:style w:type="table" w:styleId="769">
     <w:name w:val="Grid Table 7 Colorful - Accent 3"/>
-    <w:basedOn w:val="727"/>
+    <w:basedOn w:val="879"/>
     <w:uiPriority w:val="99"/>
     <w:pPr>
       <w:pBdr/>
@@ -15209,11 +15351,11 @@
         <w:tblBorders/>
       </w:tblPr>
       <w:tcPr>
-        <w:shd w:color="ffffff"/>
+        <w:shd w:val="clear" w:color="ffffff"/>
         <w:tcBorders>
-          <w:top w:val="none"/>
-          <w:left w:val="none"/>
-          <w:bottom w:val="none"/>
+          <w:top w:val="none" w:color="000000" w:sz="4" w:space="0"/>
+          <w:left w:val="none" w:color="000000" w:sz="4" w:space="0"/>
+          <w:bottom w:val="none" w:color="000000" w:sz="4" w:space="0"/>
           <w:right w:val="single" w:color="000000" w:themeColor="accent3" w:themeTint="FE" w:sz="4" w:space="0"/>
         </w:tcBorders>
       </w:tcPr>
@@ -15236,10 +15378,10 @@
       <w:tcPr>
         <w:shd w:val="clear" w:color="ffffff" w:themeColor="light1" w:fill="ffffff" w:themeFill="light1"/>
         <w:tcBorders>
-          <w:top w:val="none"/>
-          <w:left w:val="none"/>
+          <w:top w:val="none" w:color="000000" w:sz="4" w:space="0"/>
+          <w:left w:val="none" w:color="000000" w:sz="4" w:space="0"/>
           <w:bottom w:val="single" w:color="000000" w:themeColor="accent3" w:themeTint="FE" w:sz="4" w:space="0"/>
-          <w:right w:val="none"/>
+          <w:right w:val="none" w:color="000000" w:sz="4" w:space="0"/>
         </w:tcBorders>
       </w:tcPr>
     </w:tblStylePr>
@@ -15259,12 +15401,12 @@
         <w:tblBorders/>
       </w:tblPr>
       <w:tcPr>
-        <w:shd w:color="ffffff"/>
+        <w:shd w:val="clear" w:color="ffffff"/>
         <w:tcBorders>
-          <w:top w:val="none"/>
+          <w:top w:val="none" w:color="000000" w:sz="4" w:space="0"/>
           <w:left w:val="single" w:color="000000" w:themeColor="accent3" w:themeTint="FE" w:sz="4" w:space="0"/>
-          <w:bottom w:val="none"/>
-          <w:right w:val="none"/>
+          <w:bottom w:val="none" w:color="000000" w:sz="4" w:space="0"/>
+          <w:right w:val="none" w:color="000000" w:sz="4" w:space="0"/>
         </w:tcBorders>
       </w:tcPr>
     </w:tblStylePr>
@@ -15287,9 +15429,9 @@
         <w:shd w:val="clear" w:color="ffffff" w:themeColor="light1" w:fill="ffffff" w:themeFill="light1"/>
         <w:tcBorders>
           <w:top w:val="single" w:color="000000" w:themeColor="accent3" w:themeTint="FE" w:sz="4" w:space="0"/>
-          <w:left w:val="none"/>
-          <w:bottom w:val="none"/>
-          <w:right w:val="none"/>
+          <w:left w:val="none" w:color="000000" w:sz="4" w:space="0"/>
+          <w:bottom w:val="none" w:color="000000" w:sz="4" w:space="0"/>
+          <w:right w:val="none" w:color="000000" w:sz="4" w:space="0"/>
         </w:tcBorders>
       </w:tcPr>
     </w:tblStylePr>
@@ -15359,9 +15501,9 @@
       </w:tcPr>
     </w:tblStylePr>
   </w:style>
-  <w:style w:type="table" w:styleId="65">
+  <w:style w:type="table" w:styleId="770">
     <w:name w:val="Grid Table 7 Colorful - Accent 4"/>
-    <w:basedOn w:val="727"/>
+    <w:basedOn w:val="879"/>
     <w:uiPriority w:val="99"/>
     <w:pPr>
       <w:pBdr/>
@@ -15463,11 +15605,11 @@
         <w:tblBorders/>
       </w:tblPr>
       <w:tcPr>
-        <w:shd w:color="ffffff"/>
+        <w:shd w:val="clear" w:color="ffffff"/>
         <w:tcBorders>
-          <w:top w:val="none"/>
-          <w:left w:val="none"/>
-          <w:bottom w:val="none"/>
+          <w:top w:val="none" w:color="000000" w:sz="4" w:space="0"/>
+          <w:left w:val="none" w:color="000000" w:sz="4" w:space="0"/>
+          <w:bottom w:val="none" w:color="000000" w:sz="4" w:space="0"/>
           <w:right w:val="single" w:color="000000" w:themeColor="accent4" w:themeTint="9A" w:sz="4" w:space="0"/>
         </w:tcBorders>
       </w:tcPr>
@@ -15490,10 +15632,10 @@
       <w:tcPr>
         <w:shd w:val="clear" w:color="ffffff" w:themeColor="light1" w:fill="ffffff" w:themeFill="light1"/>
         <w:tcBorders>
-          <w:top w:val="none"/>
-          <w:left w:val="none"/>
+          <w:top w:val="none" w:color="000000" w:sz="4" w:space="0"/>
+          <w:left w:val="none" w:color="000000" w:sz="4" w:space="0"/>
           <w:bottom w:val="single" w:color="000000" w:themeColor="accent4" w:themeTint="9A" w:sz="4" w:space="0"/>
-          <w:right w:val="none"/>
+          <w:right w:val="none" w:color="000000" w:sz="4" w:space="0"/>
         </w:tcBorders>
       </w:tcPr>
     </w:tblStylePr>
@@ -15513,12 +15655,12 @@
         <w:tblBorders/>
       </w:tblPr>
       <w:tcPr>
-        <w:shd w:color="ffffff"/>
+        <w:shd w:val="clear" w:color="ffffff"/>
         <w:tcBorders>
-          <w:top w:val="none"/>
+          <w:top w:val="none" w:color="000000" w:sz="4" w:space="0"/>
           <w:left w:val="single" w:color="000000" w:themeColor="accent4" w:themeTint="9A" w:sz="4" w:space="0"/>
-          <w:bottom w:val="none"/>
-          <w:right w:val="none"/>
+          <w:bottom w:val="none" w:color="000000" w:sz="4" w:space="0"/>
+          <w:right w:val="none" w:color="000000" w:sz="4" w:space="0"/>
         </w:tcBorders>
       </w:tcPr>
     </w:tblStylePr>
@@ -15541,9 +15683,9 @@
         <w:shd w:val="clear" w:color="ffffff" w:themeColor="light1" w:fill="ffffff" w:themeFill="light1"/>
         <w:tcBorders>
           <w:top w:val="single" w:color="000000" w:themeColor="accent4" w:themeTint="9A" w:sz="4" w:space="0"/>
-          <w:left w:val="none"/>
-          <w:bottom w:val="none"/>
-          <w:right w:val="none"/>
+          <w:left w:val="none" w:color="000000" w:sz="4" w:space="0"/>
+          <w:bottom w:val="none" w:color="000000" w:sz="4" w:space="0"/>
+          <w:right w:val="none" w:color="000000" w:sz="4" w:space="0"/>
         </w:tcBorders>
       </w:tcPr>
     </w:tblStylePr>
@@ -15613,9 +15755,9 @@
       </w:tcPr>
     </w:tblStylePr>
   </w:style>
-  <w:style w:type="table" w:styleId="66">
+  <w:style w:type="table" w:styleId="771">
     <w:name w:val="Grid Table 7 Colorful - Accent 5"/>
-    <w:basedOn w:val="727"/>
+    <w:basedOn w:val="879"/>
     <w:uiPriority w:val="99"/>
     <w:pPr>
       <w:pBdr/>
@@ -15717,11 +15859,11 @@
         <w:tblBorders/>
       </w:tblPr>
       <w:tcPr>
-        <w:shd w:color="ffffff"/>
+        <w:shd w:val="clear" w:color="ffffff"/>
         <w:tcBorders>
-          <w:top w:val="none"/>
-          <w:left w:val="none"/>
-          <w:bottom w:val="none"/>
+          <w:top w:val="none" w:color="000000" w:sz="4" w:space="0"/>
+          <w:left w:val="none" w:color="000000" w:sz="4" w:space="0"/>
+          <w:bottom w:val="none" w:color="000000" w:sz="4" w:space="0"/>
           <w:right w:val="single" w:color="000000" w:themeColor="accent5" w:themeTint="90" w:sz="4" w:space="0"/>
         </w:tcBorders>
       </w:tcPr>
@@ -15744,10 +15886,10 @@
       <w:tcPr>
         <w:shd w:val="clear" w:color="ffffff" w:themeColor="light1" w:fill="ffffff" w:themeFill="light1"/>
         <w:tcBorders>
-          <w:top w:val="none"/>
-          <w:left w:val="none"/>
+          <w:top w:val="none" w:color="000000" w:sz="4" w:space="0"/>
+          <w:left w:val="none" w:color="000000" w:sz="4" w:space="0"/>
           <w:bottom w:val="single" w:color="000000" w:themeColor="accent5" w:themeTint="90" w:sz="4" w:space="0"/>
-          <w:right w:val="none"/>
+          <w:right w:val="none" w:color="000000" w:sz="4" w:space="0"/>
         </w:tcBorders>
       </w:tcPr>
     </w:tblStylePr>
@@ -15767,12 +15909,12 @@
         <w:tblBorders/>
       </w:tblPr>
       <w:tcPr>
-        <w:shd w:color="ffffff"/>
+        <w:shd w:val="clear" w:color="ffffff"/>
         <w:tcBorders>
-          <w:top w:val="none"/>
+          <w:top w:val="none" w:color="000000" w:sz="4" w:space="0"/>
           <w:left w:val="single" w:color="000000" w:themeColor="accent5" w:themeTint="90" w:sz="4" w:space="0"/>
-          <w:bottom w:val="none"/>
-          <w:right w:val="none"/>
+          <w:bottom w:val="none" w:color="000000" w:sz="4" w:space="0"/>
+          <w:right w:val="none" w:color="000000" w:sz="4" w:space="0"/>
         </w:tcBorders>
       </w:tcPr>
     </w:tblStylePr>
@@ -15795,9 +15937,9 @@
         <w:shd w:val="clear" w:color="ffffff" w:themeColor="light1" w:fill="ffffff" w:themeFill="light1"/>
         <w:tcBorders>
           <w:top w:val="single" w:color="000000" w:themeColor="accent5" w:themeTint="90" w:sz="4" w:space="0"/>
-          <w:left w:val="none"/>
-          <w:bottom w:val="none"/>
-          <w:right w:val="none"/>
+          <w:left w:val="none" w:color="000000" w:sz="4" w:space="0"/>
+          <w:bottom w:val="none" w:color="000000" w:sz="4" w:space="0"/>
+          <w:right w:val="none" w:color="000000" w:sz="4" w:space="0"/>
         </w:tcBorders>
       </w:tcPr>
     </w:tblStylePr>
@@ -15867,9 +16009,9 @@
       </w:tcPr>
     </w:tblStylePr>
   </w:style>
-  <w:style w:type="table" w:styleId="67">
+  <w:style w:type="table" w:styleId="772">
     <w:name w:val="Grid Table 7 Colorful - Accent 6"/>
-    <w:basedOn w:val="727"/>
+    <w:basedOn w:val="879"/>
     <w:uiPriority w:val="99"/>
     <w:pPr>
       <w:pBdr/>
@@ -15971,11 +16113,11 @@
         <w:tblBorders/>
       </w:tblPr>
       <w:tcPr>
-        <w:shd w:color="ffffff"/>
+        <w:shd w:val="clear" w:color="ffffff"/>
         <w:tcBorders>
-          <w:top w:val="none"/>
-          <w:left w:val="none"/>
-          <w:bottom w:val="none"/>
+          <w:top w:val="none" w:color="000000" w:sz="4" w:space="0"/>
+          <w:left w:val="none" w:color="000000" w:sz="4" w:space="0"/>
+          <w:bottom w:val="none" w:color="000000" w:sz="4" w:space="0"/>
           <w:right w:val="single" w:color="000000" w:themeColor="accent6" w:themeTint="90" w:sz="4" w:space="0"/>
         </w:tcBorders>
       </w:tcPr>
@@ -15998,10 +16140,10 @@
       <w:tcPr>
         <w:shd w:val="clear" w:color="ffffff" w:themeColor="light1" w:fill="ffffff" w:themeFill="light1"/>
         <w:tcBorders>
-          <w:top w:val="none"/>
-          <w:left w:val="none"/>
+          <w:top w:val="none" w:color="000000" w:sz="4" w:space="0"/>
+          <w:left w:val="none" w:color="000000" w:sz="4" w:space="0"/>
           <w:bottom w:val="single" w:color="000000" w:themeColor="accent6" w:themeTint="90" w:sz="4" w:space="0"/>
-          <w:right w:val="none"/>
+          <w:right w:val="none" w:color="000000" w:sz="4" w:space="0"/>
         </w:tcBorders>
       </w:tcPr>
     </w:tblStylePr>
@@ -16021,12 +16163,12 @@
         <w:tblBorders/>
       </w:tblPr>
       <w:tcPr>
-        <w:shd w:color="ffffff"/>
+        <w:shd w:val="clear" w:color="ffffff"/>
         <w:tcBorders>
-          <w:top w:val="none"/>
+          <w:top w:val="none" w:color="000000" w:sz="4" w:space="0"/>
           <w:left w:val="single" w:color="000000" w:themeColor="accent6" w:themeTint="90" w:sz="4" w:space="0"/>
-          <w:bottom w:val="none"/>
-          <w:right w:val="none"/>
+          <w:bottom w:val="none" w:color="000000" w:sz="4" w:space="0"/>
+          <w:right w:val="none" w:color="000000" w:sz="4" w:space="0"/>
         </w:tcBorders>
       </w:tcPr>
     </w:tblStylePr>
@@ -16049,9 +16191,9 @@
         <w:shd w:val="clear" w:color="ffffff" w:themeColor="light1" w:fill="ffffff" w:themeFill="light1"/>
         <w:tcBorders>
           <w:top w:val="single" w:color="000000" w:themeColor="accent6" w:themeTint="90" w:sz="4" w:space="0"/>
-          <w:left w:val="none"/>
-          <w:bottom w:val="none"/>
-          <w:right w:val="none"/>
+          <w:left w:val="none" w:color="000000" w:sz="4" w:space="0"/>
+          <w:bottom w:val="none" w:color="000000" w:sz="4" w:space="0"/>
+          <w:right w:val="none" w:color="000000" w:sz="4" w:space="0"/>
         </w:tcBorders>
       </w:tcPr>
     </w:tblStylePr>
@@ -16121,9 +16263,9 @@
       </w:tcPr>
     </w:tblStylePr>
   </w:style>
-  <w:style w:type="table" w:styleId="68">
+  <w:style w:type="table" w:styleId="773">
     <w:name w:val="List Table 1 Light"/>
-    <w:basedOn w:val="727"/>
+    <w:basedOn w:val="879"/>
     <w:uiPriority w:val="99"/>
     <w:pPr>
       <w:pBdr/>
@@ -16337,9 +16479,9 @@
       </w:tcPr>
     </w:tblStylePr>
   </w:style>
-  <w:style w:type="table" w:styleId="69">
+  <w:style w:type="table" w:styleId="774">
     <w:name w:val="List Table 1 Light - Accent 1"/>
-    <w:basedOn w:val="727"/>
+    <w:basedOn w:val="879"/>
     <w:uiPriority w:val="99"/>
     <w:pPr>
       <w:pBdr/>
@@ -16553,9 +16695,9 @@
       </w:tcPr>
     </w:tblStylePr>
   </w:style>
-  <w:style w:type="table" w:styleId="70">
+  <w:style w:type="table" w:styleId="775">
     <w:name w:val="List Table 1 Light - Accent 2"/>
-    <w:basedOn w:val="727"/>
+    <w:basedOn w:val="879"/>
     <w:uiPriority w:val="99"/>
     <w:pPr>
       <w:pBdr/>
@@ -16769,9 +16911,9 @@
       </w:tcPr>
     </w:tblStylePr>
   </w:style>
-  <w:style w:type="table" w:styleId="71">
+  <w:style w:type="table" w:styleId="776">
     <w:name w:val="List Table 1 Light - Accent 3"/>
-    <w:basedOn w:val="727"/>
+    <w:basedOn w:val="879"/>
     <w:uiPriority w:val="99"/>
     <w:pPr>
       <w:pBdr/>
@@ -16985,9 +17127,9 @@
       </w:tcPr>
     </w:tblStylePr>
   </w:style>
-  <w:style w:type="table" w:styleId="72">
+  <w:style w:type="table" w:styleId="777">
     <w:name w:val="List Table 1 Light - Accent 4"/>
-    <w:basedOn w:val="727"/>
+    <w:basedOn w:val="879"/>
     <w:uiPriority w:val="99"/>
     <w:pPr>
       <w:pBdr/>
@@ -17201,9 +17343,9 @@
       </w:tcPr>
     </w:tblStylePr>
   </w:style>
-  <w:style w:type="table" w:styleId="73">
+  <w:style w:type="table" w:styleId="778">
     <w:name w:val="List Table 1 Light - Accent 5"/>
-    <w:basedOn w:val="727"/>
+    <w:basedOn w:val="879"/>
     <w:uiPriority w:val="99"/>
     <w:pPr>
       <w:pBdr/>
@@ -17417,9 +17559,9 @@
       </w:tcPr>
     </w:tblStylePr>
   </w:style>
-  <w:style w:type="table" w:styleId="74">
+  <w:style w:type="table" w:styleId="779">
     <w:name w:val="List Table 1 Light - Accent 6"/>
-    <w:basedOn w:val="727"/>
+    <w:basedOn w:val="879"/>
     <w:uiPriority w:val="99"/>
     <w:pPr>
       <w:pBdr/>
@@ -17633,9 +17775,9 @@
       </w:tcPr>
     </w:tblStylePr>
   </w:style>
-  <w:style w:type="table" w:styleId="75">
+  <w:style w:type="table" w:styleId="780">
     <w:name w:val="List Table 2"/>
-    <w:basedOn w:val="727"/>
+    <w:basedOn w:val="879"/>
     <w:uiPriority w:val="99"/>
     <w:pPr>
       <w:pBdr/>
@@ -17871,9 +18013,9 @@
       </w:tcPr>
     </w:tblStylePr>
   </w:style>
-  <w:style w:type="table" w:styleId="76">
+  <w:style w:type="table" w:styleId="781">
     <w:name w:val="List Table 2 - Accent 1"/>
-    <w:basedOn w:val="727"/>
+    <w:basedOn w:val="879"/>
     <w:uiPriority w:val="99"/>
     <w:pPr>
       <w:pBdr/>
@@ -18109,9 +18251,9 @@
       </w:tcPr>
     </w:tblStylePr>
   </w:style>
-  <w:style w:type="table" w:styleId="77">
+  <w:style w:type="table" w:styleId="782">
     <w:name w:val="List Table 2 - Accent 2"/>
-    <w:basedOn w:val="727"/>
+    <w:basedOn w:val="879"/>
     <w:uiPriority w:val="99"/>
     <w:pPr>
       <w:pBdr/>
@@ -18347,9 +18489,9 @@
       </w:tcPr>
     </w:tblStylePr>
   </w:style>
-  <w:style w:type="table" w:styleId="78">
+  <w:style w:type="table" w:styleId="783">
     <w:name w:val="List Table 2 - Accent 3"/>
-    <w:basedOn w:val="727"/>
+    <w:basedOn w:val="879"/>
     <w:uiPriority w:val="99"/>
     <w:pPr>
       <w:pBdr/>
@@ -18585,9 +18727,9 @@
       </w:tcPr>
     </w:tblStylePr>
   </w:style>
-  <w:style w:type="table" w:styleId="79">
+  <w:style w:type="table" w:styleId="784">
     <w:name w:val="List Table 2 - Accent 4"/>
-    <w:basedOn w:val="727"/>
+    <w:basedOn w:val="879"/>
     <w:uiPriority w:val="99"/>
     <w:pPr>
       <w:pBdr/>
@@ -18823,9 +18965,9 @@
       </w:tcPr>
     </w:tblStylePr>
   </w:style>
-  <w:style w:type="table" w:styleId="80">
+  <w:style w:type="table" w:styleId="785">
     <w:name w:val="List Table 2 - Accent 5"/>
-    <w:basedOn w:val="727"/>
+    <w:basedOn w:val="879"/>
     <w:uiPriority w:val="99"/>
     <w:pPr>
       <w:pBdr/>
@@ -19061,9 +19203,9 @@
       </w:tcPr>
     </w:tblStylePr>
   </w:style>
-  <w:style w:type="table" w:styleId="81">
+  <w:style w:type="table" w:styleId="786">
     <w:name w:val="List Table 2 - Accent 6"/>
-    <w:basedOn w:val="727"/>
+    <w:basedOn w:val="879"/>
     <w:uiPriority w:val="99"/>
     <w:pPr>
       <w:pBdr/>
@@ -19299,9 +19441,9 @@
       </w:tcPr>
     </w:tblStylePr>
   </w:style>
-  <w:style w:type="table" w:styleId="82">
+  <w:style w:type="table" w:styleId="787">
     <w:name w:val="List Table 3"/>
-    <w:basedOn w:val="727"/>
+    <w:basedOn w:val="879"/>
     <w:uiPriority w:val="99"/>
     <w:pPr>
       <w:pBdr/>
@@ -19527,9 +19669,9 @@
       </w:tcPr>
     </w:tblStylePr>
   </w:style>
-  <w:style w:type="table" w:styleId="83">
+  <w:style w:type="table" w:styleId="788">
     <w:name w:val="List Table 3 - Accent 1"/>
-    <w:basedOn w:val="727"/>
+    <w:basedOn w:val="879"/>
     <w:uiPriority w:val="99"/>
     <w:pPr>
       <w:pBdr/>
@@ -19755,9 +19897,9 @@
       </w:tcPr>
     </w:tblStylePr>
   </w:style>
-  <w:style w:type="table" w:styleId="84">
+  <w:style w:type="table" w:styleId="789">
     <w:name w:val="List Table 3 - Accent 2"/>
-    <w:basedOn w:val="727"/>
+    <w:basedOn w:val="879"/>
     <w:uiPriority w:val="99"/>
     <w:pPr>
       <w:pBdr/>
@@ -19983,9 +20125,9 @@
       </w:tcPr>
     </w:tblStylePr>
   </w:style>
-  <w:style w:type="table" w:styleId="85">
+  <w:style w:type="table" w:styleId="790">
     <w:name w:val="List Table 3 - Accent 3"/>
-    <w:basedOn w:val="727"/>
+    <w:basedOn w:val="879"/>
     <w:uiPriority w:val="99"/>
     <w:pPr>
       <w:pBdr/>
@@ -20211,9 +20353,9 @@
       </w:tcPr>
     </w:tblStylePr>
   </w:style>
-  <w:style w:type="table" w:styleId="86">
+  <w:style w:type="table" w:styleId="791">
     <w:name w:val="List Table 3 - Accent 4"/>
-    <w:basedOn w:val="727"/>
+    <w:basedOn w:val="879"/>
     <w:uiPriority w:val="99"/>
     <w:pPr>
       <w:pBdr/>
@@ -20439,9 +20581,9 @@
       </w:tcPr>
     </w:tblStylePr>
   </w:style>
-  <w:style w:type="table" w:styleId="87">
+  <w:style w:type="table" w:styleId="792">
     <w:name w:val="List Table 3 - Accent 5"/>
-    <w:basedOn w:val="727"/>
+    <w:basedOn w:val="879"/>
     <w:uiPriority w:val="99"/>
     <w:pPr>
       <w:pBdr/>
@@ -20667,9 +20809,9 @@
       </w:tcPr>
     </w:tblStylePr>
   </w:style>
-  <w:style w:type="table" w:styleId="88">
+  <w:style w:type="table" w:styleId="793">
     <w:name w:val="List Table 3 - Accent 6"/>
-    <w:basedOn w:val="727"/>
+    <w:basedOn w:val="879"/>
     <w:uiPriority w:val="99"/>
     <w:pPr>
       <w:pBdr/>
@@ -20895,9 +21037,9 @@
       </w:tcPr>
     </w:tblStylePr>
   </w:style>
-  <w:style w:type="table" w:styleId="89">
+  <w:style w:type="table" w:styleId="794">
     <w:name w:val="List Table 4"/>
-    <w:basedOn w:val="727"/>
+    <w:basedOn w:val="879"/>
     <w:uiPriority w:val="99"/>
     <w:pPr>
       <w:pBdr/>
@@ -21120,9 +21262,9 @@
       </w:tcPr>
     </w:tblStylePr>
   </w:style>
-  <w:style w:type="table" w:styleId="90">
+  <w:style w:type="table" w:styleId="795">
     <w:name w:val="List Table 4 - Accent 1"/>
-    <w:basedOn w:val="727"/>
+    <w:basedOn w:val="879"/>
     <w:uiPriority w:val="99"/>
     <w:pPr>
       <w:pBdr/>
@@ -21345,9 +21487,9 @@
       </w:tcPr>
     </w:tblStylePr>
   </w:style>
-  <w:style w:type="table" w:styleId="91">
+  <w:style w:type="table" w:styleId="796">
     <w:name w:val="List Table 4 - Accent 2"/>
-    <w:basedOn w:val="727"/>
+    <w:basedOn w:val="879"/>
     <w:uiPriority w:val="99"/>
     <w:pPr>
       <w:pBdr/>
@@ -21570,9 +21712,9 @@
       </w:tcPr>
     </w:tblStylePr>
   </w:style>
-  <w:style w:type="table" w:styleId="92">
+  <w:style w:type="table" w:styleId="797">
     <w:name w:val="List Table 4 - Accent 3"/>
-    <w:basedOn w:val="727"/>
+    <w:basedOn w:val="879"/>
     <w:uiPriority w:val="99"/>
     <w:pPr>
       <w:pBdr/>
@@ -21795,9 +21937,9 @@
       </w:tcPr>
     </w:tblStylePr>
   </w:style>
-  <w:style w:type="table" w:styleId="93">
+  <w:style w:type="table" w:styleId="798">
     <w:name w:val="List Table 4 - Accent 4"/>
-    <w:basedOn w:val="727"/>
+    <w:basedOn w:val="879"/>
     <w:uiPriority w:val="99"/>
     <w:pPr>
       <w:pBdr/>
@@ -22020,9 +22162,9 @@
       </w:tcPr>
     </w:tblStylePr>
   </w:style>
-  <w:style w:type="table" w:styleId="94">
+  <w:style w:type="table" w:styleId="799">
     <w:name w:val="List Table 4 - Accent 5"/>
-    <w:basedOn w:val="727"/>
+    <w:basedOn w:val="879"/>
     <w:uiPriority w:val="99"/>
     <w:pPr>
       <w:pBdr/>
@@ -22245,9 +22387,9 @@
       </w:tcPr>
     </w:tblStylePr>
   </w:style>
-  <w:style w:type="table" w:styleId="95">
+  <w:style w:type="table" w:styleId="800">
     <w:name w:val="List Table 4 - Accent 6"/>
-    <w:basedOn w:val="727"/>
+    <w:basedOn w:val="879"/>
     <w:uiPriority w:val="99"/>
     <w:pPr>
       <w:pBdr/>
@@ -22470,9 +22612,9 @@
       </w:tcPr>
     </w:tblStylePr>
   </w:style>
-  <w:style w:type="table" w:styleId="96">
+  <w:style w:type="table" w:styleId="801">
     <w:name w:val="List Table 5 Dark"/>
-    <w:basedOn w:val="727"/>
+    <w:basedOn w:val="879"/>
     <w:uiPriority w:val="99"/>
     <w:pPr>
       <w:pBdr/>
@@ -22712,9 +22854,9 @@
       </w:tcPr>
     </w:tblStylePr>
   </w:style>
-  <w:style w:type="table" w:styleId="97">
+  <w:style w:type="table" w:styleId="802">
     <w:name w:val="List Table 5 Dark - Accent 1"/>
-    <w:basedOn w:val="727"/>
+    <w:basedOn w:val="879"/>
     <w:uiPriority w:val="99"/>
     <w:pPr>
       <w:pBdr/>
@@ -22954,9 +23096,9 @@
       </w:tcPr>
     </w:tblStylePr>
   </w:style>
-  <w:style w:type="table" w:styleId="98">
+  <w:style w:type="table" w:styleId="803">
     <w:name w:val="List Table 5 Dark - Accent 2"/>
-    <w:basedOn w:val="727"/>
+    <w:basedOn w:val="879"/>
     <w:uiPriority w:val="99"/>
     <w:pPr>
       <w:pBdr/>
@@ -23196,9 +23338,9 @@
       </w:tcPr>
     </w:tblStylePr>
   </w:style>
-  <w:style w:type="table" w:styleId="99">
+  <w:style w:type="table" w:styleId="804">
     <w:name w:val="List Table 5 Dark - Accent 3"/>
-    <w:basedOn w:val="727"/>
+    <w:basedOn w:val="879"/>
     <w:uiPriority w:val="99"/>
     <w:pPr>
       <w:pBdr/>
@@ -23438,9 +23580,9 @@
       </w:tcPr>
     </w:tblStylePr>
   </w:style>
-  <w:style w:type="table" w:styleId="100">
+  <w:style w:type="table" w:styleId="805">
     <w:name w:val="List Table 5 Dark - Accent 4"/>
-    <w:basedOn w:val="727"/>
+    <w:basedOn w:val="879"/>
     <w:uiPriority w:val="99"/>
     <w:pPr>
       <w:pBdr/>
@@ -23680,9 +23822,9 @@
       </w:tcPr>
     </w:tblStylePr>
   </w:style>
-  <w:style w:type="table" w:styleId="101">
+  <w:style w:type="table" w:styleId="806">
     <w:name w:val="List Table 5 Dark - Accent 5"/>
-    <w:basedOn w:val="727"/>
+    <w:basedOn w:val="879"/>
     <w:uiPriority w:val="99"/>
     <w:pPr>
       <w:pBdr/>
@@ -23922,9 +24064,9 @@
       </w:tcPr>
     </w:tblStylePr>
   </w:style>
-  <w:style w:type="table" w:styleId="102">
+  <w:style w:type="table" w:styleId="807">
     <w:name w:val="List Table 5 Dark - Accent 6"/>
-    <w:basedOn w:val="727"/>
+    <w:basedOn w:val="879"/>
     <w:uiPriority w:val="99"/>
     <w:pPr>
       <w:pBdr/>
@@ -24164,9 +24306,9 @@
       </w:tcPr>
     </w:tblStylePr>
   </w:style>
-  <w:style w:type="table" w:styleId="103">
+  <w:style w:type="table" w:styleId="808">
     <w:name w:val="List Table 6 Colorful"/>
-    <w:basedOn w:val="727"/>
+    <w:basedOn w:val="879"/>
     <w:uiPriority w:val="99"/>
     <w:pPr>
       <w:pBdr/>
@@ -24387,9 +24529,9 @@
       </w:tcPr>
     </w:tblStylePr>
   </w:style>
-  <w:style w:type="table" w:styleId="104">
+  <w:style w:type="table" w:styleId="809">
     <w:name w:val="List Table 6 Colorful - Accent 1"/>
-    <w:basedOn w:val="727"/>
+    <w:basedOn w:val="879"/>
     <w:uiPriority w:val="99"/>
     <w:pPr>
       <w:pBdr/>
@@ -24610,9 +24752,9 @@
       </w:tcPr>
     </w:tblStylePr>
   </w:style>
-  <w:style w:type="table" w:styleId="105">
+  <w:style w:type="table" w:styleId="810">
     <w:name w:val="List Table 6 Colorful - Accent 2"/>
-    <w:basedOn w:val="727"/>
+    <w:basedOn w:val="879"/>
     <w:uiPriority w:val="99"/>
     <w:pPr>
       <w:pBdr/>
@@ -24833,9 +24975,9 @@
       </w:tcPr>
     </w:tblStylePr>
   </w:style>
-  <w:style w:type="table" w:styleId="106">
+  <w:style w:type="table" w:styleId="811">
     <w:name w:val="List Table 6 Colorful - Accent 3"/>
-    <w:basedOn w:val="727"/>
+    <w:basedOn w:val="879"/>
     <w:uiPriority w:val="99"/>
     <w:pPr>
       <w:pBdr/>
@@ -25056,9 +25198,9 @@
       </w:tcPr>
     </w:tblStylePr>
   </w:style>
-  <w:style w:type="table" w:styleId="107">
+  <w:style w:type="table" w:styleId="812">
     <w:name w:val="List Table 6 Colorful - Accent 4"/>
-    <w:basedOn w:val="727"/>
+    <w:basedOn w:val="879"/>
     <w:uiPriority w:val="99"/>
     <w:pPr>
       <w:pBdr/>
@@ -25279,9 +25421,9 @@
       </w:tcPr>
     </w:tblStylePr>
   </w:style>
-  <w:style w:type="table" w:styleId="108">
+  <w:style w:type="table" w:styleId="813">
     <w:name w:val="List Table 6 Colorful - Accent 5"/>
-    <w:basedOn w:val="727"/>
+    <w:basedOn w:val="879"/>
     <w:uiPriority w:val="99"/>
     <w:pPr>
       <w:pBdr/>
@@ -25502,9 +25644,9 @@
       </w:tcPr>
     </w:tblStylePr>
   </w:style>
-  <w:style w:type="table" w:styleId="109">
+  <w:style w:type="table" w:styleId="814">
     <w:name w:val="List Table 6 Colorful - Accent 6"/>
-    <w:basedOn w:val="727"/>
+    <w:basedOn w:val="879"/>
     <w:uiPriority w:val="99"/>
     <w:pPr>
       <w:pBdr/>
@@ -25725,9 +25867,9 @@
       </w:tcPr>
     </w:tblStylePr>
   </w:style>
-  <w:style w:type="table" w:styleId="110">
+  <w:style w:type="table" w:styleId="815">
     <w:name w:val="List Table 7 Colorful"/>
-    <w:basedOn w:val="727"/>
+    <w:basedOn w:val="879"/>
     <w:uiPriority w:val="99"/>
     <w:pPr>
       <w:pBdr/>
@@ -25826,11 +25968,11 @@
         <w:tblBorders/>
       </w:tblPr>
       <w:tcPr>
-        <w:shd w:color="ffffff"/>
+        <w:shd w:val="clear" w:color="ffffff"/>
         <w:tcBorders>
-          <w:top w:val="none"/>
-          <w:left w:val="none"/>
-          <w:bottom w:val="none"/>
+          <w:top w:val="none" w:color="000000" w:sz="4" w:space="0"/>
+          <w:left w:val="none" w:color="000000" w:sz="4" w:space="0"/>
+          <w:bottom w:val="none" w:color="000000" w:sz="4" w:space="0"/>
           <w:right w:val="single" w:color="000000" w:themeColor="text1" w:themeTint="80" w:sz="4" w:space="0"/>
         </w:tcBorders>
       </w:tcPr>
@@ -25853,10 +25995,10 @@
       <w:tcPr>
         <w:shd w:val="clear" w:color="ffffff" w:themeColor="light1" w:fill="ffffff" w:themeFill="light1"/>
         <w:tcBorders>
-          <w:top w:val="none"/>
-          <w:left w:val="none"/>
+          <w:top w:val="none" w:color="000000" w:sz="4" w:space="0"/>
+          <w:left w:val="none" w:color="000000" w:sz="4" w:space="0"/>
           <w:bottom w:val="single" w:color="000000" w:themeColor="text1" w:themeTint="80" w:sz="4" w:space="0"/>
-          <w:right w:val="none"/>
+          <w:right w:val="none" w:color="000000" w:sz="4" w:space="0"/>
         </w:tcBorders>
       </w:tcPr>
     </w:tblStylePr>
@@ -25876,12 +26018,12 @@
         <w:tblBorders/>
       </w:tblPr>
       <w:tcPr>
-        <w:shd w:color="ffffff"/>
+        <w:shd w:val="clear" w:color="ffffff"/>
         <w:tcBorders>
-          <w:top w:val="none"/>
+          <w:top w:val="none" w:color="000000" w:sz="4" w:space="0"/>
           <w:left w:val="single" w:color="000000" w:themeColor="text1" w:themeTint="80" w:sz="4" w:space="0"/>
-          <w:bottom w:val="none"/>
-          <w:right w:val="none"/>
+          <w:bottom w:val="none" w:color="000000" w:sz="4" w:space="0"/>
+          <w:right w:val="none" w:color="000000" w:sz="4" w:space="0"/>
         </w:tcBorders>
       </w:tcPr>
     </w:tblStylePr>
@@ -25904,9 +26046,9 @@
         <w:shd w:val="clear" w:color="ffffff" w:themeColor="light1" w:fill="ffffff" w:themeFill="light1"/>
         <w:tcBorders>
           <w:top w:val="single" w:color="000000" w:themeColor="text1" w:themeTint="80" w:sz="4" w:space="0"/>
-          <w:left w:val="none"/>
-          <w:bottom w:val="none"/>
-          <w:right w:val="none"/>
+          <w:left w:val="none" w:color="000000" w:sz="4" w:space="0"/>
+          <w:bottom w:val="none" w:color="000000" w:sz="4" w:space="0"/>
+          <w:right w:val="none" w:color="000000" w:sz="4" w:space="0"/>
         </w:tcBorders>
       </w:tcPr>
     </w:tblStylePr>
@@ -25981,9 +26123,9 @@
       </w:tcPr>
     </w:tblStylePr>
   </w:style>
-  <w:style w:type="table" w:styleId="111">
+  <w:style w:type="table" w:styleId="816">
     <w:name w:val="List Table 7 Colorful - Accent 1"/>
-    <w:basedOn w:val="727"/>
+    <w:basedOn w:val="879"/>
     <w:uiPriority w:val="99"/>
     <w:pPr>
       <w:pBdr/>
@@ -26082,11 +26224,11 @@
         <w:tblBorders/>
       </w:tblPr>
       <w:tcPr>
-        <w:shd w:color="ffffff"/>
+        <w:shd w:val="clear" w:color="ffffff"/>
         <w:tcBorders>
-          <w:top w:val="none"/>
-          <w:left w:val="none"/>
-          <w:bottom w:val="none"/>
+          <w:top w:val="none" w:color="000000" w:sz="4" w:space="0"/>
+          <w:left w:val="none" w:color="000000" w:sz="4" w:space="0"/>
+          <w:bottom w:val="none" w:color="000000" w:sz="4" w:space="0"/>
           <w:right w:val="single" w:color="000000" w:themeColor="accent1" w:sz="4" w:space="0"/>
         </w:tcBorders>
       </w:tcPr>
@@ -26109,10 +26251,10 @@
       <w:tcPr>
         <w:shd w:val="clear" w:color="ffffff" w:themeColor="light1" w:fill="ffffff" w:themeFill="light1"/>
         <w:tcBorders>
-          <w:top w:val="none"/>
-          <w:left w:val="none"/>
+          <w:top w:val="none" w:color="000000" w:sz="4" w:space="0"/>
+          <w:left w:val="none" w:color="000000" w:sz="4" w:space="0"/>
           <w:bottom w:val="single" w:color="000000" w:themeColor="accent1" w:sz="4" w:space="0"/>
-          <w:right w:val="none"/>
+          <w:right w:val="none" w:color="000000" w:sz="4" w:space="0"/>
         </w:tcBorders>
       </w:tcPr>
     </w:tblStylePr>
@@ -26132,12 +26274,12 @@
         <w:tblBorders/>
       </w:tblPr>
       <w:tcPr>
-        <w:shd w:color="ffffff"/>
+        <w:shd w:val="clear" w:color="ffffff"/>
         <w:tcBorders>
-          <w:top w:val="none"/>
+          <w:top w:val="none" w:color="000000" w:sz="4" w:space="0"/>
           <w:left w:val="single" w:color="000000" w:themeColor="accent1" w:sz="4" w:space="0"/>
-          <w:bottom w:val="none"/>
-          <w:right w:val="none"/>
+          <w:bottom w:val="none" w:color="000000" w:sz="4" w:space="0"/>
+          <w:right w:val="none" w:color="000000" w:sz="4" w:space="0"/>
         </w:tcBorders>
       </w:tcPr>
     </w:tblStylePr>
@@ -26160,9 +26302,9 @@
         <w:shd w:val="clear" w:color="ffffff" w:themeColor="light1" w:fill="ffffff" w:themeFill="light1"/>
         <w:tcBorders>
           <w:top w:val="single" w:color="000000" w:themeColor="accent1" w:sz="4" w:space="0"/>
-          <w:left w:val="none"/>
-          <w:bottom w:val="none"/>
-          <w:right w:val="none"/>
+          <w:left w:val="none" w:color="000000" w:sz="4" w:space="0"/>
+          <w:bottom w:val="none" w:color="000000" w:sz="4" w:space="0"/>
+          <w:right w:val="none" w:color="000000" w:sz="4" w:space="0"/>
         </w:tcBorders>
       </w:tcPr>
     </w:tblStylePr>
@@ -26237,9 +26379,9 @@
       </w:tcPr>
     </w:tblStylePr>
   </w:style>
-  <w:style w:type="table" w:styleId="112">
+  <w:style w:type="table" w:styleId="817">
     <w:name w:val="List Table 7 Colorful - Accent 2"/>
-    <w:basedOn w:val="727"/>
+    <w:basedOn w:val="879"/>
     <w:uiPriority w:val="99"/>
     <w:pPr>
       <w:pBdr/>
@@ -26338,11 +26480,11 @@
         <w:tblBorders/>
       </w:tblPr>
       <w:tcPr>
-        <w:shd w:color="ffffff"/>
+        <w:shd w:val="clear" w:color="ffffff"/>
         <w:tcBorders>
-          <w:top w:val="none"/>
-          <w:left w:val="none"/>
-          <w:bottom w:val="none"/>
+          <w:top w:val="none" w:color="000000" w:sz="4" w:space="0"/>
+          <w:left w:val="none" w:color="000000" w:sz="4" w:space="0"/>
+          <w:bottom w:val="none" w:color="000000" w:sz="4" w:space="0"/>
           <w:right w:val="single" w:color="000000" w:themeColor="accent2" w:themeTint="97" w:sz="4" w:space="0"/>
         </w:tcBorders>
       </w:tcPr>
@@ -26365,10 +26507,10 @@
       <w:tcPr>
         <w:shd w:val="clear" w:color="ffffff" w:themeColor="light1" w:fill="ffffff" w:themeFill="light1"/>
         <w:tcBorders>
-          <w:top w:val="none"/>
-          <w:left w:val="none"/>
+          <w:top w:val="none" w:color="000000" w:sz="4" w:space="0"/>
+          <w:left w:val="none" w:color="000000" w:sz="4" w:space="0"/>
           <w:bottom w:val="single" w:color="000000" w:themeColor="accent2" w:themeTint="97" w:sz="4" w:space="0"/>
-          <w:right w:val="none"/>
+          <w:right w:val="none" w:color="000000" w:sz="4" w:space="0"/>
         </w:tcBorders>
       </w:tcPr>
     </w:tblStylePr>
@@ -26388,12 +26530,12 @@
         <w:tblBorders/>
       </w:tblPr>
       <w:tcPr>
-        <w:shd w:color="ffffff"/>
+        <w:shd w:val="clear" w:color="ffffff"/>
         <w:tcBorders>
-          <w:top w:val="none"/>
+          <w:top w:val="none" w:color="000000" w:sz="4" w:space="0"/>
           <w:left w:val="single" w:color="000000" w:themeColor="accent2" w:themeTint="97" w:sz="4" w:space="0"/>
-          <w:bottom w:val="none"/>
-          <w:right w:val="none"/>
+          <w:bottom w:val="none" w:color="000000" w:sz="4" w:space="0"/>
+          <w:right w:val="none" w:color="000000" w:sz="4" w:space="0"/>
         </w:tcBorders>
       </w:tcPr>
     </w:tblStylePr>
@@ -26416,9 +26558,9 @@
         <w:shd w:val="clear" w:color="ffffff" w:themeColor="light1" w:fill="ffffff" w:themeFill="light1"/>
         <w:tcBorders>
           <w:top w:val="single" w:color="000000" w:themeColor="accent2" w:themeTint="97" w:sz="4" w:space="0"/>
-          <w:left w:val="none"/>
-          <w:bottom w:val="none"/>
-          <w:right w:val="none"/>
+          <w:left w:val="none" w:color="000000" w:sz="4" w:space="0"/>
+          <w:bottom w:val="none" w:color="000000" w:sz="4" w:space="0"/>
+          <w:right w:val="none" w:color="000000" w:sz="4" w:space="0"/>
         </w:tcBorders>
       </w:tcPr>
     </w:tblStylePr>
@@ -26493,9 +26635,9 @@
       </w:tcPr>
     </w:tblStylePr>
   </w:style>
-  <w:style w:type="table" w:styleId="113">
+  <w:style w:type="table" w:styleId="818">
     <w:name w:val="List Table 7 Colorful - Accent 3"/>
-    <w:basedOn w:val="727"/>
+    <w:basedOn w:val="879"/>
     <w:uiPriority w:val="99"/>
     <w:pPr>
       <w:pBdr/>
@@ -26594,11 +26736,11 @@
         <w:tblBorders/>
       </w:tblPr>
       <w:tcPr>
-        <w:shd w:color="ffffff"/>
+        <w:shd w:val="clear" w:color="ffffff"/>
         <w:tcBorders>
-          <w:top w:val="none"/>
-          <w:left w:val="none"/>
-          <w:bottom w:val="none"/>
+          <w:top w:val="none" w:color="000000" w:sz="4" w:space="0"/>
+          <w:left w:val="none" w:color="000000" w:sz="4" w:space="0"/>
+          <w:bottom w:val="none" w:color="000000" w:sz="4" w:space="0"/>
           <w:right w:val="single" w:color="000000" w:themeColor="accent3" w:themeTint="98" w:sz="4" w:space="0"/>
         </w:tcBorders>
       </w:tcPr>
@@ -26621,10 +26763,10 @@
       <w:tcPr>
         <w:shd w:val="clear" w:color="ffffff" w:themeColor="light1" w:fill="ffffff" w:themeFill="light1"/>
         <w:tcBorders>
-          <w:top w:val="none"/>
-          <w:left w:val="none"/>
+          <w:top w:val="none" w:color="000000" w:sz="4" w:space="0"/>
+          <w:left w:val="none" w:color="000000" w:sz="4" w:space="0"/>
           <w:bottom w:val="single" w:color="000000" w:themeColor="accent3" w:themeTint="98" w:sz="4" w:space="0"/>
-          <w:right w:val="none"/>
+          <w:right w:val="none" w:color="000000" w:sz="4" w:space="0"/>
         </w:tcBorders>
       </w:tcPr>
     </w:tblStylePr>
@@ -26644,12 +26786,12 @@
         <w:tblBorders/>
       </w:tblPr>
       <w:tcPr>
-        <w:shd w:color="ffffff"/>
+        <w:shd w:val="clear" w:color="ffffff"/>
         <w:tcBorders>
-          <w:top w:val="none"/>
+          <w:top w:val="none" w:color="000000" w:sz="4" w:space="0"/>
           <w:left w:val="single" w:color="000000" w:themeColor="accent3" w:themeTint="98" w:sz="4" w:space="0"/>
-          <w:bottom w:val="none"/>
-          <w:right w:val="none"/>
+          <w:bottom w:val="none" w:color="000000" w:sz="4" w:space="0"/>
+          <w:right w:val="none" w:color="000000" w:sz="4" w:space="0"/>
         </w:tcBorders>
       </w:tcPr>
     </w:tblStylePr>
@@ -26672,9 +26814,9 @@
         <w:shd w:val="clear" w:color="ffffff" w:themeColor="light1" w:fill="ffffff" w:themeFill="light1"/>
         <w:tcBorders>
           <w:top w:val="single" w:color="000000" w:themeColor="accent3" w:themeTint="98" w:sz="4" w:space="0"/>
-          <w:left w:val="none"/>
-          <w:bottom w:val="none"/>
-          <w:right w:val="none"/>
+          <w:left w:val="none" w:color="000000" w:sz="4" w:space="0"/>
+          <w:bottom w:val="none" w:color="000000" w:sz="4" w:space="0"/>
+          <w:right w:val="none" w:color="000000" w:sz="4" w:space="0"/>
         </w:tcBorders>
       </w:tcPr>
     </w:tblStylePr>
@@ -26749,9 +26891,9 @@
       </w:tcPr>
     </w:tblStylePr>
   </w:style>
-  <w:style w:type="table" w:styleId="114">
+  <w:style w:type="table" w:styleId="819">
     <w:name w:val="List Table 7 Colorful - Accent 4"/>
-    <w:basedOn w:val="727"/>
+    <w:basedOn w:val="879"/>
     <w:uiPriority w:val="99"/>
     <w:pPr>
       <w:pBdr/>
@@ -26850,11 +26992,11 @@
         <w:tblBorders/>
       </w:tblPr>
       <w:tcPr>
-        <w:shd w:color="ffffff"/>
+        <w:shd w:val="clear" w:color="ffffff"/>
         <w:tcBorders>
-          <w:top w:val="none"/>
-          <w:left w:val="none"/>
-          <w:bottom w:val="none"/>
+          <w:top w:val="none" w:color="000000" w:sz="4" w:space="0"/>
+          <w:left w:val="none" w:color="000000" w:sz="4" w:space="0"/>
+          <w:bottom w:val="none" w:color="000000" w:sz="4" w:space="0"/>
           <w:right w:val="single" w:color="000000" w:themeColor="accent4" w:themeTint="9A" w:sz="4" w:space="0"/>
         </w:tcBorders>
       </w:tcPr>
@@ -26877,10 +27019,10 @@
       <w:tcPr>
         <w:shd w:val="clear" w:color="ffffff" w:themeColor="light1" w:fill="ffffff" w:themeFill="light1"/>
         <w:tcBorders>
-          <w:top w:val="none"/>
-          <w:left w:val="none"/>
+          <w:top w:val="none" w:color="000000" w:sz="4" w:space="0"/>
+          <w:left w:val="none" w:color="000000" w:sz="4" w:space="0"/>
           <w:bottom w:val="single" w:color="000000" w:themeColor="accent4" w:themeTint="9A" w:sz="4" w:space="0"/>
-          <w:right w:val="none"/>
+          <w:right w:val="none" w:color="000000" w:sz="4" w:space="0"/>
         </w:tcBorders>
       </w:tcPr>
     </w:tblStylePr>
@@ -26900,12 +27042,12 @@
         <w:tblBorders/>
       </w:tblPr>
       <w:tcPr>
-        <w:shd w:color="ffffff"/>
+        <w:shd w:val="clear" w:color="ffffff"/>
         <w:tcBorders>
-          <w:top w:val="none"/>
+          <w:top w:val="none" w:color="000000" w:sz="4" w:space="0"/>
           <w:left w:val="single" w:color="000000" w:themeColor="accent4" w:themeTint="9A" w:sz="4" w:space="0"/>
-          <w:bottom w:val="none"/>
-          <w:right w:val="none"/>
+          <w:bottom w:val="none" w:color="000000" w:sz="4" w:space="0"/>
+          <w:right w:val="none" w:color="000000" w:sz="4" w:space="0"/>
         </w:tcBorders>
       </w:tcPr>
     </w:tblStylePr>
@@ -26928,9 +27070,9 @@
         <w:shd w:val="clear" w:color="ffffff" w:themeColor="light1" w:fill="ffffff" w:themeFill="light1"/>
         <w:tcBorders>
           <w:top w:val="single" w:color="000000" w:themeColor="accent4" w:themeTint="9A" w:sz="4" w:space="0"/>
-          <w:left w:val="none"/>
-          <w:bottom w:val="none"/>
-          <w:right w:val="none"/>
+          <w:left w:val="none" w:color="000000" w:sz="4" w:space="0"/>
+          <w:bottom w:val="none" w:color="000000" w:sz="4" w:space="0"/>
+          <w:right w:val="none" w:color="000000" w:sz="4" w:space="0"/>
         </w:tcBorders>
       </w:tcPr>
     </w:tblStylePr>
@@ -27005,9 +27147,9 @@
       </w:tcPr>
     </w:tblStylePr>
   </w:style>
-  <w:style w:type="table" w:styleId="115">
+  <w:style w:type="table" w:styleId="820">
     <w:name w:val="List Table 7 Colorful - Accent 5"/>
-    <w:basedOn w:val="727"/>
+    <w:basedOn w:val="879"/>
     <w:uiPriority w:val="99"/>
     <w:pPr>
       <w:pBdr/>
@@ -27106,11 +27248,11 @@
         <w:tblBorders/>
       </w:tblPr>
       <w:tcPr>
-        <w:shd w:color="ffffff"/>
+        <w:shd w:val="clear" w:color="ffffff"/>
         <w:tcBorders>
-          <w:top w:val="none"/>
-          <w:left w:val="none"/>
-          <w:bottom w:val="none"/>
+          <w:top w:val="none" w:color="000000" w:sz="4" w:space="0"/>
+          <w:left w:val="none" w:color="000000" w:sz="4" w:space="0"/>
+          <w:bottom w:val="none" w:color="000000" w:sz="4" w:space="0"/>
           <w:right w:val="single" w:color="000000" w:themeColor="accent5" w:themeTint="9A" w:sz="4" w:space="0"/>
         </w:tcBorders>
       </w:tcPr>
@@ -27133,10 +27275,10 @@
       <w:tcPr>
         <w:shd w:val="clear" w:color="ffffff" w:themeColor="light1" w:fill="ffffff" w:themeFill="light1"/>
         <w:tcBorders>
-          <w:top w:val="none"/>
-          <w:left w:val="none"/>
+          <w:top w:val="none" w:color="000000" w:sz="4" w:space="0"/>
+          <w:left w:val="none" w:color="000000" w:sz="4" w:space="0"/>
           <w:bottom w:val="single" w:color="000000" w:themeColor="accent5" w:themeTint="9A" w:sz="4" w:space="0"/>
-          <w:right w:val="none"/>
+          <w:right w:val="none" w:color="000000" w:sz="4" w:space="0"/>
         </w:tcBorders>
       </w:tcPr>
     </w:tblStylePr>
@@ -27156,12 +27298,12 @@
         <w:tblBorders/>
       </w:tblPr>
       <w:tcPr>
-        <w:shd w:color="ffffff"/>
+        <w:shd w:val="clear" w:color="ffffff"/>
         <w:tcBorders>
-          <w:top w:val="none"/>
+          <w:top w:val="none" w:color="000000" w:sz="4" w:space="0"/>
           <w:left w:val="single" w:color="000000" w:themeColor="accent5" w:themeTint="9A" w:sz="4" w:space="0"/>
-          <w:bottom w:val="none"/>
-          <w:right w:val="none"/>
+          <w:bottom w:val="none" w:color="000000" w:sz="4" w:space="0"/>
+          <w:right w:val="none" w:color="000000" w:sz="4" w:space="0"/>
         </w:tcBorders>
       </w:tcPr>
     </w:tblStylePr>
@@ -27184,9 +27326,9 @@
         <w:shd w:val="clear" w:color="ffffff" w:themeColor="light1" w:fill="ffffff" w:themeFill="light1"/>
         <w:tcBorders>
           <w:top w:val="single" w:color="000000" w:themeColor="accent5" w:themeTint="9A" w:sz="4" w:space="0"/>
-          <w:left w:val="none"/>
-          <w:bottom w:val="none"/>
-          <w:right w:val="none"/>
+          <w:left w:val="none" w:color="000000" w:sz="4" w:space="0"/>
+          <w:bottom w:val="none" w:color="000000" w:sz="4" w:space="0"/>
+          <w:right w:val="none" w:color="000000" w:sz="4" w:space="0"/>
         </w:tcBorders>
       </w:tcPr>
     </w:tblStylePr>
@@ -27261,9 +27403,9 @@
       </w:tcPr>
     </w:tblStylePr>
   </w:style>
-  <w:style w:type="table" w:styleId="116">
+  <w:style w:type="table" w:styleId="821">
     <w:name w:val="List Table 7 Colorful - Accent 6"/>
-    <w:basedOn w:val="727"/>
+    <w:basedOn w:val="879"/>
     <w:uiPriority w:val="99"/>
     <w:pPr>
       <w:pBdr/>
@@ -27362,11 +27504,11 @@
         <w:tblBorders/>
       </w:tblPr>
       <w:tcPr>
-        <w:shd w:color="ffffff"/>
+        <w:shd w:val="clear" w:color="ffffff"/>
         <w:tcBorders>
-          <w:top w:val="none"/>
-          <w:left w:val="none"/>
-          <w:bottom w:val="none"/>
+          <w:top w:val="none" w:color="000000" w:sz="4" w:space="0"/>
+          <w:left w:val="none" w:color="000000" w:sz="4" w:space="0"/>
+          <w:bottom w:val="none" w:color="000000" w:sz="4" w:space="0"/>
           <w:right w:val="single" w:color="000000" w:themeColor="accent6" w:themeTint="98" w:sz="4" w:space="0"/>
         </w:tcBorders>
       </w:tcPr>
@@ -27389,10 +27531,10 @@
       <w:tcPr>
         <w:shd w:val="clear" w:color="ffffff" w:themeColor="light1" w:fill="ffffff" w:themeFill="light1"/>
         <w:tcBorders>
-          <w:top w:val="none"/>
-          <w:left w:val="none"/>
+          <w:top w:val="none" w:color="000000" w:sz="4" w:space="0"/>
+          <w:left w:val="none" w:color="000000" w:sz="4" w:space="0"/>
           <w:bottom w:val="single" w:color="000000" w:themeColor="accent6" w:themeTint="98" w:sz="4" w:space="0"/>
-          <w:right w:val="none"/>
+          <w:right w:val="none" w:color="000000" w:sz="4" w:space="0"/>
         </w:tcBorders>
       </w:tcPr>
     </w:tblStylePr>
@@ -27412,12 +27554,12 @@
         <w:tblBorders/>
       </w:tblPr>
       <w:tcPr>
-        <w:shd w:color="ffffff"/>
+        <w:shd w:val="clear" w:color="ffffff"/>
         <w:tcBorders>
-          <w:top w:val="none"/>
+          <w:top w:val="none" w:color="000000" w:sz="4" w:space="0"/>
           <w:left w:val="single" w:color="000000" w:themeColor="accent6" w:themeTint="98" w:sz="4" w:space="0"/>
-          <w:bottom w:val="none"/>
-          <w:right w:val="none"/>
+          <w:bottom w:val="none" w:color="000000" w:sz="4" w:space="0"/>
+          <w:right w:val="none" w:color="000000" w:sz="4" w:space="0"/>
         </w:tcBorders>
       </w:tcPr>
     </w:tblStylePr>
@@ -27440,9 +27582,9 @@
         <w:shd w:val="clear" w:color="ffffff" w:themeColor="light1" w:fill="ffffff" w:themeFill="light1"/>
         <w:tcBorders>
           <w:top w:val="single" w:color="000000" w:themeColor="accent6" w:themeTint="98" w:sz="4" w:space="0"/>
-          <w:left w:val="none"/>
-          <w:bottom w:val="none"/>
-          <w:right w:val="none"/>
+          <w:left w:val="none" w:color="000000" w:sz="4" w:space="0"/>
+          <w:bottom w:val="none" w:color="000000" w:sz="4" w:space="0"/>
+          <w:right w:val="none" w:color="000000" w:sz="4" w:space="0"/>
         </w:tcBorders>
       </w:tcPr>
     </w:tblStylePr>
@@ -27517,9 +27659,9 @@
       </w:tcPr>
     </w:tblStylePr>
   </w:style>
-  <w:style w:type="table" w:styleId="117">
+  <w:style w:type="table" w:styleId="822">
     <w:name w:val="Lined - Accent"/>
-    <w:basedOn w:val="727"/>
+    <w:basedOn w:val="879"/>
     <w:uiPriority w:val="99"/>
     <w:pPr>
       <w:pBdr/>
@@ -27754,9 +27896,9 @@
       </w:tcPr>
     </w:tblStylePr>
   </w:style>
-  <w:style w:type="table" w:styleId="118">
+  <w:style w:type="table" w:styleId="823">
     <w:name w:val="Lined - Accent 1"/>
-    <w:basedOn w:val="727"/>
+    <w:basedOn w:val="879"/>
     <w:uiPriority w:val="99"/>
     <w:pPr>
       <w:pBdr/>
@@ -27991,9 +28133,9 @@
       </w:tcPr>
     </w:tblStylePr>
   </w:style>
-  <w:style w:type="table" w:styleId="119">
+  <w:style w:type="table" w:styleId="824">
     <w:name w:val="Lined - Accent 2"/>
-    <w:basedOn w:val="727"/>
+    <w:basedOn w:val="879"/>
     <w:uiPriority w:val="99"/>
     <w:pPr>
       <w:pBdr/>
@@ -28228,9 +28370,9 @@
       </w:tcPr>
     </w:tblStylePr>
   </w:style>
-  <w:style w:type="table" w:styleId="120">
+  <w:style w:type="table" w:styleId="825">
     <w:name w:val="Lined - Accent 3"/>
-    <w:basedOn w:val="727"/>
+    <w:basedOn w:val="879"/>
     <w:uiPriority w:val="99"/>
     <w:pPr>
       <w:pBdr/>
@@ -28465,9 +28607,9 @@
       </w:tcPr>
     </w:tblStylePr>
   </w:style>
-  <w:style w:type="table" w:styleId="121">
+  <w:style w:type="table" w:styleId="826">
     <w:name w:val="Lined - Accent 4"/>
-    <w:basedOn w:val="727"/>
+    <w:basedOn w:val="879"/>
     <w:uiPriority w:val="99"/>
     <w:pPr>
       <w:pBdr/>
@@ -28702,9 +28844,9 @@
       </w:tcPr>
     </w:tblStylePr>
   </w:style>
-  <w:style w:type="table" w:styleId="122">
+  <w:style w:type="table" w:styleId="827">
     <w:name w:val="Lined - Accent 5"/>
-    <w:basedOn w:val="727"/>
+    <w:basedOn w:val="879"/>
     <w:uiPriority w:val="99"/>
     <w:pPr>
       <w:pBdr/>
@@ -28939,9 +29081,9 @@
       </w:tcPr>
     </w:tblStylePr>
   </w:style>
-  <w:style w:type="table" w:styleId="123">
+  <w:style w:type="table" w:styleId="828">
     <w:name w:val="Lined - Accent 6"/>
-    <w:basedOn w:val="727"/>
+    <w:basedOn w:val="879"/>
     <w:uiPriority w:val="99"/>
     <w:pPr>
       <w:pBdr/>
@@ -29176,9 +29318,9 @@
       </w:tcPr>
     </w:tblStylePr>
   </w:style>
-  <w:style w:type="table" w:styleId="124">
+  <w:style w:type="table" w:styleId="829">
     <w:name w:val="Bordered &amp; Lined - Accent"/>
-    <w:basedOn w:val="727"/>
+    <w:basedOn w:val="879"/>
     <w:uiPriority w:val="99"/>
     <w:pPr>
       <w:pBdr/>
@@ -29420,9 +29562,9 @@
       </w:tcPr>
     </w:tblStylePr>
   </w:style>
-  <w:style w:type="table" w:styleId="125">
+  <w:style w:type="table" w:styleId="830">
     <w:name w:val="Bordered &amp; Lined - Accent 1"/>
-    <w:basedOn w:val="727"/>
+    <w:basedOn w:val="879"/>
     <w:uiPriority w:val="99"/>
     <w:pPr>
       <w:pBdr/>
@@ -29664,9 +29806,9 @@
       </w:tcPr>
     </w:tblStylePr>
   </w:style>
-  <w:style w:type="table" w:styleId="126">
+  <w:style w:type="table" w:styleId="831">
     <w:name w:val="Bordered &amp; Lined - Accent 2"/>
-    <w:basedOn w:val="727"/>
+    <w:basedOn w:val="879"/>
     <w:uiPriority w:val="99"/>
     <w:pPr>
       <w:pBdr/>
@@ -29908,9 +30050,9 @@
       </w:tcPr>
     </w:tblStylePr>
   </w:style>
-  <w:style w:type="table" w:styleId="127">
+  <w:style w:type="table" w:styleId="832">
     <w:name w:val="Bordered &amp; Lined - Accent 3"/>
-    <w:basedOn w:val="727"/>
+    <w:basedOn w:val="879"/>
     <w:uiPriority w:val="99"/>
     <w:pPr>
       <w:pBdr/>
@@ -30152,9 +30294,9 @@
       </w:tcPr>
     </w:tblStylePr>
   </w:style>
-  <w:style w:type="table" w:styleId="128">
+  <w:style w:type="table" w:styleId="833">
     <w:name w:val="Bordered &amp; Lined - Accent 4"/>
-    <w:basedOn w:val="727"/>
+    <w:basedOn w:val="879"/>
     <w:uiPriority w:val="99"/>
     <w:pPr>
       <w:pBdr/>
@@ -30396,9 +30538,9 @@
       </w:tcPr>
     </w:tblStylePr>
   </w:style>
-  <w:style w:type="table" w:styleId="129">
+  <w:style w:type="table" w:styleId="834">
     <w:name w:val="Bordered &amp; Lined - Accent 5"/>
-    <w:basedOn w:val="727"/>
+    <w:basedOn w:val="879"/>
     <w:uiPriority w:val="99"/>
     <w:pPr>
       <w:pBdr/>
@@ -30640,9 +30782,9 @@
       </w:tcPr>
     </w:tblStylePr>
   </w:style>
-  <w:style w:type="table" w:styleId="130">
+  <w:style w:type="table" w:styleId="835">
     <w:name w:val="Bordered &amp; Lined - Accent 6"/>
-    <w:basedOn w:val="727"/>
+    <w:basedOn w:val="879"/>
     <w:uiPriority w:val="99"/>
     <w:pPr>
       <w:pBdr/>
@@ -30884,9 +31026,9 @@
       </w:tcPr>
     </w:tblStylePr>
   </w:style>
-  <w:style w:type="table" w:styleId="131">
+  <w:style w:type="table" w:styleId="836">
     <w:name w:val="Bordered"/>
-    <w:basedOn w:val="727"/>
+    <w:basedOn w:val="879"/>
     <w:uiPriority w:val="99"/>
     <w:pPr>
       <w:pBdr/>
@@ -31115,9 +31257,9 @@
       </w:tcPr>
     </w:tblStylePr>
   </w:style>
-  <w:style w:type="table" w:styleId="132">
+  <w:style w:type="table" w:styleId="837">
     <w:name w:val="Bordered - Accent 1"/>
-    <w:basedOn w:val="727"/>
+    <w:basedOn w:val="879"/>
     <w:uiPriority w:val="99"/>
     <w:pPr>
       <w:pBdr/>
@@ -31346,9 +31488,9 @@
       </w:tcPr>
     </w:tblStylePr>
   </w:style>
-  <w:style w:type="table" w:styleId="133">
+  <w:style w:type="table" w:styleId="838">
     <w:name w:val="Bordered - Accent 2"/>
-    <w:basedOn w:val="727"/>
+    <w:basedOn w:val="879"/>
     <w:uiPriority w:val="99"/>
     <w:pPr>
       <w:pBdr/>
@@ -31577,9 +31719,9 @@
       </w:tcPr>
     </w:tblStylePr>
   </w:style>
-  <w:style w:type="table" w:styleId="134">
+  <w:style w:type="table" w:styleId="839">
     <w:name w:val="Bordered - Accent 3"/>
-    <w:basedOn w:val="727"/>
+    <w:basedOn w:val="879"/>
     <w:uiPriority w:val="99"/>
     <w:pPr>
       <w:pBdr/>
@@ -31808,9 +31950,9 @@
       </w:tcPr>
     </w:tblStylePr>
   </w:style>
-  <w:style w:type="table" w:styleId="135">
+  <w:style w:type="table" w:styleId="840">
     <w:name w:val="Bordered - Accent 4"/>
-    <w:basedOn w:val="727"/>
+    <w:basedOn w:val="879"/>
     <w:uiPriority w:val="99"/>
     <w:pPr>
       <w:pBdr/>
@@ -32039,9 +32181,9 @@
       </w:tcPr>
     </w:tblStylePr>
   </w:style>
-  <w:style w:type="table" w:styleId="136">
+  <w:style w:type="table" w:styleId="841">
     <w:name w:val="Bordered - Accent 5"/>
-    <w:basedOn w:val="727"/>
+    <w:basedOn w:val="879"/>
     <w:uiPriority w:val="99"/>
     <w:pPr>
       <w:pBdr/>
@@ -32270,9 +32412,9 @@
       </w:tcPr>
     </w:tblStylePr>
   </w:style>
-  <w:style w:type="table" w:styleId="137">
+  <w:style w:type="table" w:styleId="842">
     <w:name w:val="Bordered - Accent 6"/>
-    <w:basedOn w:val="727"/>
+    <w:basedOn w:val="879"/>
     <w:uiPriority w:val="99"/>
     <w:pPr>
       <w:pBdr/>
@@ -32501,9 +32643,9 @@
       </w:tcPr>
     </w:tblStylePr>
   </w:style>
-  <w:style w:type="paragraph" w:styleId="170">
+  <w:style w:type="paragraph" w:styleId="843">
     <w:name w:val="No Spacing"/>
-    <w:basedOn w:val="716"/>
+    <w:basedOn w:val="868"/>
     <w:uiPriority w:val="1"/>
     <w:qFormat/>
     <w:pPr>
@@ -32512,9 +32654,9 @@
       <w:ind/>
     </w:pPr>
   </w:style>
-  <w:style w:type="character" w:styleId="171">
+  <w:style w:type="character" w:styleId="844">
     <w:name w:val="Subtle Emphasis"/>
-    <w:basedOn w:val="726"/>
+    <w:basedOn w:val="878"/>
     <w:uiPriority w:val="19"/>
     <w:qFormat/>
     <w:pPr>
@@ -32528,9 +32670,9 @@
       <w:color w:val="404040" w:themeColor="text1" w:themeTint="BF"/>
     </w:rPr>
   </w:style>
-  <w:style w:type="character" w:styleId="172">
+  <w:style w:type="character" w:styleId="845">
     <w:name w:val="Emphasis"/>
-    <w:basedOn w:val="726"/>
+    <w:basedOn w:val="878"/>
     <w:uiPriority w:val="20"/>
     <w:qFormat/>
     <w:pPr>
@@ -32543,9 +32685,9 @@
       <w:iCs/>
     </w:rPr>
   </w:style>
-  <w:style w:type="character" w:styleId="173">
+  <w:style w:type="character" w:styleId="846">
     <w:name w:val="Strong"/>
-    <w:basedOn w:val="726"/>
+    <w:basedOn w:val="878"/>
     <w:uiPriority w:val="22"/>
     <w:qFormat/>
     <w:pPr>
@@ -32558,9 +32700,9 @@
       <w:bCs/>
     </w:rPr>
   </w:style>
-  <w:style w:type="character" w:styleId="174">
+  <w:style w:type="character" w:styleId="847">
     <w:name w:val="Subtle Reference"/>
-    <w:basedOn w:val="726"/>
+    <w:basedOn w:val="878"/>
     <w:uiPriority w:val="31"/>
     <w:qFormat/>
     <w:pPr>
@@ -32573,9 +32715,9 @@
       <w:color w:val="5a5a5a" w:themeColor="text1" w:themeTint="A5"/>
     </w:rPr>
   </w:style>
-  <w:style w:type="character" w:styleId="175">
+  <w:style w:type="character" w:styleId="848">
     <w:name w:val="Book Title"/>
-    <w:basedOn w:val="726"/>
+    <w:basedOn w:val="878"/>
     <w:uiPriority w:val="33"/>
     <w:qFormat/>
     <w:pPr>
@@ -32591,10 +32733,10 @@
       <w:spacing w:val="5"/>
     </w:rPr>
   </w:style>
-  <w:style w:type="paragraph" w:styleId="180">
+  <w:style w:type="paragraph" w:styleId="849">
     <w:name w:val="Caption"/>
-    <w:basedOn w:val="716"/>
-    <w:next w:val="716"/>
+    <w:basedOn w:val="868"/>
+    <w:next w:val="868"/>
     <w:uiPriority w:val="35"/>
     <w:unhideWhenUsed/>
     <w:qFormat/>
@@ -32611,10 +32753,10 @@
       <w:szCs w:val="18"/>
     </w:rPr>
   </w:style>
-  <w:style w:type="paragraph" w:styleId="181">
+  <w:style w:type="paragraph" w:styleId="850">
     <w:name w:val="footnote text"/>
-    <w:basedOn w:val="716"/>
-    <w:link w:val="182"/>
+    <w:basedOn w:val="868"/>
+    <w:link w:val="851"/>
     <w:uiPriority w:val="99"/>
     <w:semiHidden/>
     <w:unhideWhenUsed/>
@@ -32628,10 +32770,10 @@
       <w:szCs w:val="20"/>
     </w:rPr>
   </w:style>
-  <w:style w:type="character" w:styleId="182">
+  <w:style w:type="character" w:styleId="851">
     <w:name w:val="Footnote Text Char"/>
-    <w:basedOn w:val="726"/>
-    <w:link w:val="181"/>
+    <w:basedOn w:val="878"/>
+    <w:link w:val="850"/>
     <w:uiPriority w:val="99"/>
     <w:semiHidden/>
     <w:pPr>
@@ -32644,9 +32786,9 @@
       <w:szCs w:val="20"/>
     </w:rPr>
   </w:style>
-  <w:style w:type="character" w:styleId="183">
+  <w:style w:type="character" w:styleId="852">
     <w:name w:val="footnote reference"/>
-    <w:basedOn w:val="726"/>
+    <w:basedOn w:val="878"/>
     <w:uiPriority w:val="99"/>
     <w:semiHidden/>
     <w:unhideWhenUsed/>
@@ -32659,10 +32801,10 @@
       <w:vertAlign w:val="superscript"/>
     </w:rPr>
   </w:style>
-  <w:style w:type="paragraph" w:styleId="184">
+  <w:style w:type="paragraph" w:styleId="853">
     <w:name w:val="endnote text"/>
-    <w:basedOn w:val="716"/>
-    <w:link w:val="185"/>
+    <w:basedOn w:val="868"/>
+    <w:link w:val="854"/>
     <w:uiPriority w:val="99"/>
     <w:semiHidden/>
     <w:unhideWhenUsed/>
@@ -32676,10 +32818,10 @@
       <w:szCs w:val="20"/>
     </w:rPr>
   </w:style>
-  <w:style w:type="character" w:styleId="185">
+  <w:style w:type="character" w:styleId="854">
     <w:name w:val="Endnote Text Char"/>
-    <w:basedOn w:val="726"/>
-    <w:link w:val="184"/>
+    <w:basedOn w:val="878"/>
+    <w:link w:val="853"/>
     <w:uiPriority w:val="99"/>
     <w:semiHidden/>
     <w:pPr>
@@ -32692,9 +32834,9 @@
       <w:szCs w:val="20"/>
     </w:rPr>
   </w:style>
-  <w:style w:type="character" w:styleId="186">
+  <w:style w:type="character" w:styleId="855">
     <w:name w:val="endnote reference"/>
-    <w:basedOn w:val="726"/>
+    <w:basedOn w:val="878"/>
     <w:uiPriority w:val="99"/>
     <w:semiHidden/>
     <w:unhideWhenUsed/>
@@ -32707,10 +32849,10 @@
       <w:vertAlign w:val="superscript"/>
     </w:rPr>
   </w:style>
-  <w:style w:type="paragraph" w:styleId="189">
+  <w:style w:type="paragraph" w:styleId="856">
     <w:name w:val="toc 1"/>
-    <w:basedOn w:val="716"/>
-    <w:next w:val="716"/>
+    <w:basedOn w:val="868"/>
+    <w:next w:val="868"/>
     <w:uiPriority w:val="39"/>
     <w:unhideWhenUsed/>
     <w:pPr>
@@ -32719,10 +32861,10 @@
       <w:ind/>
     </w:pPr>
   </w:style>
-  <w:style w:type="paragraph" w:styleId="190">
+  <w:style w:type="paragraph" w:styleId="857">
     <w:name w:val="toc 2"/>
-    <w:basedOn w:val="716"/>
-    <w:next w:val="716"/>
+    <w:basedOn w:val="868"/>
+    <w:next w:val="868"/>
     <w:uiPriority w:val="39"/>
     <w:unhideWhenUsed/>
     <w:pPr>
@@ -32731,10 +32873,10 @@
       <w:ind w:left="220"/>
     </w:pPr>
   </w:style>
-  <w:style w:type="paragraph" w:styleId="191">
+  <w:style w:type="paragraph" w:styleId="858">
     <w:name w:val="toc 3"/>
-    <w:basedOn w:val="716"/>
-    <w:next w:val="716"/>
+    <w:basedOn w:val="868"/>
+    <w:next w:val="868"/>
     <w:uiPriority w:val="39"/>
     <w:unhideWhenUsed/>
     <w:pPr>
@@ -32743,10 +32885,10 @@
       <w:ind w:left="440"/>
     </w:pPr>
   </w:style>
-  <w:style w:type="paragraph" w:styleId="192">
+  <w:style w:type="paragraph" w:styleId="859">
     <w:name w:val="toc 4"/>
-    <w:basedOn w:val="716"/>
-    <w:next w:val="716"/>
+    <w:basedOn w:val="868"/>
+    <w:next w:val="868"/>
     <w:uiPriority w:val="39"/>
     <w:unhideWhenUsed/>
     <w:pPr>
@@ -32755,10 +32897,10 @@
       <w:ind w:left="660"/>
     </w:pPr>
   </w:style>
-  <w:style w:type="paragraph" w:styleId="193">
+  <w:style w:type="paragraph" w:styleId="860">
     <w:name w:val="toc 5"/>
-    <w:basedOn w:val="716"/>
-    <w:next w:val="716"/>
+    <w:basedOn w:val="868"/>
+    <w:next w:val="868"/>
     <w:uiPriority w:val="39"/>
     <w:unhideWhenUsed/>
     <w:pPr>
@@ -32767,10 +32909,10 @@
       <w:ind w:left="880"/>
     </w:pPr>
   </w:style>
-  <w:style w:type="paragraph" w:styleId="194">
+  <w:style w:type="paragraph" w:styleId="861">
     <w:name w:val="toc 6"/>
-    <w:basedOn w:val="716"/>
-    <w:next w:val="716"/>
+    <w:basedOn w:val="868"/>
+    <w:next w:val="868"/>
     <w:uiPriority w:val="39"/>
     <w:unhideWhenUsed/>
     <w:pPr>
@@ -32779,10 +32921,10 @@
       <w:ind w:left="1100"/>
     </w:pPr>
   </w:style>
-  <w:style w:type="paragraph" w:styleId="195">
+  <w:style w:type="paragraph" w:styleId="862">
     <w:name w:val="toc 7"/>
-    <w:basedOn w:val="716"/>
-    <w:next w:val="716"/>
+    <w:basedOn w:val="868"/>
+    <w:next w:val="868"/>
     <w:uiPriority w:val="39"/>
     <w:unhideWhenUsed/>
     <w:pPr>
@@ -32791,10 +32933,10 @@
       <w:ind w:left="1320"/>
     </w:pPr>
   </w:style>
-  <w:style w:type="paragraph" w:styleId="196">
+  <w:style w:type="paragraph" w:styleId="863">
     <w:name w:val="toc 8"/>
-    <w:basedOn w:val="716"/>
-    <w:next w:val="716"/>
+    <w:basedOn w:val="868"/>
+    <w:next w:val="868"/>
     <w:uiPriority w:val="39"/>
     <w:unhideWhenUsed/>
     <w:pPr>
@@ -32803,10 +32945,10 @@
       <w:ind w:left="1540"/>
     </w:pPr>
   </w:style>
-  <w:style w:type="paragraph" w:styleId="197">
+  <w:style w:type="paragraph" w:styleId="864">
     <w:name w:val="toc 9"/>
-    <w:basedOn w:val="716"/>
-    <w:next w:val="716"/>
+    <w:basedOn w:val="868"/>
+    <w:next w:val="868"/>
     <w:uiPriority w:val="39"/>
     <w:unhideWhenUsed/>
     <w:pPr>
@@ -32815,9 +32957,9 @@
       <w:ind w:left="1760"/>
     </w:pPr>
   </w:style>
-  <w:style w:type="character" w:styleId="198">
+  <w:style w:type="character" w:styleId="865">
     <w:name w:val="Placeholder Text"/>
-    <w:basedOn w:val="726"/>
+    <w:basedOn w:val="878"/>
     <w:uiPriority w:val="99"/>
     <w:semiHidden/>
     <w:pPr>
@@ -32829,7 +32971,7 @@
       <w:color w:val="666666"/>
     </w:rPr>
   </w:style>
-  <w:style w:type="paragraph" w:styleId="208">
+  <w:style w:type="paragraph" w:styleId="866">
     <w:name w:val="TOC Heading"/>
     <w:uiPriority w:val="39"/>
     <w:unhideWhenUsed/>
@@ -32839,10 +32981,10 @@
       <w:ind/>
     </w:pPr>
   </w:style>
-  <w:style w:type="paragraph" w:styleId="209">
+  <w:style w:type="paragraph" w:styleId="867">
     <w:name w:val="table of figures"/>
-    <w:basedOn w:val="716"/>
-    <w:next w:val="716"/>
+    <w:basedOn w:val="868"/>
+    <w:next w:val="868"/>
     <w:uiPriority w:val="99"/>
     <w:unhideWhenUsed/>
     <w:pPr>
@@ -32851,7 +32993,7 @@
       <w:ind/>
     </w:pPr>
   </w:style>
-  <w:style w:type="paragraph" w:styleId="716" w:default="1">
+  <w:style w:type="paragraph" w:styleId="868" w:default="1">
     <w:name w:val="Normal"/>
     <w:qFormat/>
     <w:pPr>
@@ -32864,11 +33006,11 @@
       <w:sz w:val="22"/>
     </w:rPr>
   </w:style>
-  <w:style w:type="paragraph" w:styleId="717">
+  <w:style w:type="paragraph" w:styleId="869">
     <w:name w:val="Heading 1"/>
-    <w:basedOn w:val="716"/>
-    <w:next w:val="716"/>
-    <w:link w:val="729"/>
+    <w:basedOn w:val="868"/>
+    <w:next w:val="868"/>
+    <w:link w:val="881"/>
     <w:uiPriority w:val="9"/>
     <w:qFormat/>
     <w:pPr>
@@ -32886,11 +33028,11 @@
       <w:szCs w:val="40"/>
     </w:rPr>
   </w:style>
-  <w:style w:type="paragraph" w:styleId="718">
+  <w:style w:type="paragraph" w:styleId="870">
     <w:name w:val="Heading 2"/>
-    <w:basedOn w:val="716"/>
-    <w:next w:val="716"/>
-    <w:link w:val="730"/>
+    <w:basedOn w:val="868"/>
+    <w:next w:val="868"/>
+    <w:link w:val="882"/>
     <w:uiPriority w:val="9"/>
     <w:semiHidden/>
     <w:unhideWhenUsed/>
@@ -32910,11 +33052,11 @@
       <w:szCs w:val="32"/>
     </w:rPr>
   </w:style>
-  <w:style w:type="paragraph" w:styleId="719">
+  <w:style w:type="paragraph" w:styleId="871">
     <w:name w:val="Heading 3"/>
-    <w:basedOn w:val="716"/>
-    <w:next w:val="716"/>
-    <w:link w:val="731"/>
+    <w:basedOn w:val="868"/>
+    <w:next w:val="868"/>
+    <w:link w:val="883"/>
     <w:uiPriority w:val="9"/>
     <w:semiHidden/>
     <w:unhideWhenUsed/>
@@ -32934,11 +33076,11 @@
       <w:szCs w:val="28"/>
     </w:rPr>
   </w:style>
-  <w:style w:type="paragraph" w:styleId="720">
+  <w:style w:type="paragraph" w:styleId="872">
     <w:name w:val="Heading 4"/>
-    <w:basedOn w:val="716"/>
-    <w:next w:val="716"/>
-    <w:link w:val="732"/>
+    <w:basedOn w:val="868"/>
+    <w:next w:val="868"/>
+    <w:link w:val="884"/>
     <w:uiPriority w:val="9"/>
     <w:semiHidden/>
     <w:unhideWhenUsed/>
@@ -32958,11 +33100,11 @@
       <w:color w:val="365f91" w:themeColor="accent1" w:themeShade="BF"/>
     </w:rPr>
   </w:style>
-  <w:style w:type="paragraph" w:styleId="721">
+  <w:style w:type="paragraph" w:styleId="873">
     <w:name w:val="Heading 5"/>
-    <w:basedOn w:val="716"/>
-    <w:next w:val="716"/>
-    <w:link w:val="733"/>
+    <w:basedOn w:val="868"/>
+    <w:next w:val="868"/>
+    <w:link w:val="885"/>
     <w:uiPriority w:val="9"/>
     <w:semiHidden/>
     <w:unhideWhenUsed/>
@@ -32980,11 +33122,11 @@
       <w:color w:val="365f91" w:themeColor="accent1" w:themeShade="BF"/>
     </w:rPr>
   </w:style>
-  <w:style w:type="paragraph" w:styleId="722">
+  <w:style w:type="paragraph" w:styleId="874">
     <w:name w:val="Heading 6"/>
-    <w:basedOn w:val="716"/>
-    <w:next w:val="716"/>
-    <w:link w:val="734"/>
+    <w:basedOn w:val="868"/>
+    <w:next w:val="868"/>
+    <w:link w:val="886"/>
     <w:uiPriority w:val="9"/>
     <w:semiHidden/>
     <w:unhideWhenUsed/>
@@ -33004,11 +33146,11 @@
       <w:color w:val="595959" w:themeColor="text1" w:themeTint="A6"/>
     </w:rPr>
   </w:style>
-  <w:style w:type="paragraph" w:styleId="723">
+  <w:style w:type="paragraph" w:styleId="875">
     <w:name w:val="Heading 7"/>
-    <w:basedOn w:val="716"/>
-    <w:next w:val="716"/>
-    <w:link w:val="735"/>
+    <w:basedOn w:val="868"/>
+    <w:next w:val="868"/>
+    <w:link w:val="887"/>
     <w:uiPriority w:val="9"/>
     <w:semiHidden/>
     <w:unhideWhenUsed/>
@@ -33026,11 +33168,11 @@
       <w:color w:val="595959" w:themeColor="text1" w:themeTint="A6"/>
     </w:rPr>
   </w:style>
-  <w:style w:type="paragraph" w:styleId="724">
+  <w:style w:type="paragraph" w:styleId="876">
     <w:name w:val="Heading 8"/>
-    <w:basedOn w:val="716"/>
-    <w:next w:val="716"/>
-    <w:link w:val="736"/>
+    <w:basedOn w:val="868"/>
+    <w:next w:val="868"/>
+    <w:link w:val="888"/>
     <w:uiPriority w:val="9"/>
     <w:semiHidden/>
     <w:unhideWhenUsed/>
@@ -33050,11 +33192,11 @@
       <w:color w:val="272727" w:themeColor="text1" w:themeTint="D8"/>
     </w:rPr>
   </w:style>
-  <w:style w:type="paragraph" w:styleId="725">
+  <w:style w:type="paragraph" w:styleId="877">
     <w:name w:val="Heading 9"/>
-    <w:basedOn w:val="716"/>
-    <w:next w:val="716"/>
-    <w:link w:val="737"/>
+    <w:basedOn w:val="868"/>
+    <w:next w:val="868"/>
+    <w:link w:val="889"/>
     <w:uiPriority w:val="9"/>
     <w:semiHidden/>
     <w:unhideWhenUsed/>
@@ -33072,7 +33214,7 @@
       <w:color w:val="272727" w:themeColor="text1" w:themeTint="D8"/>
     </w:rPr>
   </w:style>
-  <w:style w:type="character" w:styleId="726" w:default="1">
+  <w:style w:type="character" w:styleId="878" w:default="1">
     <w:name w:val="Default Paragraph Font"/>
     <w:uiPriority w:val="1"/>
     <w:semiHidden/>
@@ -33083,7 +33225,7 @@
       <w:ind/>
     </w:pPr>
   </w:style>
-  <w:style w:type="table" w:styleId="727" w:default="1">
+  <w:style w:type="table" w:styleId="879" w:default="1">
     <w:name w:val="Normal Table"/>
     <w:uiPriority w:val="99"/>
     <w:semiHidden/>
@@ -33276,7 +33418,7 @@
       </w:tcPr>
     </w:tblStylePr>
   </w:style>
-  <w:style w:type="numbering" w:styleId="728" w:default="1">
+  <w:style w:type="numbering" w:styleId="880" w:default="1">
     <w:name w:val="No List"/>
     <w:uiPriority w:val="99"/>
     <w:semiHidden/>
@@ -33287,10 +33429,10 @@
       <w:ind/>
     </w:pPr>
   </w:style>
-  <w:style w:type="character" w:styleId="729" w:customStyle="1">
+  <w:style w:type="character" w:styleId="881" w:customStyle="1">
     <w:name w:val="Heading 1 Char"/>
-    <w:basedOn w:val="726"/>
-    <w:link w:val="717"/>
+    <w:basedOn w:val="878"/>
+    <w:link w:val="869"/>
     <w:uiPriority w:val="9"/>
     <w:pPr>
       <w:pBdr/>
@@ -33304,10 +33446,10 @@
       <w:szCs w:val="40"/>
     </w:rPr>
   </w:style>
-  <w:style w:type="character" w:styleId="730" w:customStyle="1">
+  <w:style w:type="character" w:styleId="882" w:customStyle="1">
     <w:name w:val="Heading 2 Char"/>
-    <w:basedOn w:val="726"/>
-    <w:link w:val="718"/>
+    <w:basedOn w:val="878"/>
+    <w:link w:val="870"/>
     <w:uiPriority w:val="9"/>
     <w:semiHidden/>
     <w:pPr>
@@ -33322,10 +33464,10 @@
       <w:szCs w:val="32"/>
     </w:rPr>
   </w:style>
-  <w:style w:type="character" w:styleId="731" w:customStyle="1">
+  <w:style w:type="character" w:styleId="883" w:customStyle="1">
     <w:name w:val="Heading 3 Char"/>
-    <w:basedOn w:val="726"/>
-    <w:link w:val="719"/>
+    <w:basedOn w:val="878"/>
+    <w:link w:val="871"/>
     <w:uiPriority w:val="9"/>
     <w:semiHidden/>
     <w:pPr>
@@ -33340,10 +33482,10 @@
       <w:szCs w:val="28"/>
     </w:rPr>
   </w:style>
-  <w:style w:type="character" w:styleId="732" w:customStyle="1">
+  <w:style w:type="character" w:styleId="884" w:customStyle="1">
     <w:name w:val="Heading 4 Char"/>
-    <w:basedOn w:val="726"/>
-    <w:link w:val="720"/>
+    <w:basedOn w:val="878"/>
+    <w:link w:val="872"/>
     <w:uiPriority w:val="9"/>
     <w:semiHidden/>
     <w:pPr>
@@ -33358,10 +33500,10 @@
       <w:color w:val="365f91" w:themeColor="accent1" w:themeShade="BF"/>
     </w:rPr>
   </w:style>
-  <w:style w:type="character" w:styleId="733" w:customStyle="1">
+  <w:style w:type="character" w:styleId="885" w:customStyle="1">
     <w:name w:val="Heading 5 Char"/>
-    <w:basedOn w:val="726"/>
-    <w:link w:val="721"/>
+    <w:basedOn w:val="878"/>
+    <w:link w:val="873"/>
     <w:uiPriority w:val="9"/>
     <w:semiHidden/>
     <w:pPr>
@@ -33374,10 +33516,10 @@
       <w:color w:val="365f91" w:themeColor="accent1" w:themeShade="BF"/>
     </w:rPr>
   </w:style>
-  <w:style w:type="character" w:styleId="734" w:customStyle="1">
+  <w:style w:type="character" w:styleId="886" w:customStyle="1">
     <w:name w:val="Heading 6 Char"/>
-    <w:basedOn w:val="726"/>
-    <w:link w:val="722"/>
+    <w:basedOn w:val="878"/>
+    <w:link w:val="874"/>
     <w:uiPriority w:val="9"/>
     <w:semiHidden/>
     <w:pPr>
@@ -33392,10 +33534,10 @@
       <w:color w:val="595959" w:themeColor="text1" w:themeTint="A6"/>
     </w:rPr>
   </w:style>
-  <w:style w:type="character" w:styleId="735" w:customStyle="1">
+  <w:style w:type="character" w:styleId="887" w:customStyle="1">
     <w:name w:val="Heading 7 Char"/>
-    <w:basedOn w:val="726"/>
-    <w:link w:val="723"/>
+    <w:basedOn w:val="878"/>
+    <w:link w:val="875"/>
     <w:uiPriority w:val="9"/>
     <w:semiHidden/>
     <w:pPr>
@@ -33408,10 +33550,10 @@
       <w:color w:val="595959" w:themeColor="text1" w:themeTint="A6"/>
     </w:rPr>
   </w:style>
-  <w:style w:type="character" w:styleId="736" w:customStyle="1">
+  <w:style w:type="character" w:styleId="888" w:customStyle="1">
     <w:name w:val="Heading 8 Char"/>
-    <w:basedOn w:val="726"/>
-    <w:link w:val="724"/>
+    <w:basedOn w:val="878"/>
+    <w:link w:val="876"/>
     <w:uiPriority w:val="9"/>
     <w:semiHidden/>
     <w:pPr>
@@ -33426,10 +33568,10 @@
       <w:color w:val="272727" w:themeColor="text1" w:themeTint="D8"/>
     </w:rPr>
   </w:style>
-  <w:style w:type="character" w:styleId="737" w:customStyle="1">
+  <w:style w:type="character" w:styleId="889" w:customStyle="1">
     <w:name w:val="Heading 9 Char"/>
-    <w:basedOn w:val="726"/>
-    <w:link w:val="725"/>
+    <w:basedOn w:val="878"/>
+    <w:link w:val="877"/>
     <w:uiPriority w:val="9"/>
     <w:semiHidden/>
     <w:pPr>
@@ -33442,11 +33584,11 @@
       <w:color w:val="272727" w:themeColor="text1" w:themeTint="D8"/>
     </w:rPr>
   </w:style>
-  <w:style w:type="paragraph" w:styleId="738">
+  <w:style w:type="paragraph" w:styleId="890">
     <w:name w:val="Title"/>
-    <w:basedOn w:val="716"/>
-    <w:next w:val="716"/>
-    <w:link w:val="739"/>
+    <w:basedOn w:val="868"/>
+    <w:next w:val="868"/>
+    <w:link w:val="891"/>
     <w:uiPriority w:val="10"/>
     <w:qFormat/>
     <w:pPr>
@@ -33462,10 +33604,10 @@
       <w:szCs w:val="56"/>
     </w:rPr>
   </w:style>
-  <w:style w:type="character" w:styleId="739" w:customStyle="1">
+  <w:style w:type="character" w:styleId="891" w:customStyle="1">
     <w:name w:val="Title Char"/>
-    <w:basedOn w:val="726"/>
-    <w:link w:val="738"/>
+    <w:basedOn w:val="878"/>
+    <w:link w:val="890"/>
     <w:uiPriority w:val="10"/>
     <w:pPr>
       <w:pBdr/>
@@ -33479,11 +33621,11 @@
       <w:szCs w:val="56"/>
     </w:rPr>
   </w:style>
-  <w:style w:type="paragraph" w:styleId="740">
+  <w:style w:type="paragraph" w:styleId="892">
     <w:name w:val="Subtitle"/>
-    <w:basedOn w:val="716"/>
-    <w:next w:val="716"/>
-    <w:link w:val="741"/>
+    <w:basedOn w:val="868"/>
+    <w:next w:val="868"/>
+    <w:link w:val="893"/>
     <w:uiPriority w:val="11"/>
     <w:qFormat/>
     <w:pPr>
@@ -33502,10 +33644,10 @@
       <w:szCs w:val="28"/>
     </w:rPr>
   </w:style>
-  <w:style w:type="character" w:styleId="741" w:customStyle="1">
+  <w:style w:type="character" w:styleId="893" w:customStyle="1">
     <w:name w:val="Subtitle Char"/>
-    <w:basedOn w:val="726"/>
-    <w:link w:val="740"/>
+    <w:basedOn w:val="878"/>
+    <w:link w:val="892"/>
     <w:uiPriority w:val="11"/>
     <w:pPr>
       <w:pBdr/>
@@ -33520,11 +33662,11 @@
       <w:szCs w:val="28"/>
     </w:rPr>
   </w:style>
-  <w:style w:type="paragraph" w:styleId="742">
+  <w:style w:type="paragraph" w:styleId="894">
     <w:name w:val="Quote"/>
-    <w:basedOn w:val="716"/>
-    <w:next w:val="716"/>
-    <w:link w:val="743"/>
+    <w:basedOn w:val="868"/>
+    <w:next w:val="868"/>
+    <w:link w:val="895"/>
     <w:uiPriority w:val="29"/>
     <w:qFormat/>
     <w:pPr>
@@ -33539,10 +33681,10 @@
       <w:color w:val="404040" w:themeColor="text1" w:themeTint="BF"/>
     </w:rPr>
   </w:style>
-  <w:style w:type="character" w:styleId="743" w:customStyle="1">
+  <w:style w:type="character" w:styleId="895" w:customStyle="1">
     <w:name w:val="Quote Char"/>
-    <w:basedOn w:val="726"/>
-    <w:link w:val="742"/>
+    <w:basedOn w:val="878"/>
+    <w:link w:val="894"/>
     <w:uiPriority w:val="29"/>
     <w:pPr>
       <w:pBdr/>
@@ -33555,9 +33697,9 @@
       <w:color w:val="404040" w:themeColor="text1" w:themeTint="BF"/>
     </w:rPr>
   </w:style>
-  <w:style w:type="paragraph" w:styleId="744">
+  <w:style w:type="paragraph" w:styleId="896">
     <w:name w:val="List Paragraph"/>
-    <w:basedOn w:val="716"/>
+    <w:basedOn w:val="868"/>
     <w:uiPriority w:val="34"/>
     <w:qFormat/>
     <w:pPr>
@@ -33567,9 +33709,9 @@
       <w:contextualSpacing w:val="true"/>
     </w:pPr>
   </w:style>
-  <w:style w:type="character" w:styleId="745">
+  <w:style w:type="character" w:styleId="897">
     <w:name w:val="Intense Emphasis"/>
-    <w:basedOn w:val="726"/>
+    <w:basedOn w:val="878"/>
     <w:uiPriority w:val="21"/>
     <w:qFormat/>
     <w:pPr>
@@ -33583,11 +33725,11 @@
       <w:color w:val="365f91" w:themeColor="accent1" w:themeShade="BF"/>
     </w:rPr>
   </w:style>
-  <w:style w:type="paragraph" w:styleId="746">
+  <w:style w:type="paragraph" w:styleId="898">
     <w:name w:val="Intense Quote"/>
-    <w:basedOn w:val="716"/>
-    <w:next w:val="716"/>
-    <w:link w:val="747"/>
+    <w:basedOn w:val="868"/>
+    <w:next w:val="868"/>
+    <w:link w:val="899"/>
     <w:uiPriority w:val="30"/>
     <w:qFormat/>
     <w:pPr>
@@ -33605,10 +33747,10 @@
       <w:color w:val="365f91" w:themeColor="accent1" w:themeShade="BF"/>
     </w:rPr>
   </w:style>
-  <w:style w:type="character" w:styleId="747" w:customStyle="1">
+  <w:style w:type="character" w:styleId="899" w:customStyle="1">
     <w:name w:val="Intense Quote Char"/>
-    <w:basedOn w:val="726"/>
-    <w:link w:val="746"/>
+    <w:basedOn w:val="878"/>
+    <w:link w:val="898"/>
     <w:uiPriority w:val="30"/>
     <w:pPr>
       <w:pBdr/>
@@ -33621,9 +33763,9 @@
       <w:color w:val="365f91" w:themeColor="accent1" w:themeShade="BF"/>
     </w:rPr>
   </w:style>
-  <w:style w:type="character" w:styleId="748">
+  <w:style w:type="character" w:styleId="900">
     <w:name w:val="Intense Reference"/>
-    <w:basedOn w:val="726"/>
+    <w:basedOn w:val="878"/>
     <w:uiPriority w:val="32"/>
     <w:qFormat/>
     <w:pPr>
@@ -33639,10 +33781,10 @@
       <w:spacing w:val="5"/>
     </w:rPr>
   </w:style>
-  <w:style w:type="paragraph" w:styleId="749">
+  <w:style w:type="paragraph" w:styleId="901">
     <w:name w:val="Header"/>
-    <w:basedOn w:val="716"/>
-    <w:link w:val="750"/>
+    <w:basedOn w:val="868"/>
+    <w:link w:val="902"/>
     <w:uiPriority w:val="99"/>
     <w:unhideWhenUsed/>
     <w:pPr>
@@ -33655,10 +33797,10 @@
       <w:ind/>
     </w:pPr>
   </w:style>
-  <w:style w:type="character" w:styleId="750" w:customStyle="1">
+  <w:style w:type="character" w:styleId="902" w:customStyle="1">
     <w:name w:val="Header Char"/>
-    <w:basedOn w:val="726"/>
-    <w:link w:val="749"/>
+    <w:basedOn w:val="878"/>
+    <w:link w:val="901"/>
     <w:uiPriority w:val="99"/>
     <w:pPr>
       <w:pBdr/>
@@ -33669,10 +33811,10 @@
       <w:rFonts w:ascii="Times New Roman" w:hAnsi="Times New Roman"/>
     </w:rPr>
   </w:style>
-  <w:style w:type="paragraph" w:styleId="751">
+  <w:style w:type="paragraph" w:styleId="903">
     <w:name w:val="Footer"/>
-    <w:basedOn w:val="716"/>
-    <w:link w:val="752"/>
+    <w:basedOn w:val="868"/>
+    <w:link w:val="904"/>
     <w:uiPriority w:val="99"/>
     <w:unhideWhenUsed/>
     <w:pPr>
@@ -33685,10 +33827,10 @@
       <w:ind/>
     </w:pPr>
   </w:style>
-  <w:style w:type="character" w:styleId="752" w:customStyle="1">
+  <w:style w:type="character" w:styleId="904" w:customStyle="1">
     <w:name w:val="Footer Char"/>
-    <w:basedOn w:val="726"/>
-    <w:link w:val="751"/>
+    <w:basedOn w:val="878"/>
+    <w:link w:val="903"/>
     <w:uiPriority w:val="99"/>
     <w:pPr>
       <w:pBdr/>
@@ -33699,9 +33841,9 @@
       <w:rFonts w:ascii="Times New Roman" w:hAnsi="Times New Roman"/>
     </w:rPr>
   </w:style>
-  <w:style w:type="character" w:styleId="753">
+  <w:style w:type="character" w:styleId="905">
     <w:name w:val="Hyperlink"/>
-    <w:basedOn w:val="726"/>
+    <w:basedOn w:val="878"/>
     <w:uiPriority w:val="99"/>
     <w:unhideWhenUsed/>
     <w:pPr>
@@ -33714,9 +33856,9 @@
       <w:u w:val="single"/>
     </w:rPr>
   </w:style>
-  <w:style w:type="character" w:styleId="754">
+  <w:style w:type="character" w:styleId="906">
     <w:name w:val="Unresolved Mention"/>
-    <w:basedOn w:val="726"/>
+    <w:basedOn w:val="878"/>
     <w:uiPriority w:val="99"/>
     <w:semiHidden/>
     <w:unhideWhenUsed/>
@@ -33730,9 +33872,9 @@
       <w:shd w:val="clear" w:color="auto" w:fill="e1dfdd"/>
     </w:rPr>
   </w:style>
-  <w:style w:type="character" w:styleId="755">
+  <w:style w:type="character" w:styleId="907">
     <w:name w:val="FollowedHyperlink"/>
-    <w:basedOn w:val="726"/>
+    <w:basedOn w:val="878"/>
     <w:uiPriority w:val="99"/>
     <w:semiHidden/>
     <w:unhideWhenUsed/>
@@ -33746,9 +33888,9 @@
       <w:u w:val="single"/>
     </w:rPr>
   </w:style>
-  <w:style w:type="paragraph" w:styleId="756">
+  <w:style w:type="paragraph" w:styleId="908">
     <w:name w:val="Normal (Web)"/>
-    <w:basedOn w:val="716"/>
+    <w:basedOn w:val="868"/>
     <w:uiPriority w:val="99"/>
     <w:semiHidden/>
     <w:unhideWhenUsed/>

--- a/CV - Nguyen Hoang Quan.docx
+++ b/CV - Nguyen Hoang Quan.docx
@@ -1524,37 +1524,7 @@
             <w:r>
               <w:t xml:space="preserve"> – Overall 6.5 (December 15, 2025) – </w:t>
             </w:r>
-            <w:hyperlink r:id="rId20" w:tooltip="https://quannh.xyz" w:history="1">
-              <w:r>
-                <w:rPr>
-                  <w:rStyle w:val="905"/>
-                  <w:color w:val="000000"/>
-                  <w:u w:val="none"/>
-                </w:rPr>
-                <w:t xml:space="preserve">view</w:t>
-              </w:r>
-            </w:hyperlink>
-            <w:r/>
-            <w:r/>
-          </w:p>
-          <w:p>
-            <w:pPr>
-              <w:pBdr/>
-              <w:spacing w:after="39" w:before="39" w:line="276" w:lineRule="auto"/>
-              <w:ind w:left="0"/>
-              <w:rPr/>
-            </w:pPr>
-            <w:r>
-              <w:rPr>
-                <w:b/>
-                <w:bCs/>
-              </w:rPr>
-              <w:t xml:space="preserve">Front-End Foundation Developer</w:t>
-            </w:r>
-            <w:r>
-              <w:t xml:space="preserve"> – CyberSoft – </w:t>
-            </w:r>
-            <w:hyperlink r:id="rId21" w:tooltip="https://quannh.xyz" w:history="1">
+            <w:hyperlink r:id="rId20" w:tooltip="https://quannh.xyz/#language" w:history="1">
               <w:r>
                 <w:rPr>
                   <w:rStyle w:val="905"/>
